--- a/CMA_Summaries_B2_Ch03.docx
+++ b/CMA_Summaries_B2_Ch03.docx
@@ -1246,6 +1246,142 @@
         <w:t xml:space="preserve"> </w:t>
       </w:r>
     </w:p>
+    <w:p>
+      <w:pPr>
+        <w:spacing w:before="44" w:after="10"/>
+      </w:pPr>
+      <w:r>
+        <w:rPr>
+          <w:b/>
+          <w:bCs/>
+          <w:color w:val="353A7C"/>
+          <w:sz w:val="18"/>
+          <w:szCs w:val="18"/>
+        </w:rPr>
+        <w:t xml:space="preserve">The English this section uses, and its Arabic</w:t>
+      </w:r>
+    </w:p>
+    <w:p>
+      <w:pPr>
+        <w:spacing w:before="0" w:after="12"/>
+      </w:pPr>
+      <w:r>
+        <w:rPr>
+          <w:color w:val="6B7280"/>
+          <w:sz w:val="15"/>
+          <w:szCs w:val="15"/>
+        </w:rPr>
+        <w:t xml:space="preserve">Each term sits against what it means.</w:t>
+      </w:r>
+    </w:p>
+    <w:p>
+      <w:pPr>
+        <w:spacing w:after="40" w:before="90"/>
+        <w:jc w:val="center"/>
+      </w:pPr>
+      <w:r>
+        <w:drawing>
+          <wp:inline distT="0" distB="0" distL="0" distR="0">
+            <wp:extent cx="5734050" cy="1931475"/>
+            <wp:effectExtent t="0" r="0" b="0" l="0"/>
+            <wp:docPr id="1" name="" descr="" title=""/>
+            <wp:cNvGraphicFramePr>
+              <a:graphicFrameLocks xmlns:a="http://schemas.openxmlformats.org/drawingml/2006/main" noChangeAspect="1"/>
+            </wp:cNvGraphicFramePr>
+            <a:graphic xmlns:a="http://schemas.openxmlformats.org/drawingml/2006/main">
+              <a:graphicData uri="http://schemas.openxmlformats.org/drawingml/2006/picture">
+                <pic:pic xmlns:pic="http://schemas.openxmlformats.org/drawingml/2006/picture">
+                  <pic:nvPicPr>
+                    <pic:cNvPr id="0" name="" descr=""/>
+                    <pic:cNvPicPr>
+                      <a:picLocks noChangeAspect="1" noChangeArrowheads="1"/>
+                    </pic:cNvPicPr>
+                  </pic:nvPicPr>
+                  <pic:blipFill>
+                    <a:blip r:embed="rId102" cstate="none"/>
+                    <a:srcRect/>
+                    <a:stretch>
+                      <a:fillRect/>
+                    </a:stretch>
+                  </pic:blipFill>
+                  <pic:spPr bwMode="auto">
+                    <a:xfrm>
+                      <a:off x="0" y="0"/>
+                      <a:ext cx="5734050" cy="1931475"/>
+                    </a:xfrm>
+                    <a:prstGeom prst="rect">
+                      <a:avLst/>
+                    </a:prstGeom>
+                  </pic:spPr>
+                </pic:pic>
+              </a:graphicData>
+            </a:graphic>
+          </wp:inline>
+        </w:drawing>
+      </w:r>
+    </w:p>
+    <w:tbl>
+      <w:tblPr>
+        <w:tblW w:type="pct" w:w="100%"/>
+        <w:tblLayout w:type="fixed"/>
+        <w:tblBorders>
+          <w:top w:val="single" w:color="FBFAF6" w:sz="4"/>
+          <w:left w:val="single" w:color="FBFAF6" w:sz="4"/>
+          <w:bottom w:val="single" w:color="FBFAF6" w:sz="4"/>
+          <w:right w:val="single" w:color="FBFAF6" w:sz="4"/>
+          <w:insideH w:val="single" w:color="FBFAF6" w:sz="4"/>
+          <w:insideV w:val="single" w:color="FBFAF6" w:sz="4"/>
+        </w:tblBorders>
+      </w:tblPr>
+      <w:tblGrid>
+        <w:gridCol w:w="9600"/>
+      </w:tblGrid>
+      <w:tr>
+        <w:tc>
+          <w:tcPr>
+            <w:tcW w:type="pct" w:w="5000"/>
+            <w:shd w:fill="FBFAF6" w:val="clear"/>
+            <w:tcMar>
+              <w:top w:type="dxa" w:w="40"/>
+              <w:left w:type="dxa" w:w="100"/>
+              <w:bottom w:type="dxa" w:w="40"/>
+              <w:right w:type="dxa" w:w="100"/>
+            </w:tcMar>
+          </w:tcPr>
+          <w:p>
+            <w:pPr>
+              <w:spacing w:before="18" w:after="6"/>
+            </w:pPr>
+            <w:r>
+              <w:rPr>
+                <w:b/>
+                <w:bCs/>
+                <w:color w:val="6B7280"/>
+                <w:sz w:val="14"/>
+                <w:szCs w:val="14"/>
+              </w:rPr>
+              <w:t xml:space="preserve">word list</w:t>
+            </w:r>
+          </w:p>
+          <w:p>
+            <w:pPr>
+              <w:spacing w:before="0" w:after="18"/>
+            </w:pPr>
+            <w:r>
+              <w:rPr>
+                <w:b/>
+                <w:bCs/>
+                <w:color w:val="353A7C"/>
+                <w:sz w:val="16"/>
+                <w:szCs w:val="16"/>
+              </w:rPr>
+              <w:t xml:space="preserve">multiple regression   ·   account analysis   ·   scatter plot</w:t>
+            </w:r>
+          </w:p>
+        </w:tc>
+      </w:tr>
+    </w:tbl>
+    <w:p/>
     <w:tbl>
       <w:tblPr>
         <w:tblW w:type="pct" w:w="100%"/>
@@ -1574,14 +1710,14 @@
                 <w:sz w:val="16"/>
                 <w:szCs w:val="16"/>
               </w:rPr>
-              <w:t xml:space="preserve">8  </w:t>
-            </w:r>
-            <w:r>
-              <w:rPr>
-                <w:sz w:val="16"/>
-                <w:szCs w:val="16"/>
-              </w:rPr>
-              <w:t xml:space="preserve">Simple; needs two points</w:t>
+              <w:t xml:space="preserve">9  </w:t>
+            </w:r>
+            <w:r>
+              <w:rPr>
+                <w:sz w:val="16"/>
+                <w:szCs w:val="16"/>
+              </w:rPr>
+              <w:t xml:space="preserve">Uses all data; gives R2, t and standard error</w:t>
             </w:r>
           </w:p>
         </w:tc>
@@ -1642,14 +1778,14 @@
                 <w:sz w:val="16"/>
                 <w:szCs w:val="16"/>
               </w:rPr>
-              <w:t xml:space="preserve">9  </w:t>
-            </w:r>
-            <w:r>
-              <w:rPr>
-                <w:sz w:val="16"/>
-                <w:szCs w:val="16"/>
-              </w:rPr>
-              <w:t xml:space="preserve">Uses all data; gives R2, t and standard error</w:t>
+              <w:t xml:space="preserve">10  </w:t>
+            </w:r>
+            <w:r>
+              <w:rPr>
+                <w:sz w:val="16"/>
+                <w:szCs w:val="16"/>
+              </w:rPr>
+              <w:t xml:space="preserve">Works for new products with no history</w:t>
             </w:r>
           </w:p>
         </w:tc>
@@ -1710,14 +1846,14 @@
                 <w:sz w:val="16"/>
                 <w:szCs w:val="16"/>
               </w:rPr>
-              <w:t xml:space="preserve">10  </w:t>
-            </w:r>
-            <w:r>
-              <w:rPr>
-                <w:sz w:val="16"/>
-                <w:szCs w:val="16"/>
-              </w:rPr>
-              <w:t xml:space="preserve">Works for new products with no history</w:t>
+              <w:t xml:space="preserve">11  </w:t>
+            </w:r>
+            <w:r>
+              <w:rPr>
+                <w:sz w:val="16"/>
+                <w:szCs w:val="16"/>
+              </w:rPr>
+              <w:t xml:space="preserve">horizontal</w:t>
             </w:r>
           </w:p>
         </w:tc>
@@ -1778,14 +1914,14 @@
                 <w:sz w:val="16"/>
                 <w:szCs w:val="16"/>
               </w:rPr>
-              <w:t xml:space="preserve">11  </w:t>
-            </w:r>
-            <w:r>
-              <w:rPr>
-                <w:sz w:val="16"/>
-                <w:szCs w:val="16"/>
-              </w:rPr>
-              <w:t xml:space="preserve">horizontal</w:t>
+              <w:t xml:space="preserve">12  </w:t>
+            </w:r>
+            <w:r>
+              <w:rPr>
+                <w:sz w:val="16"/>
+                <w:szCs w:val="16"/>
+              </w:rPr>
+              <w:t xml:space="preserve">vertical</w:t>
             </w:r>
           </w:p>
         </w:tc>
@@ -1846,14 +1982,14 @@
                 <w:sz w:val="16"/>
                 <w:szCs w:val="16"/>
               </w:rPr>
-              <w:t xml:space="preserve">12  </w:t>
-            </w:r>
-            <w:r>
-              <w:rPr>
-                <w:sz w:val="16"/>
-                <w:szCs w:val="16"/>
-              </w:rPr>
-              <w:t xml:space="preserve">vertical</w:t>
+              <w:t xml:space="preserve">13  </w:t>
+            </w:r>
+            <w:r>
+              <w:rPr>
+                <w:sz w:val="16"/>
+                <w:szCs w:val="16"/>
+              </w:rPr>
+              <w:t xml:space="preserve">straight</w:t>
             </w:r>
           </w:p>
         </w:tc>
@@ -1914,14 +2050,14 @@
                 <w:sz w:val="16"/>
                 <w:szCs w:val="16"/>
               </w:rPr>
-              <w:t xml:space="preserve">13  </w:t>
-            </w:r>
-            <w:r>
-              <w:rPr>
-                <w:sz w:val="16"/>
-                <w:szCs w:val="16"/>
-              </w:rPr>
-              <w:t xml:space="preserve">straight</w:t>
+              <w:t xml:space="preserve">14  </w:t>
+            </w:r>
+            <w:r>
+              <w:rPr>
+                <w:sz w:val="16"/>
+                <w:szCs w:val="16"/>
+              </w:rPr>
+              <w:t xml:space="preserve">unusual</w:t>
             </w:r>
           </w:p>
         </w:tc>
@@ -1982,14 +2118,82 @@
                 <w:sz w:val="16"/>
                 <w:szCs w:val="16"/>
               </w:rPr>
-              <w:t xml:space="preserve">14  </w:t>
-            </w:r>
-            <w:r>
-              <w:rPr>
-                <w:sz w:val="16"/>
-                <w:szCs w:val="16"/>
-              </w:rPr>
-              <w:t xml:space="preserve">unusual</w:t>
+              <w:t xml:space="preserve">15  </w:t>
+            </w:r>
+            <w:r>
+              <w:rPr>
+                <w:sz w:val="16"/>
+                <w:szCs w:val="16"/>
+              </w:rPr>
+              <w:t xml:space="preserve">scatter plot</w:t>
+            </w:r>
+          </w:p>
+        </w:tc>
+      </w:tr>
+      <w:tr>
+        <w:tc>
+          <w:tcPr>
+            <w:tcW w:type="pct" w:w="2500"/>
+            <w:tcMar>
+              <w:top w:type="dxa" w:w="20"/>
+              <w:left w:type="dxa" w:w="80"/>
+              <w:bottom w:type="dxa" w:w="20"/>
+              <w:right w:type="dxa" w:w="80"/>
+            </w:tcMar>
+          </w:tcPr>
+          <w:p>
+            <w:pPr>
+              <w:spacing w:before="12" w:after="12"/>
+            </w:pPr>
+            <w:r>
+              <w:rPr>
+                <w:b/>
+                <w:bCs/>
+                <w:color w:val="8186EF"/>
+                <w:sz w:val="16"/>
+                <w:szCs w:val="16"/>
+              </w:rPr>
+              <w:t xml:space="preserve">8  </w:t>
+            </w:r>
+            <w:r>
+              <w:rPr>
+                <w:sz w:val="16"/>
+                <w:szCs w:val="16"/>
+              </w:rPr>
+              <w:t xml:space="preserve">Simple; needs two points</w:t>
+            </w:r>
+          </w:p>
+        </w:tc>
+        <w:tc>
+          <w:tcPr>
+            <w:tcW w:type="pct" w:w="2500"/>
+            <w:tcMar>
+              <w:top w:type="dxa" w:w="20"/>
+              <w:left w:type="dxa" w:w="80"/>
+              <w:bottom w:type="dxa" w:w="20"/>
+              <w:right w:type="dxa" w:w="80"/>
+            </w:tcMar>
+          </w:tcPr>
+          <w:p>
+            <w:pPr>
+              <w:spacing w:before="12" w:after="12"/>
+            </w:pPr>
+            <w:r>
+              <w:rPr>
+                <w:b/>
+                <w:bCs/>
+                <w:color w:val="8186EF"/>
+                <w:sz w:val="16"/>
+                <w:szCs w:val="16"/>
+              </w:rPr>
+              <w:t xml:space="preserve">16  </w:t>
+            </w:r>
+            <w:r>
+              <w:rPr>
+                <w:sz w:val="16"/>
+                <w:szCs w:val="16"/>
+              </w:rPr>
+              <w:t xml:space="preserve">account analysis</w:t>
             </w:r>
           </w:p>
         </w:tc>
@@ -5479,7 +5683,7 @@
                     </pic:cNvPicPr>
                   </pic:nvPicPr>
                   <pic:blipFill>
-                    <a:blip r:embed="rId102" cstate="none"/>
+                    <a:blip r:embed="rId103" cstate="none"/>
                     <a:srcRect/>
                     <a:stretch>
                       <a:fillRect/>
@@ -7143,7 +7347,7 @@
                     </pic:cNvPicPr>
                   </pic:nvPicPr>
                   <pic:blipFill>
-                    <a:blip r:embed="rId103" cstate="none"/>
+                    <a:blip r:embed="rId104" cstate="none"/>
                     <a:srcRect/>
                     <a:stretch>
                       <a:fillRect/>
@@ -9967,6 +10171,154 @@
       </w:tr>
     </w:tbl>
     <w:p/>
+    <w:p>
+      <w:pPr>
+        <w:spacing w:before="44" w:after="10"/>
+      </w:pPr>
+      <w:r>
+        <w:rPr>
+          <w:b/>
+          <w:bCs/>
+          <w:color w:val="353A7C"/>
+          <w:sz w:val="18"/>
+          <w:szCs w:val="18"/>
+        </w:rPr>
+        <w:t xml:space="preserve">The English this section uses, and its Arabic</w:t>
+      </w:r>
+    </w:p>
+    <w:p>
+      <w:pPr>
+        <w:spacing w:before="0" w:after="12"/>
+      </w:pPr>
+      <w:r>
+        <w:rPr>
+          <w:color w:val="6B7280"/>
+          <w:sz w:val="15"/>
+          <w:szCs w:val="15"/>
+        </w:rPr>
+        <w:t xml:space="preserve">Each term sits against what it means.</w:t>
+      </w:r>
+    </w:p>
+    <w:p>
+      <w:pPr>
+        <w:spacing w:after="40" w:before="90"/>
+        <w:jc w:val="center"/>
+      </w:pPr>
+      <w:r>
+        <w:drawing>
+          <wp:inline distT="0" distB="0" distL="0" distR="0">
+            <wp:extent cx="5734050" cy="1931475"/>
+            <wp:effectExtent t="0" r="0" b="0" l="0"/>
+            <wp:docPr id="1" name="" descr="" title=""/>
+            <wp:cNvGraphicFramePr>
+              <a:graphicFrameLocks xmlns:a="http://schemas.openxmlformats.org/drawingml/2006/main" noChangeAspect="1"/>
+            </wp:cNvGraphicFramePr>
+            <a:graphic xmlns:a="http://schemas.openxmlformats.org/drawingml/2006/main">
+              <a:graphicData uri="http://schemas.openxmlformats.org/drawingml/2006/picture">
+                <pic:pic xmlns:pic="http://schemas.openxmlformats.org/drawingml/2006/picture">
+                  <pic:nvPicPr>
+                    <pic:cNvPr id="0" name="" descr=""/>
+                    <pic:cNvPicPr>
+                      <a:picLocks noChangeAspect="1" noChangeArrowheads="1"/>
+                    </pic:cNvPicPr>
+                  </pic:nvPicPr>
+                  <pic:blipFill>
+                    <a:blip r:embed="rId105" cstate="none"/>
+                    <a:srcRect/>
+                    <a:stretch>
+                      <a:fillRect/>
+                    </a:stretch>
+                  </pic:blipFill>
+                  <pic:spPr bwMode="auto">
+                    <a:xfrm>
+                      <a:off x="0" y="0"/>
+                      <a:ext cx="5734050" cy="1931475"/>
+                    </a:xfrm>
+                    <a:prstGeom prst="rect">
+                      <a:avLst/>
+                    </a:prstGeom>
+                  </pic:spPr>
+                </pic:pic>
+              </a:graphicData>
+            </a:graphic>
+          </wp:inline>
+        </w:drawing>
+      </w:r>
+    </w:p>
+    <w:tbl>
+      <w:tblPr>
+        <w:tblW w:type="pct" w:w="100%"/>
+        <w:tblLayout w:type="fixed"/>
+        <w:tblBorders>
+          <w:top w:val="single" w:color="FBFAF6" w:sz="4"/>
+          <w:left w:val="single" w:color="FBFAF6" w:sz="4"/>
+          <w:bottom w:val="single" w:color="FBFAF6" w:sz="4"/>
+          <w:right w:val="single" w:color="FBFAF6" w:sz="4"/>
+          <w:insideH w:val="single" w:color="FBFAF6" w:sz="4"/>
+          <w:insideV w:val="single" w:color="FBFAF6" w:sz="4"/>
+        </w:tblBorders>
+      </w:tblPr>
+      <w:tblGrid>
+        <w:gridCol w:w="9600"/>
+      </w:tblGrid>
+      <w:tr>
+        <w:tc>
+          <w:tcPr>
+            <w:tcW w:type="pct" w:w="5000"/>
+            <w:shd w:fill="FBFAF6" w:val="clear"/>
+            <w:tcMar>
+              <w:top w:type="dxa" w:w="40"/>
+              <w:left w:type="dxa" w:w="100"/>
+              <w:bottom w:type="dxa" w:w="40"/>
+              <w:right w:type="dxa" w:w="100"/>
+            </w:tcMar>
+          </w:tcPr>
+          <w:p>
+            <w:pPr>
+              <w:spacing w:before="18" w:after="6"/>
+            </w:pPr>
+            <w:r>
+              <w:rPr>
+                <w:b/>
+                <w:bCs/>
+                <w:color w:val="6B7280"/>
+                <w:sz w:val="14"/>
+                <w:szCs w:val="14"/>
+              </w:rPr>
+              <w:t xml:space="preserve">word list</w:t>
+            </w:r>
+          </w:p>
+          <w:p>
+            <w:pPr>
+              <w:spacing w:before="0" w:after="18"/>
+            </w:pPr>
+            <w:r>
+              <w:rPr>
+                <w:b/>
+                <w:bCs/>
+                <w:color w:val="353A7C"/>
+                <w:sz w:val="16"/>
+                <w:szCs w:val="16"/>
+              </w:rPr>
+              <w:t xml:space="preserve">dependent variable   ·   multiple regression   ·   regression analysis</w:t>
+            </w:r>
+          </w:p>
+        </w:tc>
+      </w:tr>
+    </w:tbl>
+    <w:p/>
+    <w:p>
+      <w:pPr>
+        <w:pageBreakBefore w:val="true"/>
+        <w:spacing w:after="0"/>
+      </w:pPr>
+      <w:r>
+        <w:rPr>
+          <w:sz w:val="2"/>
+        </w:rPr>
+        <w:t xml:space="preserve"> </w:t>
+      </w:r>
+    </w:p>
     <w:tbl>
       <w:tblPr>
         <w:tblW w:type="pct" w:w="100%"/>
@@ -10243,14 +10595,14 @@
                 <w:sz w:val="16"/>
                 <w:szCs w:val="16"/>
               </w:rPr>
-              <w:t xml:space="preserve">8  </w:t>
-            </w:r>
-            <w:r>
-              <w:rPr>
-                <w:sz w:val="16"/>
-                <w:szCs w:val="16"/>
-              </w:rPr>
-              <w:t xml:space="preserve">Share of variation explained by both drivers</w:t>
+              <w:t xml:space="preserve">9  </w:t>
+            </w:r>
+            <w:r>
+              <w:rPr>
+                <w:sz w:val="16"/>
+                <w:szCs w:val="16"/>
+              </w:rPr>
+              <w:t xml:space="preserve">15,000 + 11.5 × 3,200 + 150 × 20</w:t>
             </w:r>
           </w:p>
         </w:tc>
@@ -10311,14 +10663,14 @@
                 <w:sz w:val="16"/>
                 <w:szCs w:val="16"/>
               </w:rPr>
-              <w:t xml:space="preserve">9  </w:t>
-            </w:r>
-            <w:r>
-              <w:rPr>
-                <w:sz w:val="16"/>
-                <w:szCs w:val="16"/>
-              </w:rPr>
-              <w:t xml:space="preserve">15,000 + 11.5 × 3,200 + 150 × 20</w:t>
+              <w:t xml:space="preserve">10  </w:t>
+            </w:r>
+            <w:r>
+              <w:rPr>
+                <w:sz w:val="16"/>
+                <w:szCs w:val="16"/>
+              </w:rPr>
+              <w:t xml:space="preserve">second</w:t>
             </w:r>
           </w:p>
         </w:tc>
@@ -10379,14 +10731,14 @@
                 <w:sz w:val="16"/>
                 <w:szCs w:val="16"/>
               </w:rPr>
-              <w:t xml:space="preserve">10  </w:t>
-            </w:r>
-            <w:r>
-              <w:rPr>
-                <w:sz w:val="16"/>
-                <w:szCs w:val="16"/>
-              </w:rPr>
-              <w:t xml:space="preserve">second</w:t>
+              <w:t xml:space="preserve">11  </w:t>
+            </w:r>
+            <w:r>
+              <w:rPr>
+                <w:sz w:val="16"/>
+                <w:szCs w:val="16"/>
+              </w:rPr>
+              <w:t xml:space="preserve">improves</w:t>
             </w:r>
           </w:p>
         </w:tc>
@@ -10447,14 +10799,14 @@
                 <w:sz w:val="16"/>
                 <w:szCs w:val="16"/>
               </w:rPr>
-              <w:t xml:space="preserve">11  </w:t>
-            </w:r>
-            <w:r>
-              <w:rPr>
-                <w:sz w:val="16"/>
-                <w:szCs w:val="16"/>
-              </w:rPr>
-              <w:t xml:space="preserve">improves</w:t>
+              <w:t xml:space="preserve">12  </w:t>
+            </w:r>
+            <w:r>
+              <w:rPr>
+                <w:sz w:val="16"/>
+                <w:szCs w:val="16"/>
+              </w:rPr>
+              <w:t xml:space="preserve">coefficient</w:t>
             </w:r>
           </w:p>
         </w:tc>
@@ -10515,14 +10867,14 @@
                 <w:sz w:val="16"/>
                 <w:szCs w:val="16"/>
               </w:rPr>
-              <w:t xml:space="preserve">12  </w:t>
-            </w:r>
-            <w:r>
-              <w:rPr>
-                <w:sz w:val="16"/>
-                <w:szCs w:val="16"/>
-              </w:rPr>
-              <w:t xml:space="preserve">coefficient</w:t>
+              <w:t xml:space="preserve">13  </w:t>
+            </w:r>
+            <w:r>
+              <w:rPr>
+                <w:sz w:val="16"/>
+                <w:szCs w:val="16"/>
+              </w:rPr>
+              <w:t xml:space="preserve">t-test</w:t>
             </w:r>
           </w:p>
         </w:tc>
@@ -10583,14 +10935,14 @@
                 <w:sz w:val="16"/>
                 <w:szCs w:val="16"/>
               </w:rPr>
-              <w:t xml:space="preserve">13  </w:t>
-            </w:r>
-            <w:r>
-              <w:rPr>
-                <w:sz w:val="16"/>
-                <w:szCs w:val="16"/>
-              </w:rPr>
-              <w:t xml:space="preserve">t-test</w:t>
+              <w:t xml:space="preserve">14  </w:t>
+            </w:r>
+            <w:r>
+              <w:rPr>
+                <w:sz w:val="16"/>
+                <w:szCs w:val="16"/>
+              </w:rPr>
+              <w:t xml:space="preserve">dependent variable</w:t>
             </w:r>
           </w:p>
         </w:tc>
@@ -10626,6 +10978,74 @@
                 <w:szCs w:val="16"/>
               </w:rPr>
               <w:t xml:space="preserve">Fixed cost per month (with both drivers in the model)</w:t>
+            </w:r>
+          </w:p>
+        </w:tc>
+        <w:tc>
+          <w:tcPr>
+            <w:tcW w:type="pct" w:w="2500"/>
+            <w:tcMar>
+              <w:top w:type="dxa" w:w="20"/>
+              <w:left w:type="dxa" w:w="80"/>
+              <w:bottom w:type="dxa" w:w="20"/>
+              <w:right w:type="dxa" w:w="80"/>
+            </w:tcMar>
+          </w:tcPr>
+          <w:p>
+            <w:pPr>
+              <w:spacing w:before="12" w:after="12"/>
+            </w:pPr>
+            <w:r>
+              <w:rPr>
+                <w:b/>
+                <w:bCs/>
+                <w:color w:val="8186EF"/>
+                <w:sz w:val="16"/>
+                <w:szCs w:val="16"/>
+              </w:rPr>
+              <w:t xml:space="preserve">15  </w:t>
+            </w:r>
+            <w:r>
+              <w:rPr>
+                <w:sz w:val="16"/>
+                <w:szCs w:val="16"/>
+              </w:rPr>
+              <w:t xml:space="preserve">multiple regression</w:t>
+            </w:r>
+          </w:p>
+        </w:tc>
+      </w:tr>
+      <w:tr>
+        <w:tc>
+          <w:tcPr>
+            <w:tcW w:type="pct" w:w="2500"/>
+            <w:tcMar>
+              <w:top w:type="dxa" w:w="20"/>
+              <w:left w:type="dxa" w:w="80"/>
+              <w:bottom w:type="dxa" w:w="20"/>
+              <w:right w:type="dxa" w:w="80"/>
+            </w:tcMar>
+          </w:tcPr>
+          <w:p>
+            <w:pPr>
+              <w:spacing w:before="12" w:after="12"/>
+            </w:pPr>
+            <w:r>
+              <w:rPr>
+                <w:b/>
+                <w:bCs/>
+                <w:color w:val="8186EF"/>
+                <w:sz w:val="16"/>
+                <w:szCs w:val="16"/>
+              </w:rPr>
+              <w:t xml:space="preserve">8  </w:t>
+            </w:r>
+            <w:r>
+              <w:rPr>
+                <w:sz w:val="16"/>
+                <w:szCs w:val="16"/>
+              </w:rPr>
+              <w:t xml:space="preserve">Share of variation explained by both drivers</w:t>
             </w:r>
           </w:p>
         </w:tc>
@@ -12076,7 +12496,7 @@
                     </pic:cNvPicPr>
                   </pic:nvPicPr>
                   <pic:blipFill>
-                    <a:blip r:embed="rId104" cstate="none"/>
+                    <a:blip r:embed="rId106" cstate="none"/>
                     <a:srcRect/>
                     <a:stretch>
                       <a:fillRect/>
@@ -13500,7 +13920,7 @@
                     </pic:cNvPicPr>
                   </pic:nvPicPr>
                   <pic:blipFill>
-                    <a:blip r:embed="rId105" cstate="none"/>
+                    <a:blip r:embed="rId107" cstate="none"/>
                     <a:srcRect/>
                     <a:stretch>
                       <a:fillRect/>
@@ -13636,7 +14056,7 @@
                     </pic:cNvPicPr>
                   </pic:nvPicPr>
                   <pic:blipFill>
-                    <a:blip r:embed="rId106" cstate="none"/>
+                    <a:blip r:embed="rId108" cstate="none"/>
                     <a:srcRect/>
                     <a:stretch>
                       <a:fillRect/>
@@ -13784,7 +14204,7 @@
                     </pic:cNvPicPr>
                   </pic:nvPicPr>
                   <pic:blipFill>
-                    <a:blip r:embed="rId107" cstate="none"/>
+                    <a:blip r:embed="rId109" cstate="none"/>
                     <a:srcRect/>
                     <a:stretch>
                       <a:fillRect/>
@@ -15700,7 +16120,7 @@
               <w:sz w:val="16"/>
               <w:szCs w:val="16"/>
             </w:rPr>
-            <w:t xml:space="preserve"> of 1</w:t>
+            <w:t xml:space="preserve"> of 2</w:t>
           </w:r>
         </w:p>
       </w:tc>

--- a/CMA_Summaries_B2_Ch03.docx
+++ b/CMA_Summaries_B2_Ch03.docx
@@ -2367,7 +2367,7 @@
           <w:sz w:val="16"/>
           <w:szCs w:val="16"/>
         </w:rPr>
-        <w:t xml:space="preserve">      gaps 1–6</w:t>
+        <w:t xml:space="preserve">      gaps 1–8</w:t>
       </w:r>
     </w:p>
     <w:p>
@@ -2444,14 +2444,7 @@
           <w:sz w:val="19"/>
           <w:szCs w:val="19"/>
         </w:rPr>
-        <w:t xml:space="preserve"> two points: the months with the highest and the lowest activity. </w:t>
-      </w:r>
-      <w:r>
-        <w:rPr>
-          <w:sz w:val="19"/>
-          <w:szCs w:val="19"/>
-        </w:rPr>
-        <w:t xml:space="preserve">The </w:t>
+        <w:t xml:space="preserve"> two points: the </w:t>
       </w:r>
       <w:r>
         <w:rPr>
@@ -2483,7 +2476,7 @@
           <w:sz w:val="19"/>
           <w:szCs w:val="19"/>
         </w:rPr>
-        <w:t xml:space="preserve"> rate is the change in cost </w:t>
+        <w:t xml:space="preserve"> with the highest and the </w:t>
       </w:r>
       <w:r>
         <w:rPr>
@@ -2515,14 +2508,14 @@
           <w:sz w:val="19"/>
           <w:szCs w:val="19"/>
         </w:rPr>
-        <w:t xml:space="preserve"> by the change in activity. </w:t>
-      </w:r>
-      <w:r>
-        <w:rPr>
-          <w:sz w:val="19"/>
-          <w:szCs w:val="19"/>
-        </w:rPr>
-        <w:t xml:space="preserve">The fixed cost is what is left at </w:t>
+        <w:t xml:space="preserve"> activity. </w:t>
+      </w:r>
+      <w:r>
+        <w:rPr>
+          <w:sz w:val="19"/>
+          <w:szCs w:val="19"/>
+        </w:rPr>
+        <w:t xml:space="preserve">The variable rate is the change in cost </w:t>
       </w:r>
       <w:r>
         <w:rPr>
@@ -2554,14 +2547,14 @@
           <w:sz w:val="19"/>
           <w:szCs w:val="19"/>
         </w:rPr>
-        <w:t xml:space="preserve"> point. </w:t>
-      </w:r>
-      <w:r>
-        <w:rPr>
-          <w:sz w:val="19"/>
-          <w:szCs w:val="19"/>
-        </w:rPr>
-        <w:t xml:space="preserve"/>
+        <w:t xml:space="preserve"> by the change in activity. </w:t>
+      </w:r>
+      <w:r>
+        <w:rPr>
+          <w:sz w:val="19"/>
+          <w:szCs w:val="19"/>
+        </w:rPr>
+        <w:t xml:space="preserve">The fixed cost is what is left at </w:t>
       </w:r>
       <w:r>
         <w:rPr>
@@ -2593,6 +2586,45 @@
           <w:sz w:val="19"/>
           <w:szCs w:val="19"/>
         </w:rPr>
+        <w:t xml:space="preserve"> point. </w:t>
+      </w:r>
+      <w:r>
+        <w:rPr>
+          <w:sz w:val="19"/>
+          <w:szCs w:val="19"/>
+        </w:rPr>
+        <w:t xml:space="preserve"/>
+      </w:r>
+      <w:r>
+        <w:rPr>
+          <w:b/>
+          <w:bCs/>
+          <w:color w:val="8186EF"/>
+          <w:sz w:val="15"/>
+          <w:szCs w:val="15"/>
+        </w:rPr>
+        <w:t xml:space="preserve"> (7) </w:t>
+      </w:r>
+      <w:r>
+        <w:rPr>
+          <w:u w:val="single"/>
+          <w:sz w:val="19"/>
+          <w:szCs w:val="19"/>
+        </w:rPr>
+        <w:t xml:space="preserve">           </w:t>
+      </w:r>
+      <w:r>
+        <w:rPr>
+          <w:sz w:val="19"/>
+          <w:szCs w:val="19"/>
+        </w:rPr>
+        <w:t xml:space="preserve"> </w:t>
+      </w:r>
+      <w:r>
+        <w:rPr>
+          <w:sz w:val="19"/>
+          <w:szCs w:val="19"/>
+        </w:rPr>
         <w:t xml:space="preserve"> the points by activity, not by cost. </w:t>
       </w:r>
       <w:r>
@@ -2601,6 +2633,52 @@
           <w:szCs w:val="19"/>
         </w:rPr>
         <w:t xml:space="preserve">In the Oils data the highest cost, $69,400, came in a month with 4,200 machine hours, not in the busiest month. </w:t>
+      </w:r>
+      <w:r>
+        <w:rPr>
+          <w:sz w:val="19"/>
+          <w:szCs w:val="19"/>
+        </w:rPr>
+        <w:t xml:space="preserve">The busiest month had 4,300 machine hours and cost $68,600; the </w:t>
+      </w:r>
+      <w:r>
+        <w:rPr>
+          <w:b/>
+          <w:bCs/>
+          <w:color w:val="8186EF"/>
+          <w:sz w:val="15"/>
+          <w:szCs w:val="15"/>
+        </w:rPr>
+        <w:t xml:space="preserve"> (8) </w:t>
+      </w:r>
+      <w:r>
+        <w:rPr>
+          <w:u w:val="single"/>
+          <w:sz w:val="19"/>
+          <w:szCs w:val="19"/>
+        </w:rPr>
+        <w:t xml:space="preserve">           </w:t>
+      </w:r>
+      <w:r>
+        <w:rPr>
+          <w:sz w:val="19"/>
+          <w:szCs w:val="19"/>
+        </w:rPr>
+        <w:t xml:space="preserve"> </w:t>
+      </w:r>
+      <w:r>
+        <w:rPr>
+          <w:sz w:val="19"/>
+          <w:szCs w:val="19"/>
+        </w:rPr>
+        <w:t xml:space="preserve"> had 2,000 hours and cost $43,300. </w:t>
+      </w:r>
+      <w:r>
+        <w:rPr>
+          <w:sz w:val="19"/>
+          <w:szCs w:val="19"/>
+        </w:rPr>
+        <w:t xml:space="preserve">The variable rate is $11 per hour and the fixed cost is $21,300 a month. </w:t>
       </w:r>
     </w:p>
     <w:tbl>
@@ -2658,7 +2736,7 @@
                 <w:sz w:val="16"/>
                 <w:szCs w:val="16"/>
               </w:rPr>
-              <w:t xml:space="preserve">variable   ·   Choose   ·   high-low   ·   divided   ·   questions   ·   either   ·   through</w:t>
+              <w:t xml:space="preserve">divided   ·   through   ·   either   ·   quietest   ·   Choose   ·   high-low   ·   lowest   ·   highest   ·   months</w:t>
             </w:r>
           </w:p>
         </w:tc>
@@ -2843,7 +2921,7 @@
                 <w:sz w:val="14"/>
                 <w:szCs w:val="14"/>
               </w:rPr>
-              <w:t xml:space="preserve">(7)</w:t>
+              <w:t xml:space="preserve">(9)</w:t>
             </w:r>
           </w:p>
         </w:tc>
@@ -2992,7 +3070,7 @@
                 <w:sz w:val="14"/>
                 <w:szCs w:val="14"/>
               </w:rPr>
-              <w:t xml:space="preserve">(8)</w:t>
+              <w:t xml:space="preserve">(10)</w:t>
             </w:r>
           </w:p>
         </w:tc>
@@ -3092,7 +3170,7 @@
                 <w:sz w:val="14"/>
                 <w:szCs w:val="14"/>
               </w:rPr>
-              <w:t xml:space="preserve">(9)</w:t>
+              <w:t xml:space="preserve">(11)</w:t>
             </w:r>
           </w:p>
         </w:tc>
@@ -3373,7 +3451,7 @@
           <w:sz w:val="16"/>
           <w:szCs w:val="16"/>
         </w:rPr>
-        <w:t xml:space="preserve">      gaps 10–11</w:t>
+        <w:t xml:space="preserve">      gaps 12–13</w:t>
       </w:r>
     </w:p>
     <w:p>
@@ -3396,7 +3474,7 @@
           <w:sz w:val="15"/>
           <w:szCs w:val="15"/>
         </w:rPr>
-        <w:t xml:space="preserve"> (10) </w:t>
+        <w:t xml:space="preserve"> (12) </w:t>
       </w:r>
       <w:r>
         <w:rPr>
@@ -3435,7 +3513,7 @@
           <w:sz w:val="15"/>
           <w:szCs w:val="15"/>
         </w:rPr>
-        <w:t xml:space="preserve"> (11) </w:t>
+        <w:t xml:space="preserve"> (13) </w:t>
       </w:r>
       <w:r>
         <w:rPr>
@@ -3515,7 +3593,7 @@
                 <w:sz w:val="16"/>
                 <w:szCs w:val="16"/>
               </w:rPr>
-              <w:t xml:space="preserve">questions   ·   machine   ·   activity</w:t>
+              <w:t xml:space="preserve">questions   ·   intercept   ·   activity</w:t>
             </w:r>
           </w:p>
         </w:tc>
@@ -3798,14 +3876,14 @@
                 <w:sz w:val="16"/>
                 <w:szCs w:val="16"/>
               </w:rPr>
-              <w:t xml:space="preserve">7  </w:t>
-            </w:r>
-            <w:r>
-              <w:rPr>
-                <w:sz w:val="16"/>
-                <w:szCs w:val="16"/>
-              </w:rPr>
-              <w:t xml:space="preserve">4,300 MH</w:t>
+              <w:t xml:space="preserve">8  </w:t>
+            </w:r>
+            <w:r>
+              <w:rPr>
+                <w:sz w:val="16"/>
+                <w:szCs w:val="16"/>
+              </w:rPr>
+              <w:t xml:space="preserve">quietest</w:t>
             </w:r>
           </w:p>
         </w:tc>
@@ -3866,14 +3944,14 @@
                 <w:sz w:val="16"/>
                 <w:szCs w:val="16"/>
               </w:rPr>
-              <w:t xml:space="preserve">8  </w:t>
-            </w:r>
-            <w:r>
-              <w:rPr>
-                <w:sz w:val="16"/>
-                <w:szCs w:val="16"/>
-              </w:rPr>
-              <w:t xml:space="preserve">2,300 MH</w:t>
+              <w:t xml:space="preserve">9  </w:t>
+            </w:r>
+            <w:r>
+              <w:rPr>
+                <w:sz w:val="16"/>
+                <w:szCs w:val="16"/>
+              </w:rPr>
+              <w:t xml:space="preserve">4,300 MH</w:t>
             </w:r>
           </w:p>
         </w:tc>
@@ -3908,7 +3986,7 @@
                 <w:sz w:val="16"/>
                 <w:szCs w:val="16"/>
               </w:rPr>
-              <w:t xml:space="preserve">variable</w:t>
+              <w:t xml:space="preserve">months</w:t>
             </w:r>
           </w:p>
         </w:tc>
@@ -3934,14 +4012,14 @@
                 <w:sz w:val="16"/>
                 <w:szCs w:val="16"/>
               </w:rPr>
-              <w:t xml:space="preserve">9  </w:t>
-            </w:r>
-            <w:r>
-              <w:rPr>
-                <w:sz w:val="16"/>
-                <w:szCs w:val="16"/>
-              </w:rPr>
-              <w:t xml:space="preserve">$11 per MH</w:t>
+              <w:t xml:space="preserve">10  </w:t>
+            </w:r>
+            <w:r>
+              <w:rPr>
+                <w:sz w:val="16"/>
+                <w:szCs w:val="16"/>
+              </w:rPr>
+              <w:t xml:space="preserve">2,300 MH</w:t>
             </w:r>
           </w:p>
         </w:tc>
@@ -3976,7 +4054,7 @@
                 <w:sz w:val="16"/>
                 <w:szCs w:val="16"/>
               </w:rPr>
-              <w:t xml:space="preserve">divided</w:t>
+              <w:t xml:space="preserve">lowest</w:t>
             </w:r>
           </w:p>
         </w:tc>
@@ -4002,14 +4080,14 @@
                 <w:sz w:val="16"/>
                 <w:szCs w:val="16"/>
               </w:rPr>
-              <w:t xml:space="preserve">10  </w:t>
-            </w:r>
-            <w:r>
-              <w:rPr>
-                <w:sz w:val="16"/>
-                <w:szCs w:val="16"/>
-              </w:rPr>
-              <w:t xml:space="preserve">questions</w:t>
+              <w:t xml:space="preserve">11  </w:t>
+            </w:r>
+            <w:r>
+              <w:rPr>
+                <w:sz w:val="16"/>
+                <w:szCs w:val="16"/>
+              </w:rPr>
+              <w:t xml:space="preserve">$11 per MH</w:t>
             </w:r>
           </w:p>
         </w:tc>
@@ -4044,7 +4122,7 @@
                 <w:sz w:val="16"/>
                 <w:szCs w:val="16"/>
               </w:rPr>
-              <w:t xml:space="preserve">either</w:t>
+              <w:t xml:space="preserve">divided</w:t>
             </w:r>
           </w:p>
         </w:tc>
@@ -4070,14 +4148,14 @@
                 <w:sz w:val="16"/>
                 <w:szCs w:val="16"/>
               </w:rPr>
-              <w:t xml:space="preserve">11  </w:t>
-            </w:r>
-            <w:r>
-              <w:rPr>
-                <w:sz w:val="16"/>
-                <w:szCs w:val="16"/>
-              </w:rPr>
-              <w:t xml:space="preserve">activity</w:t>
+              <w:t xml:space="preserve">12  </w:t>
+            </w:r>
+            <w:r>
+              <w:rPr>
+                <w:sz w:val="16"/>
+                <w:szCs w:val="16"/>
+              </w:rPr>
+              <w:t xml:space="preserve">questions</w:t>
             </w:r>
           </w:p>
         </w:tc>
@@ -4106,6 +4184,74 @@
                 <w:szCs w:val="16"/>
               </w:rPr>
               <w:t xml:space="preserve">6  </w:t>
+            </w:r>
+            <w:r>
+              <w:rPr>
+                <w:sz w:val="16"/>
+                <w:szCs w:val="16"/>
+              </w:rPr>
+              <w:t xml:space="preserve">either</w:t>
+            </w:r>
+          </w:p>
+        </w:tc>
+        <w:tc>
+          <w:tcPr>
+            <w:tcW w:type="pct" w:w="2500"/>
+            <w:tcMar>
+              <w:top w:type="dxa" w:w="20"/>
+              <w:left w:type="dxa" w:w="80"/>
+              <w:bottom w:type="dxa" w:w="20"/>
+              <w:right w:type="dxa" w:w="80"/>
+            </w:tcMar>
+          </w:tcPr>
+          <w:p>
+            <w:pPr>
+              <w:spacing w:before="12" w:after="12"/>
+            </w:pPr>
+            <w:r>
+              <w:rPr>
+                <w:b/>
+                <w:bCs/>
+                <w:color w:val="8186EF"/>
+                <w:sz w:val="16"/>
+                <w:szCs w:val="16"/>
+              </w:rPr>
+              <w:t xml:space="preserve">13  </w:t>
+            </w:r>
+            <w:r>
+              <w:rPr>
+                <w:sz w:val="16"/>
+                <w:szCs w:val="16"/>
+              </w:rPr>
+              <w:t xml:space="preserve">activity</w:t>
+            </w:r>
+          </w:p>
+        </w:tc>
+      </w:tr>
+      <w:tr>
+        <w:tc>
+          <w:tcPr>
+            <w:tcW w:type="pct" w:w="2500"/>
+            <w:tcMar>
+              <w:top w:type="dxa" w:w="20"/>
+              <w:left w:type="dxa" w:w="80"/>
+              <w:bottom w:type="dxa" w:w="20"/>
+              <w:right w:type="dxa" w:w="80"/>
+            </w:tcMar>
+          </w:tcPr>
+          <w:p>
+            <w:pPr>
+              <w:spacing w:before="12" w:after="12"/>
+            </w:pPr>
+            <w:r>
+              <w:rPr>
+                <w:b/>
+                <w:bCs/>
+                <w:color w:val="8186EF"/>
+                <w:sz w:val="16"/>
+                <w:szCs w:val="16"/>
+              </w:rPr>
+              <w:t xml:space="preserve">7  </w:t>
             </w:r>
             <w:r>
               <w:rPr>
@@ -4178,7 +4324,7 @@
           <w:sz w:val="15"/>
           <w:szCs w:val="15"/>
         </w:rPr>
-        <w:t xml:space="preserve">The high-low method draws a line through two points: the months with the highest and the lowest activity. The variable rate is the change in cost divided by the change in activity. The fixed cost is what is left at either point. Choose the points by activity, not by cost. In the Oils data the highest cost, $69,400, came in a month with 4,200 machine hours, not in the busiest month.</w:t>
+        <w:t xml:space="preserve">The high-low method draws a line through two points: the months with the highest and the lowest activity. The variable rate is the change in cost divided by the change in activity. The fixed cost is what is left at either point. Choose the points by activity, not by cost. In the Oils data the highest cost, $69,400, came in a month with 4,200 machine hours, not in the busiest month. The busiest month had 4,300 machine hours and cost $68,600; the quietest had 2,000 hours and cost $43,300. The variable rate is $11 per hour and the fixed cost is $21,300 a month.</w:t>
       </w:r>
     </w:p>
     <w:p>
@@ -7241,7 +7387,7 @@
                 <w:sz w:val="16"/>
                 <w:szCs w:val="16"/>
               </w:rPr>
-              <w:t xml:space="preserve">reasonable   ·   outside   ·   forecast   ·   should   ·   activity   ·   maintenance</w:t>
+              <w:t xml:space="preserve">reasonable   ·   outside   ·   Complete   ·   should   ·   activity   ·   maintenance</w:t>
             </w:r>
           </w:p>
         </w:tc>
@@ -7289,6 +7435,175 @@
                 <w:szCs w:val="19"/>
               </w:rPr>
               <w:t xml:space="preserve">Forecast with the equation</w:t>
+            </w:r>
+          </w:p>
+        </w:tc>
+      </w:tr>
+    </w:tbl>
+    <w:p/>
+    <w:p>
+      <w:pPr>
+        <w:spacing w:before="44" w:after="14"/>
+      </w:pPr>
+      <w:r>
+        <w:rPr>
+          <w:b/>
+          <w:bCs/>
+          <w:color w:val="353A7C"/>
+          <w:sz w:val="18"/>
+          <w:szCs w:val="18"/>
+        </w:rPr>
+        <w:t xml:space="preserve">Summary 2</w:t>
+      </w:r>
+      <w:r>
+        <w:rPr>
+          <w:color w:val="6B7280"/>
+          <w:sz w:val="16"/>
+          <w:szCs w:val="16"/>
+        </w:rPr>
+        <w:t xml:space="preserve">      gaps 6–7</w:t>
+      </w:r>
+    </w:p>
+    <w:p>
+      <w:pPr>
+        <w:spacing w:before="20" w:after="20" w:line="360" w:lineRule="auto"/>
+        <w:ind w:left="200"/>
+      </w:pPr>
+      <w:r>
+        <w:rPr>
+          <w:sz w:val="19"/>
+          <w:szCs w:val="19"/>
+        </w:rPr>
+        <w:t xml:space="preserve">The first two </w:t>
+      </w:r>
+      <w:r>
+        <w:rPr>
+          <w:b/>
+          <w:bCs/>
+          <w:color w:val="8186EF"/>
+          <w:sz w:val="15"/>
+          <w:szCs w:val="15"/>
+        </w:rPr>
+        <w:t xml:space="preserve"> (6) </w:t>
+      </w:r>
+      <w:r>
+        <w:rPr>
+          <w:u w:val="single"/>
+          <w:sz w:val="19"/>
+          <w:szCs w:val="19"/>
+        </w:rPr>
+        <w:t xml:space="preserve">           </w:t>
+      </w:r>
+      <w:r>
+        <w:rPr>
+          <w:sz w:val="19"/>
+          <w:szCs w:val="19"/>
+        </w:rPr>
+        <w:t xml:space="preserve"> </w:t>
+      </w:r>
+      <w:r>
+        <w:rPr>
+          <w:sz w:val="19"/>
+          <w:szCs w:val="19"/>
+        </w:rPr>
+        <w:t xml:space="preserve"> are done. </w:t>
+      </w:r>
+      <w:r>
+        <w:rPr>
+          <w:sz w:val="19"/>
+          <w:szCs w:val="19"/>
+        </w:rPr>
+        <w:t xml:space="preserve">Complete the rest, and think </w:t>
+      </w:r>
+      <w:r>
+        <w:rPr>
+          <w:b/>
+          <w:bCs/>
+          <w:color w:val="8186EF"/>
+          <w:sz w:val="15"/>
+          <w:szCs w:val="15"/>
+        </w:rPr>
+        <w:t xml:space="preserve"> (7) </w:t>
+      </w:r>
+      <w:r>
+        <w:rPr>
+          <w:u w:val="single"/>
+          <w:sz w:val="19"/>
+          <w:szCs w:val="19"/>
+        </w:rPr>
+        <w:t xml:space="preserve">           </w:t>
+      </w:r>
+      <w:r>
+        <w:rPr>
+          <w:sz w:val="19"/>
+          <w:szCs w:val="19"/>
+        </w:rPr>
+        <w:t xml:space="preserve"> </w:t>
+      </w:r>
+      <w:r>
+        <w:rPr>
+          <w:sz w:val="19"/>
+          <w:szCs w:val="19"/>
+        </w:rPr>
+        <w:t xml:space="preserve"> about the last one. </w:t>
+      </w:r>
+    </w:p>
+    <w:tbl>
+      <w:tblPr>
+        <w:tblW w:type="pct" w:w="100%"/>
+        <w:tblLayout w:type="fixed"/>
+        <w:tblBorders>
+          <w:top w:val="single" w:color="FBFAF6" w:sz="4"/>
+          <w:left w:val="single" w:color="FBFAF6" w:sz="4"/>
+          <w:bottom w:val="single" w:color="FBFAF6" w:sz="4"/>
+          <w:right w:val="single" w:color="FBFAF6" w:sz="4"/>
+          <w:insideH w:val="single" w:color="FBFAF6" w:sz="4"/>
+          <w:insideV w:val="single" w:color="FBFAF6" w:sz="4"/>
+        </w:tblBorders>
+      </w:tblPr>
+      <w:tblGrid>
+        <w:gridCol w:w="9600"/>
+      </w:tblGrid>
+      <w:tr>
+        <w:tc>
+          <w:tcPr>
+            <w:tcW w:type="pct" w:w="5000"/>
+            <w:shd w:fill="FBFAF6" w:val="clear"/>
+            <w:tcMar>
+              <w:top w:type="dxa" w:w="40"/>
+              <w:left w:type="dxa" w:w="100"/>
+              <w:bottom w:type="dxa" w:w="40"/>
+              <w:right w:type="dxa" w:w="100"/>
+            </w:tcMar>
+          </w:tcPr>
+          <w:p>
+            <w:pPr>
+              <w:spacing w:before="18" w:after="6"/>
+            </w:pPr>
+            <w:r>
+              <w:rPr>
+                <w:b/>
+                <w:bCs/>
+                <w:color w:val="6B7280"/>
+                <w:sz w:val="14"/>
+                <w:szCs w:val="14"/>
+              </w:rPr>
+              <w:t xml:space="preserve">word list</w:t>
+            </w:r>
+          </w:p>
+          <w:p>
+            <w:pPr>
+              <w:spacing w:before="0" w:after="18"/>
+            </w:pPr>
+            <w:r>
+              <w:rPr>
+                <w:b/>
+                <w:bCs/>
+                <w:color w:val="353A7C"/>
+                <w:sz w:val="16"/>
+                <w:szCs w:val="16"/>
+              </w:rPr>
+              <w:t xml:space="preserve">forecasts   ·   carefully   ·   maintenance</w:t>
             </w:r>
           </w:p>
         </w:tc>
@@ -7424,7 +7739,7 @@
                 <w:sz w:val="16"/>
                 <w:szCs w:val="16"/>
               </w:rPr>
-              <w:t xml:space="preserve">4,000   ·   3,000   ·   intercept</w:t>
+              <w:t xml:space="preserve">4,000   ·   5,000   ·   3,000</w:t>
             </w:r>
           </w:p>
         </w:tc>
@@ -7554,14 +7869,14 @@
                 <w:sz w:val="16"/>
                 <w:szCs w:val="16"/>
               </w:rPr>
-              <w:t xml:space="preserve">5  </w:t>
-            </w:r>
-            <w:r>
-              <w:rPr>
-                <w:sz w:val="16"/>
-                <w:szCs w:val="16"/>
-              </w:rPr>
-              <w:t xml:space="preserve">outside</w:t>
+              <w:t xml:space="preserve">6  </w:t>
+            </w:r>
+            <w:r>
+              <w:rPr>
+                <w:sz w:val="16"/>
+                <w:szCs w:val="16"/>
+              </w:rPr>
+              <w:t xml:space="preserve">forecasts</w:t>
             </w:r>
           </w:p>
         </w:tc>
@@ -7622,14 +7937,14 @@
                 <w:sz w:val="16"/>
                 <w:szCs w:val="16"/>
               </w:rPr>
-              <w:t xml:space="preserve">6  </w:t>
-            </w:r>
-            <w:r>
-              <w:rPr>
-                <w:sz w:val="16"/>
-                <w:szCs w:val="16"/>
-              </w:rPr>
-              <w:t xml:space="preserve">3,000</w:t>
+              <w:t xml:space="preserve">7  </w:t>
+            </w:r>
+            <w:r>
+              <w:rPr>
+                <w:sz w:val="16"/>
+                <w:szCs w:val="16"/>
+              </w:rPr>
+              <w:t xml:space="preserve">carefully</w:t>
             </w:r>
           </w:p>
         </w:tc>
@@ -7690,14 +8005,14 @@
                 <w:sz w:val="16"/>
                 <w:szCs w:val="16"/>
               </w:rPr>
-              <w:t xml:space="preserve">7  </w:t>
-            </w:r>
-            <w:r>
-              <w:rPr>
-                <w:sz w:val="16"/>
-                <w:szCs w:val="16"/>
-              </w:rPr>
-              <w:t xml:space="preserve">4,000</w:t>
+              <w:t xml:space="preserve">8  </w:t>
+            </w:r>
+            <w:r>
+              <w:rPr>
+                <w:sz w:val="16"/>
+                <w:szCs w:val="16"/>
+              </w:rPr>
+              <w:t xml:space="preserve">3,000</w:t>
             </w:r>
           </w:p>
         </w:tc>
@@ -7733,6 +8048,74 @@
                 <w:szCs w:val="16"/>
               </w:rPr>
               <w:t xml:space="preserve">reasonable</w:t>
+            </w:r>
+          </w:p>
+        </w:tc>
+        <w:tc>
+          <w:tcPr>
+            <w:tcW w:type="pct" w:w="2500"/>
+            <w:tcMar>
+              <w:top w:type="dxa" w:w="20"/>
+              <w:left w:type="dxa" w:w="80"/>
+              <w:bottom w:type="dxa" w:w="20"/>
+              <w:right w:type="dxa" w:w="80"/>
+            </w:tcMar>
+          </w:tcPr>
+          <w:p>
+            <w:pPr>
+              <w:spacing w:before="12" w:after="12"/>
+            </w:pPr>
+            <w:r>
+              <w:rPr>
+                <w:b/>
+                <w:bCs/>
+                <w:color w:val="8186EF"/>
+                <w:sz w:val="16"/>
+                <w:szCs w:val="16"/>
+              </w:rPr>
+              <w:t xml:space="preserve">9  </w:t>
+            </w:r>
+            <w:r>
+              <w:rPr>
+                <w:sz w:val="16"/>
+                <w:szCs w:val="16"/>
+              </w:rPr>
+              <w:t xml:space="preserve">4,000</w:t>
+            </w:r>
+          </w:p>
+        </w:tc>
+      </w:tr>
+      <w:tr>
+        <w:tc>
+          <w:tcPr>
+            <w:tcW w:type="pct" w:w="2500"/>
+            <w:tcMar>
+              <w:top w:type="dxa" w:w="20"/>
+              <w:left w:type="dxa" w:w="80"/>
+              <w:bottom w:type="dxa" w:w="20"/>
+              <w:right w:type="dxa" w:w="80"/>
+            </w:tcMar>
+          </w:tcPr>
+          <w:p>
+            <w:pPr>
+              <w:spacing w:before="12" w:after="12"/>
+            </w:pPr>
+            <w:r>
+              <w:rPr>
+                <w:b/>
+                <w:bCs/>
+                <w:color w:val="8186EF"/>
+                <w:sz w:val="16"/>
+                <w:szCs w:val="16"/>
+              </w:rPr>
+              <w:t xml:space="preserve">5  </w:t>
+            </w:r>
+            <w:r>
+              <w:rPr>
+                <w:sz w:val="16"/>
+                <w:szCs w:val="16"/>
+              </w:rPr>
+              <w:t xml:space="preserve">outside</w:t>
             </w:r>
           </w:p>
         </w:tc>
@@ -7799,6 +8182,30 @@
           <w:szCs w:val="15"/>
         </w:rPr>
         <w:t xml:space="preserve">To forecast, put the planned activity into x. At 3,200 machine hours, Oils maintenance and utilities should cost $18,000 + $12 × 3,200 = $56,400. A forecast is only as good as the range of the data. The Oils data run from 2,000 to 4,300 machine hours a month. A forecast inside that range is reasonable; a forecast far outside it is a guess.</w:t>
+      </w:r>
+    </w:p>
+    <w:p>
+      <w:pPr>
+        <w:spacing w:before="20" w:after="20"/>
+        <w:ind w:left="240" w:hanging="240"/>
+      </w:pPr>
+      <w:r>
+        <w:rPr>
+          <w:b/>
+          <w:bCs/>
+          <w:color w:val="353A7C"/>
+          <w:sz w:val="15"/>
+          <w:szCs w:val="15"/>
+        </w:rPr>
+        <w:t xml:space="preserve">Summary 2   </w:t>
+      </w:r>
+      <w:r>
+        <w:rPr>
+          <w:color w:val="6B7280"/>
+          <w:sz w:val="15"/>
+          <w:szCs w:val="15"/>
+        </w:rPr>
+        <w:t xml:space="preserve">The first two forecasts are done. Complete the rest, and think carefully about the last one.</w:t>
       </w:r>
     </w:p>
     <w:p>
@@ -11650,7 +12057,7 @@
                 <w:sz w:val="16"/>
                 <w:szCs w:val="16"/>
               </w:rPr>
-              <w:t xml:space="preserve">compare   ·   Estimate   ·   seeing   ·   months   ·   maintenance   ·   December   ·   high-low   ·   entries   ·   journal   ·   Software</w:t>
+              <w:t xml:space="preserve">compare   ·   Estimate   ·   seeing   ·   months   ·   maintenance   ·   December   ·   high-low   ·   methods   ·   journal   ·   Software</w:t>
             </w:r>
           </w:p>
         </w:tc>
@@ -12426,6 +12833,324 @@
                 <w:szCs w:val="16"/>
               </w:rPr>
               <w:t xml:space="preserve">Sxx = Σ(x − x̄)2   ·   Total variation SST = Σ(y − ȳ)2   ·   Sum of machine hours (Σx)   ·   Unexplained variation SSE = Σ(y − ŷ)2   ·   Oils M&amp;U forecast (whole USD)   ·   Mean machine hours (x̄)   ·   Sum of costs (Σy)</w:t>
+            </w:r>
+          </w:p>
+        </w:tc>
+      </w:tr>
+    </w:tbl>
+    <w:p/>
+    <w:p>
+      <w:pPr>
+        <w:spacing w:before="44" w:after="14"/>
+      </w:pPr>
+      <w:r>
+        <w:rPr>
+          <w:b/>
+          <w:bCs/>
+          <w:color w:val="353A7C"/>
+          <w:sz w:val="18"/>
+          <w:szCs w:val="18"/>
+        </w:rPr>
+        <w:t xml:space="preserve">Summary 2</w:t>
+      </w:r>
+      <w:r>
+        <w:rPr>
+          <w:color w:val="6B7280"/>
+          <w:sz w:val="16"/>
+          <w:szCs w:val="16"/>
+        </w:rPr>
+        <w:t xml:space="preserve">      gaps 16–21</w:t>
+      </w:r>
+    </w:p>
+    <w:p>
+      <w:pPr>
+        <w:spacing w:before="20" w:after="20" w:line="360" w:lineRule="auto"/>
+        <w:ind w:left="200"/>
+      </w:pPr>
+      <w:r>
+        <w:rPr>
+          <w:sz w:val="19"/>
+          <w:szCs w:val="19"/>
+        </w:rPr>
+        <w:t xml:space="preserve">The high-low line </w:t>
+      </w:r>
+      <w:r>
+        <w:rPr>
+          <w:b/>
+          <w:bCs/>
+          <w:color w:val="8186EF"/>
+          <w:sz w:val="15"/>
+          <w:szCs w:val="15"/>
+        </w:rPr>
+        <w:t xml:space="preserve"> (16) </w:t>
+      </w:r>
+      <w:r>
+        <w:rPr>
+          <w:u w:val="single"/>
+          <w:sz w:val="19"/>
+          <w:szCs w:val="19"/>
+        </w:rPr>
+        <w:t xml:space="preserve">           </w:t>
+      </w:r>
+      <w:r>
+        <w:rPr>
+          <w:sz w:val="19"/>
+          <w:szCs w:val="19"/>
+        </w:rPr>
+        <w:t xml:space="preserve"> </w:t>
+      </w:r>
+      <w:r>
+        <w:rPr>
+          <w:sz w:val="19"/>
+          <w:szCs w:val="19"/>
+        </w:rPr>
+        <w:t xml:space="preserve"> on two months only; the regression line passes </w:t>
+      </w:r>
+      <w:r>
+        <w:rPr>
+          <w:b/>
+          <w:bCs/>
+          <w:color w:val="8186EF"/>
+          <w:sz w:val="15"/>
+          <w:szCs w:val="15"/>
+        </w:rPr>
+        <w:t xml:space="preserve"> (17) </w:t>
+      </w:r>
+      <w:r>
+        <w:rPr>
+          <w:u w:val="single"/>
+          <w:sz w:val="19"/>
+          <w:szCs w:val="19"/>
+        </w:rPr>
+        <w:t xml:space="preserve">           </w:t>
+      </w:r>
+      <w:r>
+        <w:rPr>
+          <w:sz w:val="19"/>
+          <w:szCs w:val="19"/>
+        </w:rPr>
+        <w:t xml:space="preserve"> </w:t>
+      </w:r>
+      <w:r>
+        <w:rPr>
+          <w:sz w:val="19"/>
+          <w:szCs w:val="19"/>
+        </w:rPr>
+        <w:t xml:space="preserve"> the middle of all 24. </w:t>
+      </w:r>
+      <w:r>
+        <w:rPr>
+          <w:sz w:val="19"/>
+          <w:szCs w:val="19"/>
+        </w:rPr>
+        <w:t xml:space="preserve">The bar at 3,200 hours shows the </w:t>
+      </w:r>
+      <w:r>
+        <w:rPr>
+          <w:b/>
+          <w:bCs/>
+          <w:color w:val="8186EF"/>
+          <w:sz w:val="15"/>
+          <w:szCs w:val="15"/>
+        </w:rPr>
+        <w:t xml:space="preserve"> (18) </w:t>
+      </w:r>
+      <w:r>
+        <w:rPr>
+          <w:u w:val="single"/>
+          <w:sz w:val="19"/>
+          <w:szCs w:val="19"/>
+        </w:rPr>
+        <w:t xml:space="preserve">           </w:t>
+      </w:r>
+      <w:r>
+        <w:rPr>
+          <w:sz w:val="19"/>
+          <w:szCs w:val="19"/>
+        </w:rPr>
+        <w:t xml:space="preserve"> </w:t>
+      </w:r>
+      <w:r>
+        <w:rPr>
+          <w:sz w:val="19"/>
+          <w:szCs w:val="19"/>
+        </w:rPr>
+        <w:t xml:space="preserve"> plus or minus two </w:t>
+      </w:r>
+      <w:r>
+        <w:rPr>
+          <w:b/>
+          <w:bCs/>
+          <w:color w:val="8186EF"/>
+          <w:sz w:val="15"/>
+          <w:szCs w:val="15"/>
+        </w:rPr>
+        <w:t xml:space="preserve"> (19) </w:t>
+      </w:r>
+      <w:r>
+        <w:rPr>
+          <w:u w:val="single"/>
+          <w:sz w:val="19"/>
+          <w:szCs w:val="19"/>
+        </w:rPr>
+        <w:t xml:space="preserve">           </w:t>
+      </w:r>
+      <w:r>
+        <w:rPr>
+          <w:sz w:val="19"/>
+          <w:szCs w:val="19"/>
+        </w:rPr>
+        <w:t xml:space="preserve"> </w:t>
+      </w:r>
+      <w:r>
+        <w:rPr>
+          <w:sz w:val="19"/>
+          <w:szCs w:val="19"/>
+        </w:rPr>
+        <w:t xml:space="preserve"> errors: $54,400 to $58,400. </w:t>
+      </w:r>
+      <w:r>
+        <w:rPr>
+          <w:sz w:val="19"/>
+          <w:szCs w:val="19"/>
+        </w:rPr>
+        <w:t xml:space="preserve">For 2027 regression gives $676,800 and high-low gives $678,000. </w:t>
+      </w:r>
+      <w:r>
+        <w:rPr>
+          <w:sz w:val="19"/>
+          <w:szCs w:val="19"/>
+        </w:rPr>
+        <w:t xml:space="preserve"/>
+      </w:r>
+      <w:r>
+        <w:rPr>
+          <w:b/>
+          <w:bCs/>
+          <w:color w:val="8186EF"/>
+          <w:sz w:val="15"/>
+          <w:szCs w:val="15"/>
+        </w:rPr>
+        <w:t xml:space="preserve"> (20) </w:t>
+      </w:r>
+      <w:r>
+        <w:rPr>
+          <w:u w:val="single"/>
+          <w:sz w:val="19"/>
+          <w:szCs w:val="19"/>
+        </w:rPr>
+        <w:t xml:space="preserve">           </w:t>
+      </w:r>
+      <w:r>
+        <w:rPr>
+          <w:sz w:val="19"/>
+          <w:szCs w:val="19"/>
+        </w:rPr>
+        <w:t xml:space="preserve"> </w:t>
+      </w:r>
+      <w:r>
+        <w:rPr>
+          <w:sz w:val="19"/>
+          <w:szCs w:val="19"/>
+        </w:rPr>
+        <w:t xml:space="preserve"> uses the regression figure, because it uses all the data and passes the </w:t>
+      </w:r>
+      <w:r>
+        <w:rPr>
+          <w:b/>
+          <w:bCs/>
+          <w:color w:val="8186EF"/>
+          <w:sz w:val="15"/>
+          <w:szCs w:val="15"/>
+        </w:rPr>
+        <w:t xml:space="preserve"> (21) </w:t>
+      </w:r>
+      <w:r>
+        <w:rPr>
+          <w:u w:val="single"/>
+          <w:sz w:val="19"/>
+          <w:szCs w:val="19"/>
+        </w:rPr>
+        <w:t xml:space="preserve">             </w:t>
+      </w:r>
+      <w:r>
+        <w:rPr>
+          <w:sz w:val="19"/>
+          <w:szCs w:val="19"/>
+        </w:rPr>
+        <w:t xml:space="preserve"> </w:t>
+      </w:r>
+      <w:r>
+        <w:rPr>
+          <w:sz w:val="19"/>
+          <w:szCs w:val="19"/>
+        </w:rPr>
+        <w:t xml:space="preserve"> tests. </w:t>
+      </w:r>
+      <w:r>
+        <w:rPr>
+          <w:sz w:val="19"/>
+          <w:szCs w:val="19"/>
+        </w:rPr>
+        <w:t xml:space="preserve">That is the maintenance line in the. </w:t>
+      </w:r>
+    </w:p>
+    <w:tbl>
+      <w:tblPr>
+        <w:tblW w:type="pct" w:w="100%"/>
+        <w:tblLayout w:type="fixed"/>
+        <w:tblBorders>
+          <w:top w:val="single" w:color="FBFAF6" w:sz="4"/>
+          <w:left w:val="single" w:color="FBFAF6" w:sz="4"/>
+          <w:bottom w:val="single" w:color="FBFAF6" w:sz="4"/>
+          <w:right w:val="single" w:color="FBFAF6" w:sz="4"/>
+          <w:insideH w:val="single" w:color="FBFAF6" w:sz="4"/>
+          <w:insideV w:val="single" w:color="FBFAF6" w:sz="4"/>
+        </w:tblBorders>
+      </w:tblPr>
+      <w:tblGrid>
+        <w:gridCol w:w="9600"/>
+      </w:tblGrid>
+      <w:tr>
+        <w:tc>
+          <w:tcPr>
+            <w:tcW w:type="pct" w:w="5000"/>
+            <w:shd w:fill="FBFAF6" w:val="clear"/>
+            <w:tcMar>
+              <w:top w:type="dxa" w:w="40"/>
+              <w:left w:type="dxa" w:w="100"/>
+              <w:bottom w:type="dxa" w:w="40"/>
+              <w:right w:type="dxa" w:w="100"/>
+            </w:tcMar>
+          </w:tcPr>
+          <w:p>
+            <w:pPr>
+              <w:spacing w:before="18" w:after="6"/>
+            </w:pPr>
+            <w:r>
+              <w:rPr>
+                <w:b/>
+                <w:bCs/>
+                <w:color w:val="6B7280"/>
+                <w:sz w:val="14"/>
+                <w:szCs w:val="14"/>
+              </w:rPr>
+              <w:t xml:space="preserve">word list</w:t>
+            </w:r>
+          </w:p>
+          <w:p>
+            <w:pPr>
+              <w:spacing w:before="0" w:after="18"/>
+            </w:pPr>
+            <w:r>
+              <w:rPr>
+                <w:b/>
+                <w:bCs/>
+                <w:color w:val="353A7C"/>
+                <w:sz w:val="16"/>
+                <w:szCs w:val="16"/>
+              </w:rPr>
+              <w:t xml:space="preserve">through   ·   forecast   ·   reliability   ·   standard   ·   printed   ·   depends   ·   Orontes</w:t>
             </w:r>
           </w:p>
         </w:tc>
@@ -12573,7 +13298,7 @@
                 <w:sz w:val="16"/>
                 <w:szCs w:val="16"/>
               </w:rPr>
-              <w:t xml:space="preserve">standard error of the estimate   ·   Monthly forecast at 3,200 MH   ·   Fixed part for the year</w:t>
+              <w:t xml:space="preserve">Variable part for the year   ·   Monthly forecast at 3,200 MH   ·   FY2027 forecast at 38,400 MH</w:t>
             </w:r>
           </w:p>
         </w:tc>
@@ -12639,7 +13364,7 @@
           <w:sz w:val="18"/>
           <w:szCs w:val="18"/>
         </w:rPr>
-        <w:t xml:space="preserve">Summary 2</w:t>
+        <w:t xml:space="preserve">Summary 3</w:t>
       </w:r>
       <w:r>
         <w:rPr>
@@ -12647,7 +13372,7 @@
           <w:sz w:val="16"/>
           <w:szCs w:val="16"/>
         </w:rPr>
-        <w:t xml:space="preserve">      gaps 18–19</w:t>
+        <w:t xml:space="preserve">      gaps 24–25</w:t>
       </w:r>
     </w:p>
     <w:p>
@@ -12677,7 +13402,7 @@
           <w:sz w:val="15"/>
           <w:szCs w:val="15"/>
         </w:rPr>
-        <w:t xml:space="preserve"> (18) </w:t>
+        <w:t xml:space="preserve"> (24) </w:t>
       </w:r>
       <w:r>
         <w:rPr>
@@ -12716,7 +13441,7 @@
           <w:sz w:val="15"/>
           <w:szCs w:val="15"/>
         </w:rPr>
-        <w:t xml:space="preserve"> (19) </w:t>
+        <w:t xml:space="preserve"> (25) </w:t>
       </w:r>
       <w:r>
         <w:rPr>
@@ -12796,7 +13521,7 @@
                 <w:sz w:val="16"/>
                 <w:szCs w:val="16"/>
               </w:rPr>
-              <w:t xml:space="preserve">activity   ·   Budget   ·   Intercept</w:t>
+              <w:t xml:space="preserve">printed   ·   Budget   ·   Intercept</w:t>
             </w:r>
           </w:p>
         </w:tc>
@@ -12862,7 +13587,7 @@
           <w:sz w:val="18"/>
           <w:szCs w:val="18"/>
         </w:rPr>
-        <w:t xml:space="preserve">Summary 3</w:t>
+        <w:t xml:space="preserve">Summary 4</w:t>
       </w:r>
       <w:r>
         <w:rPr>
@@ -12870,7 +13595,7 @@
           <w:sz w:val="16"/>
           <w:szCs w:val="16"/>
         </w:rPr>
-        <w:t xml:space="preserve">      gaps 20–23</w:t>
+        <w:t xml:space="preserve">      gaps 26–29</w:t>
       </w:r>
     </w:p>
     <w:p>
@@ -12893,7 +13618,7 @@
           <w:sz w:val="15"/>
           <w:szCs w:val="15"/>
         </w:rPr>
-        <w:t xml:space="preserve"> (20) </w:t>
+        <w:t xml:space="preserve"> (26) </w:t>
       </w:r>
       <w:r>
         <w:rPr>
@@ -12925,7 +13650,7 @@
           <w:sz w:val="15"/>
           <w:szCs w:val="15"/>
         </w:rPr>
-        <w:t xml:space="preserve"> (21) </w:t>
+        <w:t xml:space="preserve"> (27) </w:t>
       </w:r>
       <w:r>
         <w:rPr>
@@ -12964,7 +13689,7 @@
           <w:sz w:val="15"/>
           <w:szCs w:val="15"/>
         </w:rPr>
-        <w:t xml:space="preserve"> (22) </w:t>
+        <w:t xml:space="preserve"> (28) </w:t>
       </w:r>
       <w:r>
         <w:rPr>
@@ -13003,7 +13728,7 @@
           <w:sz w:val="15"/>
           <w:szCs w:val="15"/>
         </w:rPr>
-        <w:t xml:space="preserve"> (23) </w:t>
+        <w:t xml:space="preserve"> (29) </w:t>
       </w:r>
       <w:r>
         <w:rPr>
@@ -13083,7 +13808,7 @@
                 <w:sz w:val="16"/>
                 <w:szCs w:val="16"/>
               </w:rPr>
-              <w:t xml:space="preserve">printed   ·   coefficient   ·   journal   ·   extremes   ·   forecast</w:t>
+              <w:t xml:space="preserve">printed   ·   coefficient   ·   extremes   ·   forecast   ·   compare</w:t>
             </w:r>
           </w:p>
         </w:tc>
@@ -13503,6 +14228,104 @@
         <w:tc>
           <w:tcPr>
             <w:tcW w:type="pct" w:w="2600"/>
+            <w:tcMar>
+              <w:top w:type="dxa" w:w="50"/>
+              <w:left w:type="dxa" w:w="110"/>
+              <w:bottom w:type="dxa" w:w="50"/>
+              <w:right w:type="dxa" w:w="110"/>
+            </w:tcMar>
+          </w:tcPr>
+          <w:p>
+            <w:pPr>
+              <w:spacing w:before="28" w:after="28"/>
+            </w:pPr>
+            <w:r>
+              <w:rPr>
+                <w:sz w:val="15"/>
+                <w:szCs w:val="15"/>
+              </w:rPr>
+              <w:t xml:space="preserve">Regression output</w:t>
+            </w:r>
+          </w:p>
+        </w:tc>
+        <w:tc>
+          <w:tcPr>
+            <w:tcW w:type="pct" w:w="2400"/>
+            <w:tcMar>
+              <w:top w:type="dxa" w:w="50"/>
+              <w:left w:type="dxa" w:w="110"/>
+              <w:bottom w:type="dxa" w:w="50"/>
+              <w:right w:type="dxa" w:w="110"/>
+            </w:tcMar>
+          </w:tcPr>
+          <w:p>
+            <w:pPr>
+              <w:spacing w:before="28" w:after="28"/>
+            </w:pPr>
+            <w:r>
+              <w:rPr>
+                <w:sz w:val="15"/>
+                <w:szCs w:val="15"/>
+              </w:rPr>
+              <w:t xml:space="preserve"> </w:t>
+            </w:r>
+          </w:p>
+        </w:tc>
+      </w:tr>
+      <w:tr>
+        <w:tc>
+          <w:tcPr>
+            <w:tcW w:type="pct" w:w="2600"/>
+            <w:shd w:fill="FBFAF6" w:val="clear"/>
+            <w:tcMar>
+              <w:top w:type="dxa" w:w="50"/>
+              <w:left w:type="dxa" w:w="110"/>
+              <w:bottom w:type="dxa" w:w="50"/>
+              <w:right w:type="dxa" w:w="110"/>
+            </w:tcMar>
+          </w:tcPr>
+          <w:p>
+            <w:pPr>
+              <w:spacing w:before="28" w:after="28"/>
+            </w:pPr>
+            <w:r>
+              <w:rPr>
+                <w:sz w:val="15"/>
+                <w:szCs w:val="15"/>
+              </w:rPr>
+              <w:t xml:space="preserve">Intercept</w:t>
+            </w:r>
+          </w:p>
+        </w:tc>
+        <w:tc>
+          <w:tcPr>
+            <w:tcW w:type="pct" w:w="2400"/>
+            <w:shd w:fill="FBFAF6" w:val="clear"/>
+            <w:tcMar>
+              <w:top w:type="dxa" w:w="50"/>
+              <w:left w:type="dxa" w:w="110"/>
+              <w:bottom w:type="dxa" w:w="50"/>
+              <w:right w:type="dxa" w:w="110"/>
+            </w:tcMar>
+          </w:tcPr>
+          <w:p>
+            <w:pPr>
+              <w:spacing w:before="28" w:after="28"/>
+            </w:pPr>
+            <w:r>
+              <w:rPr>
+                <w:sz w:val="15"/>
+                <w:szCs w:val="15"/>
+              </w:rPr>
+              <w:t xml:space="preserve">9,000</w:t>
+            </w:r>
+          </w:p>
+        </w:tc>
+      </w:tr>
+      <w:tr>
+        <w:tc>
+          <w:tcPr>
+            <w:tcW w:type="pct" w:w="2600"/>
             <w:shd w:fill="FFFFFF" w:val="clear"/>
             <w:tcMar>
               <w:top w:type="dxa" w:w="50"/>
@@ -13523,7 +14346,7 @@
                 <w:sz w:val="14"/>
                 <w:szCs w:val="14"/>
               </w:rPr>
-              <w:t xml:space="preserve">(24)</w:t>
+              <w:t xml:space="preserve">(30)</w:t>
             </w:r>
           </w:p>
         </w:tc>
@@ -13546,7 +14369,7 @@
                 <w:sz w:val="15"/>
                 <w:szCs w:val="15"/>
               </w:rPr>
-              <w:t xml:space="preserve"> </w:t>
+              <w:t xml:space="preserve">25</w:t>
             </w:r>
           </w:p>
         </w:tc>
@@ -13575,7 +14398,7 @@
                 <w:sz w:val="14"/>
                 <w:szCs w:val="14"/>
               </w:rPr>
-              <w:t xml:space="preserve">(25)</w:t>
+              <w:t xml:space="preserve">(31)</w:t>
             </w:r>
           </w:p>
         </w:tc>
@@ -13599,7 +14422,7 @@
                 <w:sz w:val="15"/>
                 <w:szCs w:val="15"/>
               </w:rPr>
-              <w:t xml:space="preserve">9,000</w:t>
+              <w:t xml:space="preserve">0.964</w:t>
             </w:r>
           </w:p>
         </w:tc>
@@ -13628,105 +14451,7 @@
                 <w:sz w:val="14"/>
                 <w:szCs w:val="14"/>
               </w:rPr>
-              <w:t xml:space="preserve">(26)</w:t>
-            </w:r>
-          </w:p>
-        </w:tc>
-        <w:tc>
-          <w:tcPr>
-            <w:tcW w:type="pct" w:w="2400"/>
-            <w:tcMar>
-              <w:top w:type="dxa" w:w="50"/>
-              <w:left w:type="dxa" w:w="110"/>
-              <w:bottom w:type="dxa" w:w="50"/>
-              <w:right w:type="dxa" w:w="110"/>
-            </w:tcMar>
-          </w:tcPr>
-          <w:p>
-            <w:pPr>
-              <w:spacing w:before="28" w:after="28"/>
-            </w:pPr>
-            <w:r>
-              <w:rPr>
-                <w:sz w:val="15"/>
-                <w:szCs w:val="15"/>
-              </w:rPr>
-              <w:t xml:space="preserve">25</w:t>
-            </w:r>
-          </w:p>
-        </w:tc>
-      </w:tr>
-      <w:tr>
-        <w:tc>
-          <w:tcPr>
-            <w:tcW w:type="pct" w:w="2600"/>
-            <w:shd w:fill="FBFAF6" w:val="clear"/>
-            <w:tcMar>
-              <w:top w:type="dxa" w:w="50"/>
-              <w:left w:type="dxa" w:w="110"/>
-              <w:bottom w:type="dxa" w:w="50"/>
-              <w:right w:type="dxa" w:w="110"/>
-            </w:tcMar>
-          </w:tcPr>
-          <w:p>
-            <w:pPr>
-              <w:spacing w:before="28" w:after="28"/>
-            </w:pPr>
-            <w:r>
-              <w:rPr>
-                <w:sz w:val="15"/>
-                <w:szCs w:val="15"/>
-              </w:rPr>
-              <w:t xml:space="preserve">R2</w:t>
-            </w:r>
-          </w:p>
-        </w:tc>
-        <w:tc>
-          <w:tcPr>
-            <w:tcW w:type="pct" w:w="2400"/>
-            <w:shd w:fill="FBFAF6" w:val="clear"/>
-            <w:tcMar>
-              <w:top w:type="dxa" w:w="50"/>
-              <w:left w:type="dxa" w:w="110"/>
-              <w:bottom w:type="dxa" w:w="50"/>
-              <w:right w:type="dxa" w:w="110"/>
-            </w:tcMar>
-          </w:tcPr>
-          <w:p>
-            <w:pPr>
-              <w:spacing w:before="28" w:after="28"/>
-            </w:pPr>
-            <w:r>
-              <w:rPr>
-                <w:sz w:val="15"/>
-                <w:szCs w:val="15"/>
-              </w:rPr>
-              <w:t xml:space="preserve">0.964</w:t>
-            </w:r>
-          </w:p>
-        </w:tc>
-      </w:tr>
-      <w:tr>
-        <w:tc>
-          <w:tcPr>
-            <w:tcW w:type="pct" w:w="2600"/>
-            <w:tcMar>
-              <w:top w:type="dxa" w:w="50"/>
-              <w:left w:type="dxa" w:w="110"/>
-              <w:bottom w:type="dxa" w:w="50"/>
-              <w:right w:type="dxa" w:w="110"/>
-            </w:tcMar>
-          </w:tcPr>
-          <w:p>
-            <w:pPr>
-              <w:spacing w:before="28" w:after="28"/>
-            </w:pPr>
-            <w:r>
-              <w:rPr>
-                <w:sz w:val="15"/>
-                <w:szCs w:val="15"/>
-              </w:rPr>
-              <w:t xml:space="preserve">t-statistic on deliveries</w:t>
+              <w:t xml:space="preserve">(32)</w:t>
             </w:r>
           </w:p>
         </w:tc>
@@ -13861,7 +14586,7 @@
                 <w:sz w:val="16"/>
                 <w:szCs w:val="16"/>
               </w:rPr>
-              <w:t xml:space="preserve">R2   ·   Coefficient on deliveries   ·   Regression output   ·   Intercept</w:t>
+              <w:t xml:space="preserve">R2   ·   Coefficient on deliveries   ·   Regression output   ·   t-statistic on deliveries</w:t>
             </w:r>
           </w:p>
         </w:tc>
@@ -13997,7 +14722,7 @@
                 <w:sz w:val="16"/>
                 <w:szCs w:val="16"/>
               </w:rPr>
-              <w:t xml:space="preserve">4,000 machine hours   ·   equation   ·   3,600 machine hours</w:t>
+              <w:t xml:space="preserve">3,600 machine hours   ·   4,000 machine hours   ·   5,000 machine hours</w:t>
             </w:r>
           </w:p>
         </w:tc>
@@ -14040,7 +14765,7 @@
       <w:r>
         <w:drawing>
           <wp:inline distT="0" distB="0" distL="0" distR="0">
-            <wp:extent cx="5734050" cy="1976750"/>
+            <wp:extent cx="5734050" cy="1871100"/>
             <wp:effectExtent t="0" r="0" b="0" l="0"/>
             <wp:docPr id="1" name="" descr="" title=""/>
             <wp:cNvGraphicFramePr>
@@ -14065,7 +14790,7 @@
                   <pic:spPr bwMode="auto">
                     <a:xfrm>
                       <a:off x="0" y="0"/>
-                      <a:ext cx="5734050" cy="1976750"/>
+                      <a:ext cx="5734050" cy="1871100"/>
                     </a:xfrm>
                     <a:prstGeom prst="rect">
                       <a:avLst/>
@@ -14133,7 +14858,7 @@
                 <w:sz w:val="16"/>
                 <w:szCs w:val="16"/>
               </w:rPr>
-              <w:t xml:space="preserve">R2   ·   Coefficient on deliveries   ·   t-statistic on deliveries</w:t>
+              <w:t xml:space="preserve">R2   ·   Standard error of the estimate   ·   t-statistic on deliveries</w:t>
             </w:r>
           </w:p>
         </w:tc>
@@ -14718,14 +15443,14 @@
                 <w:sz w:val="16"/>
                 <w:szCs w:val="16"/>
               </w:rPr>
-              <w:t xml:space="preserve">17  </w:t>
-            </w:r>
-            <w:r>
-              <w:rPr>
-                <w:sz w:val="16"/>
-                <w:szCs w:val="16"/>
-              </w:rPr>
-              <w:t xml:space="preserve">Fixed part for the year</w:t>
+              <w:t xml:space="preserve">20  </w:t>
+            </w:r>
+            <w:r>
+              <w:rPr>
+                <w:sz w:val="16"/>
+                <w:szCs w:val="16"/>
+              </w:rPr>
+              <w:t xml:space="preserve">Orontes</w:t>
             </w:r>
           </w:p>
         </w:tc>
@@ -14786,14 +15511,14 @@
                 <w:sz w:val="16"/>
                 <w:szCs w:val="16"/>
               </w:rPr>
-              <w:t xml:space="preserve">18  </w:t>
-            </w:r>
-            <w:r>
-              <w:rPr>
-                <w:sz w:val="16"/>
-                <w:szCs w:val="16"/>
-              </w:rPr>
-              <w:t xml:space="preserve">Intercept</w:t>
+              <w:t xml:space="preserve">21  </w:t>
+            </w:r>
+            <w:r>
+              <w:rPr>
+                <w:sz w:val="16"/>
+                <w:szCs w:val="16"/>
+              </w:rPr>
+              <w:t xml:space="preserve">reliability</w:t>
             </w:r>
           </w:p>
         </w:tc>
@@ -14854,14 +15579,14 @@
                 <w:sz w:val="16"/>
                 <w:szCs w:val="16"/>
               </w:rPr>
-              <w:t xml:space="preserve">19  </w:t>
-            </w:r>
-            <w:r>
-              <w:rPr>
-                <w:sz w:val="16"/>
-                <w:szCs w:val="16"/>
-              </w:rPr>
-              <w:t xml:space="preserve">Budget</w:t>
+              <w:t xml:space="preserve">22  </w:t>
+            </w:r>
+            <w:r>
+              <w:rPr>
+                <w:sz w:val="16"/>
+                <w:szCs w:val="16"/>
+              </w:rPr>
+              <w:t xml:space="preserve">Monthly forecast at 3,200 MH</w:t>
             </w:r>
           </w:p>
         </w:tc>
@@ -14922,14 +15647,14 @@
                 <w:sz w:val="16"/>
                 <w:szCs w:val="16"/>
               </w:rPr>
-              <w:t xml:space="preserve">20  </w:t>
-            </w:r>
-            <w:r>
-              <w:rPr>
-                <w:sz w:val="16"/>
-                <w:szCs w:val="16"/>
-              </w:rPr>
-              <w:t xml:space="preserve">printed</w:t>
+              <w:t xml:space="preserve">23  </w:t>
+            </w:r>
+            <w:r>
+              <w:rPr>
+                <w:sz w:val="16"/>
+                <w:szCs w:val="16"/>
+              </w:rPr>
+              <w:t xml:space="preserve">FY2027 forecast at 38,400 MH</w:t>
             </w:r>
           </w:p>
         </w:tc>
@@ -14990,14 +15715,14 @@
                 <w:sz w:val="16"/>
                 <w:szCs w:val="16"/>
               </w:rPr>
-              <w:t xml:space="preserve">21  </w:t>
-            </w:r>
-            <w:r>
-              <w:rPr>
-                <w:sz w:val="16"/>
-                <w:szCs w:val="16"/>
-              </w:rPr>
-              <w:t xml:space="preserve">forecast</w:t>
+              <w:t xml:space="preserve">24  </w:t>
+            </w:r>
+            <w:r>
+              <w:rPr>
+                <w:sz w:val="16"/>
+                <w:szCs w:val="16"/>
+              </w:rPr>
+              <w:t xml:space="preserve">Intercept</w:t>
             </w:r>
           </w:p>
         </w:tc>
@@ -15058,14 +15783,14 @@
                 <w:sz w:val="16"/>
                 <w:szCs w:val="16"/>
               </w:rPr>
-              <w:t xml:space="preserve">22  </w:t>
-            </w:r>
-            <w:r>
-              <w:rPr>
-                <w:sz w:val="16"/>
-                <w:szCs w:val="16"/>
-              </w:rPr>
-              <w:t xml:space="preserve">extremes</w:t>
+              <w:t xml:space="preserve">25  </w:t>
+            </w:r>
+            <w:r>
+              <w:rPr>
+                <w:sz w:val="16"/>
+                <w:szCs w:val="16"/>
+              </w:rPr>
+              <w:t xml:space="preserve">Budget</w:t>
             </w:r>
           </w:p>
         </w:tc>
@@ -15126,14 +15851,14 @@
                 <w:sz w:val="16"/>
                 <w:szCs w:val="16"/>
               </w:rPr>
-              <w:t xml:space="preserve">23  </w:t>
-            </w:r>
-            <w:r>
-              <w:rPr>
-                <w:sz w:val="16"/>
-                <w:szCs w:val="16"/>
-              </w:rPr>
-              <w:t xml:space="preserve">coefficient</w:t>
+              <w:t xml:space="preserve">26  </w:t>
+            </w:r>
+            <w:r>
+              <w:rPr>
+                <w:sz w:val="16"/>
+                <w:szCs w:val="16"/>
+              </w:rPr>
+              <w:t xml:space="preserve">printed</w:t>
             </w:r>
           </w:p>
         </w:tc>
@@ -15194,14 +15919,14 @@
                 <w:sz w:val="16"/>
                 <w:szCs w:val="16"/>
               </w:rPr>
-              <w:t xml:space="preserve">24  </w:t>
-            </w:r>
-            <w:r>
-              <w:rPr>
-                <w:sz w:val="16"/>
-                <w:szCs w:val="16"/>
-              </w:rPr>
-              <w:t xml:space="preserve">Regression output</w:t>
+              <w:t xml:space="preserve">27  </w:t>
+            </w:r>
+            <w:r>
+              <w:rPr>
+                <w:sz w:val="16"/>
+                <w:szCs w:val="16"/>
+              </w:rPr>
+              <w:t xml:space="preserve">forecast</w:t>
             </w:r>
           </w:p>
         </w:tc>
@@ -15262,14 +15987,14 @@
                 <w:sz w:val="16"/>
                 <w:szCs w:val="16"/>
               </w:rPr>
-              <w:t xml:space="preserve">25  </w:t>
-            </w:r>
-            <w:r>
-              <w:rPr>
-                <w:sz w:val="16"/>
-                <w:szCs w:val="16"/>
-              </w:rPr>
-              <w:t xml:space="preserve">Intercept</w:t>
+              <w:t xml:space="preserve">28  </w:t>
+            </w:r>
+            <w:r>
+              <w:rPr>
+                <w:sz w:val="16"/>
+                <w:szCs w:val="16"/>
+              </w:rPr>
+              <w:t xml:space="preserve">extremes</w:t>
             </w:r>
           </w:p>
         </w:tc>
@@ -15330,14 +16055,14 @@
                 <w:sz w:val="16"/>
                 <w:szCs w:val="16"/>
               </w:rPr>
-              <w:t xml:space="preserve">26  </w:t>
-            </w:r>
-            <w:r>
-              <w:rPr>
-                <w:sz w:val="16"/>
-                <w:szCs w:val="16"/>
-              </w:rPr>
-              <w:t xml:space="preserve">Coefficient on deliveries</w:t>
+              <w:t xml:space="preserve">29  </w:t>
+            </w:r>
+            <w:r>
+              <w:rPr>
+                <w:sz w:val="16"/>
+                <w:szCs w:val="16"/>
+              </w:rPr>
+              <w:t xml:space="preserve">coefficient</w:t>
             </w:r>
           </w:p>
         </w:tc>
@@ -15398,14 +16123,14 @@
                 <w:sz w:val="16"/>
                 <w:szCs w:val="16"/>
               </w:rPr>
-              <w:t xml:space="preserve">27  </w:t>
-            </w:r>
-            <w:r>
-              <w:rPr>
-                <w:sz w:val="16"/>
-                <w:szCs w:val="16"/>
-              </w:rPr>
-              <w:t xml:space="preserve">4,000 machine hours</w:t>
+              <w:t xml:space="preserve">30  </w:t>
+            </w:r>
+            <w:r>
+              <w:rPr>
+                <w:sz w:val="16"/>
+                <w:szCs w:val="16"/>
+              </w:rPr>
+              <w:t xml:space="preserve">Coefficient on deliveries</w:t>
             </w:r>
           </w:p>
         </w:tc>
@@ -15466,14 +16191,14 @@
                 <w:sz w:val="16"/>
                 <w:szCs w:val="16"/>
               </w:rPr>
-              <w:t xml:space="preserve">28  </w:t>
-            </w:r>
-            <w:r>
-              <w:rPr>
-                <w:sz w:val="16"/>
-                <w:szCs w:val="16"/>
-              </w:rPr>
-              <w:t xml:space="preserve">equation</w:t>
+              <w:t xml:space="preserve">31  </w:t>
+            </w:r>
+            <w:r>
+              <w:rPr>
+                <w:sz w:val="16"/>
+                <w:szCs w:val="16"/>
+              </w:rPr>
+              <w:t xml:space="preserve">R2</w:t>
             </w:r>
           </w:p>
         </w:tc>
@@ -15534,14 +16259,14 @@
                 <w:sz w:val="16"/>
                 <w:szCs w:val="16"/>
               </w:rPr>
-              <w:t xml:space="preserve">29  </w:t>
-            </w:r>
-            <w:r>
-              <w:rPr>
-                <w:sz w:val="16"/>
-                <w:szCs w:val="16"/>
-              </w:rPr>
-              <w:t xml:space="preserve">R2</w:t>
+              <w:t xml:space="preserve">32  </w:t>
+            </w:r>
+            <w:r>
+              <w:rPr>
+                <w:sz w:val="16"/>
+                <w:szCs w:val="16"/>
+              </w:rPr>
+              <w:t xml:space="preserve">t-statistic on deliveries</w:t>
             </w:r>
           </w:p>
         </w:tc>
@@ -15602,14 +16327,14 @@
                 <w:sz w:val="16"/>
                 <w:szCs w:val="16"/>
               </w:rPr>
-              <w:t xml:space="preserve">30  </w:t>
-            </w:r>
-            <w:r>
-              <w:rPr>
-                <w:sz w:val="16"/>
-                <w:szCs w:val="16"/>
-              </w:rPr>
-              <w:t xml:space="preserve">t-statistic on deliveries</w:t>
+              <w:t xml:space="preserve">33  </w:t>
+            </w:r>
+            <w:r>
+              <w:rPr>
+                <w:sz w:val="16"/>
+                <w:szCs w:val="16"/>
+              </w:rPr>
+              <w:t xml:space="preserve">3,600 machine hours</w:t>
             </w:r>
           </w:p>
         </w:tc>
@@ -15670,14 +16395,14 @@
                 <w:sz w:val="16"/>
                 <w:szCs w:val="16"/>
               </w:rPr>
-              <w:t xml:space="preserve">31  </w:t>
-            </w:r>
-            <w:r>
-              <w:rPr>
-                <w:sz w:val="16"/>
-                <w:szCs w:val="16"/>
-              </w:rPr>
-              <w:t xml:space="preserve">intercept</w:t>
+              <w:t xml:space="preserve">34  </w:t>
+            </w:r>
+            <w:r>
+              <w:rPr>
+                <w:sz w:val="16"/>
+                <w:szCs w:val="16"/>
+              </w:rPr>
+              <w:t xml:space="preserve">5,000 machine hours</w:t>
             </w:r>
           </w:p>
         </w:tc>
@@ -15712,7 +16437,7 @@
                 <w:sz w:val="16"/>
                 <w:szCs w:val="16"/>
               </w:rPr>
-              <w:t xml:space="preserve">Monthly forecast at 3,200 MH</w:t>
+              <w:t xml:space="preserve">depends</w:t>
             </w:r>
           </w:p>
         </w:tc>
@@ -15738,7 +16463,211 @@
                 <w:sz w:val="16"/>
                 <w:szCs w:val="16"/>
               </w:rPr>
-              <w:t xml:space="preserve">32  </w:t>
+              <w:t xml:space="preserve">35  </w:t>
+            </w:r>
+            <w:r>
+              <w:rPr>
+                <w:sz w:val="16"/>
+                <w:szCs w:val="16"/>
+              </w:rPr>
+              <w:t xml:space="preserve">R2</w:t>
+            </w:r>
+          </w:p>
+        </w:tc>
+      </w:tr>
+      <w:tr>
+        <w:tc>
+          <w:tcPr>
+            <w:tcW w:type="pct" w:w="2500"/>
+            <w:tcMar>
+              <w:top w:type="dxa" w:w="20"/>
+              <w:left w:type="dxa" w:w="80"/>
+              <w:bottom w:type="dxa" w:w="20"/>
+              <w:right w:type="dxa" w:w="80"/>
+            </w:tcMar>
+          </w:tcPr>
+          <w:p>
+            <w:pPr>
+              <w:spacing w:before="12" w:after="12"/>
+            </w:pPr>
+            <w:r>
+              <w:rPr>
+                <w:b/>
+                <w:bCs/>
+                <w:color w:val="8186EF"/>
+                <w:sz w:val="16"/>
+                <w:szCs w:val="16"/>
+              </w:rPr>
+              <w:t xml:space="preserve">17  </w:t>
+            </w:r>
+            <w:r>
+              <w:rPr>
+                <w:sz w:val="16"/>
+                <w:szCs w:val="16"/>
+              </w:rPr>
+              <w:t xml:space="preserve">through</w:t>
+            </w:r>
+          </w:p>
+        </w:tc>
+        <w:tc>
+          <w:tcPr>
+            <w:tcW w:type="pct" w:w="2500"/>
+            <w:tcMar>
+              <w:top w:type="dxa" w:w="20"/>
+              <w:left w:type="dxa" w:w="80"/>
+              <w:bottom w:type="dxa" w:w="20"/>
+              <w:right w:type="dxa" w:w="80"/>
+            </w:tcMar>
+          </w:tcPr>
+          <w:p>
+            <w:pPr>
+              <w:spacing w:before="12" w:after="12"/>
+            </w:pPr>
+            <w:r>
+              <w:rPr>
+                <w:b/>
+                <w:bCs/>
+                <w:color w:val="8186EF"/>
+                <w:sz w:val="16"/>
+                <w:szCs w:val="16"/>
+              </w:rPr>
+              <w:t xml:space="preserve">36  </w:t>
+            </w:r>
+            <w:r>
+              <w:rPr>
+                <w:sz w:val="16"/>
+                <w:szCs w:val="16"/>
+              </w:rPr>
+              <w:t xml:space="preserve">Standard error of the estimate</w:t>
+            </w:r>
+          </w:p>
+        </w:tc>
+      </w:tr>
+      <w:tr>
+        <w:tc>
+          <w:tcPr>
+            <w:tcW w:type="pct" w:w="2500"/>
+            <w:tcMar>
+              <w:top w:type="dxa" w:w="20"/>
+              <w:left w:type="dxa" w:w="80"/>
+              <w:bottom w:type="dxa" w:w="20"/>
+              <w:right w:type="dxa" w:w="80"/>
+            </w:tcMar>
+          </w:tcPr>
+          <w:p>
+            <w:pPr>
+              <w:spacing w:before="12" w:after="12"/>
+            </w:pPr>
+            <w:r>
+              <w:rPr>
+                <w:b/>
+                <w:bCs/>
+                <w:color w:val="8186EF"/>
+                <w:sz w:val="16"/>
+                <w:szCs w:val="16"/>
+              </w:rPr>
+              <w:t xml:space="preserve">18  </w:t>
+            </w:r>
+            <w:r>
+              <w:rPr>
+                <w:sz w:val="16"/>
+                <w:szCs w:val="16"/>
+              </w:rPr>
+              <w:t xml:space="preserve">forecast</w:t>
+            </w:r>
+          </w:p>
+        </w:tc>
+        <w:tc>
+          <w:tcPr>
+            <w:tcW w:type="pct" w:w="2500"/>
+            <w:tcMar>
+              <w:top w:type="dxa" w:w="20"/>
+              <w:left w:type="dxa" w:w="80"/>
+              <w:bottom w:type="dxa" w:w="20"/>
+              <w:right w:type="dxa" w:w="80"/>
+            </w:tcMar>
+          </w:tcPr>
+          <w:p>
+            <w:pPr>
+              <w:spacing w:before="12" w:after="12"/>
+            </w:pPr>
+            <w:r>
+              <w:rPr>
+                <w:b/>
+                <w:bCs/>
+                <w:color w:val="8186EF"/>
+                <w:sz w:val="16"/>
+                <w:szCs w:val="16"/>
+              </w:rPr>
+              <w:t xml:space="preserve">37  </w:t>
+            </w:r>
+            <w:r>
+              <w:rPr>
+                <w:sz w:val="16"/>
+                <w:szCs w:val="16"/>
+              </w:rPr>
+              <w:t xml:space="preserve">intercept</w:t>
+            </w:r>
+          </w:p>
+        </w:tc>
+      </w:tr>
+      <w:tr>
+        <w:tc>
+          <w:tcPr>
+            <w:tcW w:type="pct" w:w="2500"/>
+            <w:tcMar>
+              <w:top w:type="dxa" w:w="20"/>
+              <w:left w:type="dxa" w:w="80"/>
+              <w:bottom w:type="dxa" w:w="20"/>
+              <w:right w:type="dxa" w:w="80"/>
+            </w:tcMar>
+          </w:tcPr>
+          <w:p>
+            <w:pPr>
+              <w:spacing w:before="12" w:after="12"/>
+            </w:pPr>
+            <w:r>
+              <w:rPr>
+                <w:b/>
+                <w:bCs/>
+                <w:color w:val="8186EF"/>
+                <w:sz w:val="16"/>
+                <w:szCs w:val="16"/>
+              </w:rPr>
+              <w:t xml:space="preserve">19  </w:t>
+            </w:r>
+            <w:r>
+              <w:rPr>
+                <w:sz w:val="16"/>
+                <w:szCs w:val="16"/>
+              </w:rPr>
+              <w:t xml:space="preserve">standard</w:t>
+            </w:r>
+          </w:p>
+        </w:tc>
+        <w:tc>
+          <w:tcPr>
+            <w:tcW w:type="pct" w:w="2500"/>
+            <w:tcMar>
+              <w:top w:type="dxa" w:w="20"/>
+              <w:left w:type="dxa" w:w="80"/>
+              <w:bottom w:type="dxa" w:w="20"/>
+              <w:right w:type="dxa" w:w="80"/>
+            </w:tcMar>
+          </w:tcPr>
+          <w:p>
+            <w:pPr>
+              <w:spacing w:before="12" w:after="12"/>
+            </w:pPr>
+            <w:r>
+              <w:rPr>
+                <w:b/>
+                <w:bCs/>
+                <w:color w:val="8186EF"/>
+                <w:sz w:val="16"/>
+                <w:szCs w:val="16"/>
+              </w:rPr>
+              <w:t xml:space="preserve">38  </w:t>
             </w:r>
             <w:r>
               <w:rPr>
@@ -15812,7 +16741,7 @@
           <w:sz w:val="15"/>
           <w:szCs w:val="15"/>
         </w:rPr>
-        <w:t xml:space="preserve">Slope: Sxy ÷ Sxx = 138,000,000 ÷ 11,500,000 = $12. Intercept: 55,800 − 12 × 3,150 = $18,000. Budget: twelve months × $18,000 + $12 × 38,400 = $676,800, the.</w:t>
+        <w:t xml:space="preserve">The high-low line depends on two months only; the regression line passes through the middle of all 24. The bar at 3,200 hours shows the forecast plus or minus two standard errors: $54,400 to $58,400. For 2027 regression gives $676,800 and high-low gives $678,000. Orontes uses the regression figure, because it uses all the data and passes the reliability tests. That is the maintenance line in the.</w:t>
       </w:r>
     </w:p>
     <w:p>
@@ -15829,6 +16758,30 @@
           <w:szCs w:val="15"/>
         </w:rPr>
         <w:t xml:space="preserve">Summary 3   </w:t>
+      </w:r>
+      <w:r>
+        <w:rPr>
+          <w:color w:val="6B7280"/>
+          <w:sz w:val="15"/>
+          <w:szCs w:val="15"/>
+        </w:rPr>
+        <w:t xml:space="preserve">Slope: Sxy ÷ Sxx = 138,000,000 ÷ 11,500,000 = $12. Intercept: 55,800 − 12 × 3,150 = $18,000. Budget: twelve months × $18,000 + $12 × 38,400 = $676,800, the.</w:t>
+      </w:r>
+    </w:p>
+    <w:p>
+      <w:pPr>
+        <w:spacing w:before="20" w:after="20"/>
+        <w:ind w:left="240" w:hanging="240"/>
+      </w:pPr>
+      <w:r>
+        <w:rPr>
+          <w:b/>
+          <w:bCs/>
+          <w:color w:val="353A7C"/>
+          <w:sz w:val="15"/>
+          <w:szCs w:val="15"/>
+        </w:rPr>
+        <w:t xml:space="preserve">Summary 4   </w:t>
       </w:r>
       <w:r>
         <w:rPr>

--- a/CMA_Summaries_B2_Ch03.docx
+++ b/CMA_Summaries_B2_Ch03.docx
@@ -204,7 +204,7 @@
                 <w:sz w:val="16"/>
                 <w:szCs w:val="16"/>
               </w:rPr>
-              <w:t xml:space="preserve">Simple regression   ·   Using regression to estimate fixed costs   ·   scatter plot   ·   Why estimate cost functions   ·   Extended Example 3A: the Oils maintenance and </w:t>
+              <w:t xml:space="preserve">Using regression to estimate fixed costs   ·   Extended Example 3A: the Oils maintenance and    ·   The high-low method   ·   Why estimate cost functions</w:t>
             </w:r>
           </w:p>
         </w:tc>
@@ -231,7 +231,7 @@
           <w:sz w:val="16"/>
           <w:szCs w:val="16"/>
         </w:rPr>
-        <w:t xml:space="preserve">      gaps 5–6</w:t>
+        <w:t xml:space="preserve">      gaps 4–5</w:t>
       </w:r>
     </w:p>
     <w:p>
@@ -254,7 +254,7 @@
           <w:sz w:val="15"/>
           <w:szCs w:val="15"/>
         </w:rPr>
-        <w:t xml:space="preserve"> (5) </w:t>
+        <w:t xml:space="preserve"> (4) </w:t>
       </w:r>
       <w:r>
         <w:rPr>
@@ -293,7 +293,7 @@
           <w:sz w:val="15"/>
           <w:szCs w:val="15"/>
         </w:rPr>
-        <w:t xml:space="preserve"> (6) </w:t>
+        <w:t xml:space="preserve"> (5) </w:t>
       </w:r>
       <w:r>
         <w:rPr>
@@ -586,7 +586,7 @@
                 <w:sz w:val="14"/>
                 <w:szCs w:val="14"/>
               </w:rPr>
-              <w:t xml:space="preserve">(7)</w:t>
+              <w:t xml:space="preserve">(6)</w:t>
             </w:r>
           </w:p>
         </w:tc>
@@ -709,7 +709,7 @@
                 <w:sz w:val="14"/>
                 <w:szCs w:val="14"/>
               </w:rPr>
-              <w:t xml:space="preserve">(8)</w:t>
+              <w:t xml:space="preserve">(7)</w:t>
             </w:r>
           </w:p>
         </w:tc>
@@ -808,7 +808,7 @@
                 <w:sz w:val="14"/>
                 <w:szCs w:val="14"/>
               </w:rPr>
-              <w:t xml:space="preserve">(9)</w:t>
+              <w:t xml:space="preserve">(8)</w:t>
             </w:r>
           </w:p>
         </w:tc>
@@ -908,7 +908,7 @@
                 <w:sz w:val="14"/>
                 <w:szCs w:val="14"/>
               </w:rPr>
-              <w:t xml:space="preserve">(10)</w:t>
+              <w:t xml:space="preserve">(9)</w:t>
             </w:r>
           </w:p>
         </w:tc>
@@ -994,7 +994,7 @@
                 <w:sz w:val="16"/>
                 <w:szCs w:val="16"/>
               </w:rPr>
-              <w:t xml:space="preserve">Works for new products with no history   ·   Judgment on each account   ·   Simple; needs two points   ·   Uses all data; gives R2, t and standard error   ·   Studies inputs needed per unit</w:t>
+              <w:t xml:space="preserve">Works for new products with no history   ·   Judgment on each account   ·   Simple; needs two points   ·   Uses all data; gives R2, t and standard error   ·   Line through the highest and lowest activity</w:t>
             </w:r>
           </w:p>
         </w:tc>
@@ -1021,7 +1021,7 @@
           <w:sz w:val="16"/>
           <w:szCs w:val="16"/>
         </w:rPr>
-        <w:t xml:space="preserve">      gaps 11–14</w:t>
+        <w:t xml:space="preserve">      gaps 10–13</w:t>
       </w:r>
     </w:p>
     <w:p>
@@ -1044,7 +1044,7 @@
           <w:sz w:val="15"/>
           <w:szCs w:val="15"/>
         </w:rPr>
-        <w:t xml:space="preserve"> (11) </w:t>
+        <w:t xml:space="preserve"> (10) </w:t>
       </w:r>
       <w:r>
         <w:rPr>
@@ -1076,7 +1076,7 @@
           <w:sz w:val="15"/>
           <w:szCs w:val="15"/>
         </w:rPr>
-        <w:t xml:space="preserve"> (12) </w:t>
+        <w:t xml:space="preserve"> (11) </w:t>
       </w:r>
       <w:r>
         <w:rPr>
@@ -1115,7 +1115,7 @@
           <w:sz w:val="15"/>
           <w:szCs w:val="15"/>
         </w:rPr>
-        <w:t xml:space="preserve"> (13) </w:t>
+        <w:t xml:space="preserve"> (12) </w:t>
       </w:r>
       <w:r>
         <w:rPr>
@@ -1147,7 +1147,7 @@
           <w:sz w:val="15"/>
           <w:szCs w:val="15"/>
         </w:rPr>
-        <w:t xml:space="preserve"> (14) </w:t>
+        <w:t xml:space="preserve"> (13) </w:t>
       </w:r>
       <w:r>
         <w:rPr>
@@ -1684,7 +1684,7 @@
                 <w:sz w:val="16"/>
                 <w:szCs w:val="16"/>
               </w:rPr>
-              <w:t xml:space="preserve">Why estimate cost functions</w:t>
+              <w:t xml:space="preserve">The high-low method</w:t>
             </w:r>
           </w:p>
         </w:tc>
@@ -1717,7 +1717,7 @@
                 <w:sz w:val="16"/>
                 <w:szCs w:val="16"/>
               </w:rPr>
-              <w:t xml:space="preserve">Uses all data; gives R2, t and standard error</w:t>
+              <w:t xml:space="preserve">Works for new products with no history</w:t>
             </w:r>
           </w:p>
         </w:tc>
@@ -1752,7 +1752,7 @@
                 <w:sz w:val="16"/>
                 <w:szCs w:val="16"/>
               </w:rPr>
-              <w:t xml:space="preserve">Simple regression</w:t>
+              <w:t xml:space="preserve">Using regression to estimate fixed costs</w:t>
             </w:r>
           </w:p>
         </w:tc>
@@ -1785,7 +1785,7 @@
                 <w:sz w:val="16"/>
                 <w:szCs w:val="16"/>
               </w:rPr>
-              <w:t xml:space="preserve">Works for new products with no history</w:t>
+              <w:t xml:space="preserve">horizontal</w:t>
             </w:r>
           </w:p>
         </w:tc>
@@ -1820,7 +1820,7 @@
                 <w:sz w:val="16"/>
                 <w:szCs w:val="16"/>
               </w:rPr>
-              <w:t xml:space="preserve">Using regression to estimate fixed costs</w:t>
+              <w:t xml:space="preserve">Extended Example 3A: the Oils maintenance and </w:t>
             </w:r>
           </w:p>
         </w:tc>
@@ -1853,7 +1853,7 @@
                 <w:sz w:val="16"/>
                 <w:szCs w:val="16"/>
               </w:rPr>
-              <w:t xml:space="preserve">horizontal</w:t>
+              <w:t xml:space="preserve">vertical</w:t>
             </w:r>
           </w:p>
         </w:tc>
@@ -1888,7 +1888,7 @@
                 <w:sz w:val="16"/>
                 <w:szCs w:val="16"/>
               </w:rPr>
-              <w:t xml:space="preserve">Extended Example 3A: the Oils maintenance and </w:t>
+              <w:t xml:space="preserve">flexible</w:t>
             </w:r>
           </w:p>
         </w:tc>
@@ -1921,7 +1921,7 @@
                 <w:sz w:val="16"/>
                 <w:szCs w:val="16"/>
               </w:rPr>
-              <w:t xml:space="preserve">vertical</w:t>
+              <w:t xml:space="preserve">straight</w:t>
             </w:r>
           </w:p>
         </w:tc>
@@ -1956,7 +1956,7 @@
                 <w:sz w:val="16"/>
                 <w:szCs w:val="16"/>
               </w:rPr>
-              <w:t xml:space="preserve">flexible</w:t>
+              <w:t xml:space="preserve">Managers</w:t>
             </w:r>
           </w:p>
         </w:tc>
@@ -1989,7 +1989,7 @@
                 <w:sz w:val="16"/>
                 <w:szCs w:val="16"/>
               </w:rPr>
-              <w:t xml:space="preserve">straight</w:t>
+              <w:t xml:space="preserve">unusual</w:t>
             </w:r>
           </w:p>
         </w:tc>
@@ -2024,7 +2024,7 @@
                 <w:sz w:val="16"/>
                 <w:szCs w:val="16"/>
               </w:rPr>
-              <w:t xml:space="preserve">Managers</w:t>
+              <w:t xml:space="preserve">Judgment on each account</w:t>
             </w:r>
           </w:p>
         </w:tc>
@@ -2057,7 +2057,7 @@
                 <w:sz w:val="16"/>
                 <w:szCs w:val="16"/>
               </w:rPr>
-              <w:t xml:space="preserve">unusual</w:t>
+              <w:t xml:space="preserve">scatter plot</w:t>
             </w:r>
           </w:p>
         </w:tc>
@@ -2092,7 +2092,7 @@
                 <w:sz w:val="16"/>
                 <w:szCs w:val="16"/>
               </w:rPr>
-              <w:t xml:space="preserve">Judgment on each account</w:t>
+              <w:t xml:space="preserve">Simple; needs two points</w:t>
             </w:r>
           </w:p>
         </w:tc>
@@ -2125,7 +2125,7 @@
                 <w:sz w:val="16"/>
                 <w:szCs w:val="16"/>
               </w:rPr>
-              <w:t xml:space="preserve">scatter plot</w:t>
+              <w:t xml:space="preserve">account analysis</w:t>
             </w:r>
           </w:p>
         </w:tc>
@@ -2160,7 +2160,7 @@
                 <w:sz w:val="16"/>
                 <w:szCs w:val="16"/>
               </w:rPr>
-              <w:t xml:space="preserve">Simple; needs two points</w:t>
+              <w:t xml:space="preserve">Uses all data; gives R2, t and standard error</w:t>
             </w:r>
           </w:p>
         </w:tc>
@@ -2176,24 +2176,14 @@
           </w:tcPr>
           <w:p>
             <w:pPr>
-              <w:spacing w:before="12" w:after="12"/>
-            </w:pPr>
-            <w:r>
-              <w:rPr>
-                <w:b/>
-                <w:bCs/>
-                <w:color w:val="8186EF"/>
-                <w:sz w:val="16"/>
-                <w:szCs w:val="16"/>
-              </w:rPr>
-              <w:t xml:space="preserve">16  </w:t>
-            </w:r>
-            <w:r>
-              <w:rPr>
-                <w:sz w:val="16"/>
-                <w:szCs w:val="16"/>
-              </w:rPr>
-              <w:t xml:space="preserve">account analysis</w:t>
+              <w:spacing w:before="24" w:after="24"/>
+            </w:pPr>
+            <w:r>
+              <w:rPr>
+                <w:sz w:val="16"/>
+                <w:szCs w:val="16"/>
+              </w:rPr>
+              <w:t xml:space="preserve"/>
             </w:r>
           </w:p>
         </w:tc>
@@ -2367,7 +2357,7 @@
           <w:sz w:val="16"/>
           <w:szCs w:val="16"/>
         </w:rPr>
-        <w:t xml:space="preserve">      gaps 1–8</w:t>
+        <w:t xml:space="preserve">      gaps 1–5</w:t>
       </w:r>
     </w:p>
     <w:p>
@@ -2380,7 +2370,7 @@
           <w:sz w:val="19"/>
           <w:szCs w:val="19"/>
         </w:rPr>
-        <w:t xml:space="preserve">The </w:t>
+        <w:t xml:space="preserve">The high-low method draws a line </w:t>
       </w:r>
       <w:r>
         <w:rPr>
@@ -2412,7 +2402,14 @@
           <w:sz w:val="19"/>
           <w:szCs w:val="19"/>
         </w:rPr>
-        <w:t xml:space="preserve"> method draws a line </w:t>
+        <w:t xml:space="preserve"> two points: the months with the highest and the lowest activity. </w:t>
+      </w:r>
+      <w:r>
+        <w:rPr>
+          <w:sz w:val="19"/>
+          <w:szCs w:val="19"/>
+        </w:rPr>
+        <w:t xml:space="preserve">The variable rate is the change in cost </w:t>
       </w:r>
       <w:r>
         <w:rPr>
@@ -2444,7 +2441,14 @@
           <w:sz w:val="19"/>
           <w:szCs w:val="19"/>
         </w:rPr>
-        <w:t xml:space="preserve"> two points: the </w:t>
+        <w:t xml:space="preserve"> by the change in activity. </w:t>
+      </w:r>
+      <w:r>
+        <w:rPr>
+          <w:sz w:val="19"/>
+          <w:szCs w:val="19"/>
+        </w:rPr>
+        <w:t xml:space="preserve">The fixed cost is what is left at </w:t>
       </w:r>
       <w:r>
         <w:rPr>
@@ -2476,7 +2480,14 @@
           <w:sz w:val="19"/>
           <w:szCs w:val="19"/>
         </w:rPr>
-        <w:t xml:space="preserve"> with the highest and the </w:t>
+        <w:t xml:space="preserve"> point. </w:t>
+      </w:r>
+      <w:r>
+        <w:rPr>
+          <w:sz w:val="19"/>
+          <w:szCs w:val="19"/>
+        </w:rPr>
+        <w:t xml:space="preserve"/>
       </w:r>
       <w:r>
         <w:rPr>
@@ -2508,14 +2519,21 @@
           <w:sz w:val="19"/>
           <w:szCs w:val="19"/>
         </w:rPr>
-        <w:t xml:space="preserve"> activity. </w:t>
-      </w:r>
-      <w:r>
-        <w:rPr>
-          <w:sz w:val="19"/>
-          <w:szCs w:val="19"/>
-        </w:rPr>
-        <w:t xml:space="preserve">The variable rate is the change in cost </w:t>
+        <w:t xml:space="preserve"> the points by activity, not by cost. </w:t>
+      </w:r>
+      <w:r>
+        <w:rPr>
+          <w:sz w:val="19"/>
+          <w:szCs w:val="19"/>
+        </w:rPr>
+        <w:t xml:space="preserve">In the Oils data the highest cost, $69,400, came in a month with 4,200 machine hours, not in the busiest month. </w:t>
+      </w:r>
+      <w:r>
+        <w:rPr>
+          <w:sz w:val="19"/>
+          <w:szCs w:val="19"/>
+        </w:rPr>
+        <w:t xml:space="preserve">The busiest month had 4,300 machine hours and cost $68,600; the </w:t>
       </w:r>
       <w:r>
         <w:rPr>
@@ -2526,130 +2544,6 @@
           <w:szCs w:val="15"/>
         </w:rPr>
         <w:t xml:space="preserve"> (5) </w:t>
-      </w:r>
-      <w:r>
-        <w:rPr>
-          <w:u w:val="single"/>
-          <w:sz w:val="19"/>
-          <w:szCs w:val="19"/>
-        </w:rPr>
-        <w:t xml:space="preserve">           </w:t>
-      </w:r>
-      <w:r>
-        <w:rPr>
-          <w:sz w:val="19"/>
-          <w:szCs w:val="19"/>
-        </w:rPr>
-        <w:t xml:space="preserve"> </w:t>
-      </w:r>
-      <w:r>
-        <w:rPr>
-          <w:sz w:val="19"/>
-          <w:szCs w:val="19"/>
-        </w:rPr>
-        <w:t xml:space="preserve"> by the change in activity. </w:t>
-      </w:r>
-      <w:r>
-        <w:rPr>
-          <w:sz w:val="19"/>
-          <w:szCs w:val="19"/>
-        </w:rPr>
-        <w:t xml:space="preserve">The fixed cost is what is left at </w:t>
-      </w:r>
-      <w:r>
-        <w:rPr>
-          <w:b/>
-          <w:bCs/>
-          <w:color w:val="8186EF"/>
-          <w:sz w:val="15"/>
-          <w:szCs w:val="15"/>
-        </w:rPr>
-        <w:t xml:space="preserve"> (6) </w:t>
-      </w:r>
-      <w:r>
-        <w:rPr>
-          <w:u w:val="single"/>
-          <w:sz w:val="19"/>
-          <w:szCs w:val="19"/>
-        </w:rPr>
-        <w:t xml:space="preserve">           </w:t>
-      </w:r>
-      <w:r>
-        <w:rPr>
-          <w:sz w:val="19"/>
-          <w:szCs w:val="19"/>
-        </w:rPr>
-        <w:t xml:space="preserve"> </w:t>
-      </w:r>
-      <w:r>
-        <w:rPr>
-          <w:sz w:val="19"/>
-          <w:szCs w:val="19"/>
-        </w:rPr>
-        <w:t xml:space="preserve"> point. </w:t>
-      </w:r>
-      <w:r>
-        <w:rPr>
-          <w:sz w:val="19"/>
-          <w:szCs w:val="19"/>
-        </w:rPr>
-        <w:t xml:space="preserve"/>
-      </w:r>
-      <w:r>
-        <w:rPr>
-          <w:b/>
-          <w:bCs/>
-          <w:color w:val="8186EF"/>
-          <w:sz w:val="15"/>
-          <w:szCs w:val="15"/>
-        </w:rPr>
-        <w:t xml:space="preserve"> (7) </w:t>
-      </w:r>
-      <w:r>
-        <w:rPr>
-          <w:u w:val="single"/>
-          <w:sz w:val="19"/>
-          <w:szCs w:val="19"/>
-        </w:rPr>
-        <w:t xml:space="preserve">           </w:t>
-      </w:r>
-      <w:r>
-        <w:rPr>
-          <w:sz w:val="19"/>
-          <w:szCs w:val="19"/>
-        </w:rPr>
-        <w:t xml:space="preserve"> </w:t>
-      </w:r>
-      <w:r>
-        <w:rPr>
-          <w:sz w:val="19"/>
-          <w:szCs w:val="19"/>
-        </w:rPr>
-        <w:t xml:space="preserve"> the points by activity, not by cost. </w:t>
-      </w:r>
-      <w:r>
-        <w:rPr>
-          <w:sz w:val="19"/>
-          <w:szCs w:val="19"/>
-        </w:rPr>
-        <w:t xml:space="preserve">In the Oils data the highest cost, $69,400, came in a month with 4,200 machine hours, not in the busiest month. </w:t>
-      </w:r>
-      <w:r>
-        <w:rPr>
-          <w:sz w:val="19"/>
-          <w:szCs w:val="19"/>
-        </w:rPr>
-        <w:t xml:space="preserve">The busiest month had 4,300 machine hours and cost $68,600; the </w:t>
-      </w:r>
-      <w:r>
-        <w:rPr>
-          <w:b/>
-          <w:bCs/>
-          <w:color w:val="8186EF"/>
-          <w:sz w:val="15"/>
-          <w:szCs w:val="15"/>
-        </w:rPr>
-        <w:t xml:space="preserve"> (8) </w:t>
       </w:r>
       <w:r>
         <w:rPr>
@@ -2736,7 +2630,7 @@
                 <w:sz w:val="16"/>
                 <w:szCs w:val="16"/>
               </w:rPr>
-              <w:t xml:space="preserve">divided   ·   through   ·   either   ·   quietest   ·   Choose   ·   high-low   ·   lowest   ·   highest   ·   months</w:t>
+              <w:t xml:space="preserve">either   ·   through   ·   Choose   ·   activity   ·   quietest   ·   divided</w:t>
             </w:r>
           </w:p>
         </w:tc>
@@ -2921,7 +2815,7 @@
                 <w:sz w:val="14"/>
                 <w:szCs w:val="14"/>
               </w:rPr>
-              <w:t xml:space="preserve">(9)</w:t>
+              <w:t xml:space="preserve">(6)</w:t>
             </w:r>
           </w:p>
         </w:tc>
@@ -3070,7 +2964,7 @@
                 <w:sz w:val="14"/>
                 <w:szCs w:val="14"/>
               </w:rPr>
-              <w:t xml:space="preserve">(10)</w:t>
+              <w:t xml:space="preserve">(7)</w:t>
             </w:r>
           </w:p>
         </w:tc>
@@ -3170,7 +3064,7 @@
                 <w:sz w:val="14"/>
                 <w:szCs w:val="14"/>
               </w:rPr>
-              <w:t xml:space="preserve">(11)</w:t>
+              <w:t xml:space="preserve">(8)</w:t>
             </w:r>
           </w:p>
         </w:tc>
@@ -3377,7 +3271,7 @@
                 <w:sz w:val="16"/>
                 <w:szCs w:val="16"/>
               </w:rPr>
-              <w:t xml:space="preserve">2,300 MH   ·   $11 per MH   ·   account analysis   ·   4,300 MH</w:t>
+              <w:t xml:space="preserve">2,300 MH   ·   $11 per MH   ·   multiple regression   ·   4,300 MH</w:t>
             </w:r>
           </w:p>
         </w:tc>
@@ -3451,7 +3345,7 @@
           <w:sz w:val="16"/>
           <w:szCs w:val="16"/>
         </w:rPr>
-        <w:t xml:space="preserve">      gaps 12–13</w:t>
+        <w:t xml:space="preserve">      gaps 9–10</w:t>
       </w:r>
     </w:p>
     <w:p>
@@ -3474,7 +3368,7 @@
           <w:sz w:val="15"/>
           <w:szCs w:val="15"/>
         </w:rPr>
-        <w:t xml:space="preserve"> (12) </w:t>
+        <w:t xml:space="preserve"> (9) </w:t>
       </w:r>
       <w:r>
         <w:rPr>
@@ -3503,7 +3397,7 @@
           <w:sz w:val="19"/>
           <w:szCs w:val="19"/>
         </w:rPr>
-        <w:t xml:space="preserve">Always find the highest and lowest </w:t>
+        <w:t xml:space="preserve"/>
       </w:r>
       <w:r>
         <w:rPr>
@@ -3513,7 +3407,7 @@
           <w:sz w:val="15"/>
           <w:szCs w:val="15"/>
         </w:rPr>
-        <w:t xml:space="preserve"> (13) </w:t>
+        <w:t xml:space="preserve"> (10) </w:t>
       </w:r>
       <w:r>
         <w:rPr>
@@ -3535,7 +3429,7 @@
           <w:sz w:val="19"/>
           <w:szCs w:val="19"/>
         </w:rPr>
-        <w:t xml:space="preserve"> first, then take the costs of those two months. </w:t>
+        <w:t xml:space="preserve"> find the highest and lowest activity first, then take the costs of those two months. </w:t>
       </w:r>
     </w:p>
     <w:tbl>
@@ -3593,7 +3487,7 @@
                 <w:sz w:val="16"/>
                 <w:szCs w:val="16"/>
               </w:rPr>
-              <w:t xml:space="preserve">questions   ·   intercept   ·   activity</w:t>
+              <w:t xml:space="preserve">questions   ·   intercept   ·   Always</w:t>
             </w:r>
           </w:p>
         </w:tc>
@@ -3850,7 +3744,7 @@
                 <w:sz w:val="16"/>
                 <w:szCs w:val="16"/>
               </w:rPr>
-              <w:t xml:space="preserve">high-low</w:t>
+              <w:t xml:space="preserve">through</w:t>
             </w:r>
           </w:p>
         </w:tc>
@@ -3876,14 +3770,14 @@
                 <w:sz w:val="16"/>
                 <w:szCs w:val="16"/>
               </w:rPr>
-              <w:t xml:space="preserve">8  </w:t>
-            </w:r>
-            <w:r>
-              <w:rPr>
-                <w:sz w:val="16"/>
-                <w:szCs w:val="16"/>
-              </w:rPr>
-              <w:t xml:space="preserve">quietest</w:t>
+              <w:t xml:space="preserve">6  </w:t>
+            </w:r>
+            <w:r>
+              <w:rPr>
+                <w:sz w:val="16"/>
+                <w:szCs w:val="16"/>
+              </w:rPr>
+              <w:t xml:space="preserve">4,300 MH</w:t>
             </w:r>
           </w:p>
         </w:tc>
@@ -3918,7 +3812,7 @@
                 <w:sz w:val="16"/>
                 <w:szCs w:val="16"/>
               </w:rPr>
-              <w:t xml:space="preserve">through</w:t>
+              <w:t xml:space="preserve">divided</w:t>
             </w:r>
           </w:p>
         </w:tc>
@@ -3944,14 +3838,14 @@
                 <w:sz w:val="16"/>
                 <w:szCs w:val="16"/>
               </w:rPr>
-              <w:t xml:space="preserve">9  </w:t>
-            </w:r>
-            <w:r>
-              <w:rPr>
-                <w:sz w:val="16"/>
-                <w:szCs w:val="16"/>
-              </w:rPr>
-              <w:t xml:space="preserve">4,300 MH</w:t>
+              <w:t xml:space="preserve">7  </w:t>
+            </w:r>
+            <w:r>
+              <w:rPr>
+                <w:sz w:val="16"/>
+                <w:szCs w:val="16"/>
+              </w:rPr>
+              <w:t xml:space="preserve">2,300 MH</w:t>
             </w:r>
           </w:p>
         </w:tc>
@@ -3986,7 +3880,7 @@
                 <w:sz w:val="16"/>
                 <w:szCs w:val="16"/>
               </w:rPr>
-              <w:t xml:space="preserve">months</w:t>
+              <w:t xml:space="preserve">either</w:t>
             </w:r>
           </w:p>
         </w:tc>
@@ -4012,14 +3906,14 @@
                 <w:sz w:val="16"/>
                 <w:szCs w:val="16"/>
               </w:rPr>
-              <w:t xml:space="preserve">10  </w:t>
-            </w:r>
-            <w:r>
-              <w:rPr>
-                <w:sz w:val="16"/>
-                <w:szCs w:val="16"/>
-              </w:rPr>
-              <w:t xml:space="preserve">2,300 MH</w:t>
+              <w:t xml:space="preserve">8  </w:t>
+            </w:r>
+            <w:r>
+              <w:rPr>
+                <w:sz w:val="16"/>
+                <w:szCs w:val="16"/>
+              </w:rPr>
+              <w:t xml:space="preserve">$11 per MH</w:t>
             </w:r>
           </w:p>
         </w:tc>
@@ -4054,7 +3948,7 @@
                 <w:sz w:val="16"/>
                 <w:szCs w:val="16"/>
               </w:rPr>
-              <w:t xml:space="preserve">lowest</w:t>
+              <w:t xml:space="preserve">Choose</w:t>
             </w:r>
           </w:p>
         </w:tc>
@@ -4080,14 +3974,14 @@
                 <w:sz w:val="16"/>
                 <w:szCs w:val="16"/>
               </w:rPr>
-              <w:t xml:space="preserve">11  </w:t>
-            </w:r>
-            <w:r>
-              <w:rPr>
-                <w:sz w:val="16"/>
-                <w:szCs w:val="16"/>
-              </w:rPr>
-              <w:t xml:space="preserve">$11 per MH</w:t>
+              <w:t xml:space="preserve">9  </w:t>
+            </w:r>
+            <w:r>
+              <w:rPr>
+                <w:sz w:val="16"/>
+                <w:szCs w:val="16"/>
+              </w:rPr>
+              <w:t xml:space="preserve">questions</w:t>
             </w:r>
           </w:p>
         </w:tc>
@@ -4122,7 +4016,7 @@
                 <w:sz w:val="16"/>
                 <w:szCs w:val="16"/>
               </w:rPr>
-              <w:t xml:space="preserve">divided</w:t>
+              <w:t xml:space="preserve">quietest</w:t>
             </w:r>
           </w:p>
         </w:tc>
@@ -4148,140 +4042,14 @@
                 <w:sz w:val="16"/>
                 <w:szCs w:val="16"/>
               </w:rPr>
-              <w:t xml:space="preserve">12  </w:t>
-            </w:r>
-            <w:r>
-              <w:rPr>
-                <w:sz w:val="16"/>
-                <w:szCs w:val="16"/>
-              </w:rPr>
-              <w:t xml:space="preserve">questions</w:t>
-            </w:r>
-          </w:p>
-        </w:tc>
-      </w:tr>
-      <w:tr>
-        <w:tc>
-          <w:tcPr>
-            <w:tcW w:type="pct" w:w="2500"/>
-            <w:tcMar>
-              <w:top w:type="dxa" w:w="20"/>
-              <w:left w:type="dxa" w:w="80"/>
-              <w:bottom w:type="dxa" w:w="20"/>
-              <w:right w:type="dxa" w:w="80"/>
-            </w:tcMar>
-          </w:tcPr>
-          <w:p>
-            <w:pPr>
-              <w:spacing w:before="12" w:after="12"/>
-            </w:pPr>
-            <w:r>
-              <w:rPr>
-                <w:b/>
-                <w:bCs/>
-                <w:color w:val="8186EF"/>
-                <w:sz w:val="16"/>
-                <w:szCs w:val="16"/>
-              </w:rPr>
-              <w:t xml:space="preserve">6  </w:t>
-            </w:r>
-            <w:r>
-              <w:rPr>
-                <w:sz w:val="16"/>
-                <w:szCs w:val="16"/>
-              </w:rPr>
-              <w:t xml:space="preserve">either</w:t>
-            </w:r>
-          </w:p>
-        </w:tc>
-        <w:tc>
-          <w:tcPr>
-            <w:tcW w:type="pct" w:w="2500"/>
-            <w:tcMar>
-              <w:top w:type="dxa" w:w="20"/>
-              <w:left w:type="dxa" w:w="80"/>
-              <w:bottom w:type="dxa" w:w="20"/>
-              <w:right w:type="dxa" w:w="80"/>
-            </w:tcMar>
-          </w:tcPr>
-          <w:p>
-            <w:pPr>
-              <w:spacing w:before="12" w:after="12"/>
-            </w:pPr>
-            <w:r>
-              <w:rPr>
-                <w:b/>
-                <w:bCs/>
-                <w:color w:val="8186EF"/>
-                <w:sz w:val="16"/>
-                <w:szCs w:val="16"/>
-              </w:rPr>
-              <w:t xml:space="preserve">13  </w:t>
-            </w:r>
-            <w:r>
-              <w:rPr>
-                <w:sz w:val="16"/>
-                <w:szCs w:val="16"/>
-              </w:rPr>
-              <w:t xml:space="preserve">activity</w:t>
-            </w:r>
-          </w:p>
-        </w:tc>
-      </w:tr>
-      <w:tr>
-        <w:tc>
-          <w:tcPr>
-            <w:tcW w:type="pct" w:w="2500"/>
-            <w:tcMar>
-              <w:top w:type="dxa" w:w="20"/>
-              <w:left w:type="dxa" w:w="80"/>
-              <w:bottom w:type="dxa" w:w="20"/>
-              <w:right w:type="dxa" w:w="80"/>
-            </w:tcMar>
-          </w:tcPr>
-          <w:p>
-            <w:pPr>
-              <w:spacing w:before="12" w:after="12"/>
-            </w:pPr>
-            <w:r>
-              <w:rPr>
-                <w:b/>
-                <w:bCs/>
-                <w:color w:val="8186EF"/>
-                <w:sz w:val="16"/>
-                <w:szCs w:val="16"/>
-              </w:rPr>
-              <w:t xml:space="preserve">7  </w:t>
-            </w:r>
-            <w:r>
-              <w:rPr>
-                <w:sz w:val="16"/>
-                <w:szCs w:val="16"/>
-              </w:rPr>
-              <w:t xml:space="preserve">Choose</w:t>
-            </w:r>
-          </w:p>
-        </w:tc>
-        <w:tc>
-          <w:tcPr>
-            <w:tcW w:type="pct" w:w="2500"/>
-            <w:tcMar>
-              <w:top w:type="dxa" w:w="20"/>
-              <w:left w:type="dxa" w:w="80"/>
-              <w:bottom w:type="dxa" w:w="20"/>
-              <w:right w:type="dxa" w:w="80"/>
-            </w:tcMar>
-          </w:tcPr>
-          <w:p>
-            <w:pPr>
-              <w:spacing w:before="24" w:after="24"/>
-            </w:pPr>
-            <w:r>
-              <w:rPr>
-                <w:sz w:val="16"/>
-                <w:szCs w:val="16"/>
-              </w:rPr>
-              <w:t xml:space="preserve"/>
+              <w:t xml:space="preserve">10  </w:t>
+            </w:r>
+            <w:r>
+              <w:rPr>
+                <w:sz w:val="16"/>
+                <w:szCs w:val="16"/>
+              </w:rPr>
+              <w:t xml:space="preserve">Always</w:t>
             </w:r>
           </w:p>
         </w:tc>
@@ -4649,7 +4417,7 @@
           <w:sz w:val="19"/>
           <w:szCs w:val="19"/>
         </w:rPr>
-        <w:t xml:space="preserve">The </w:t>
+        <w:t xml:space="preserve">The intercept a is the estimated fixed cost for the </w:t>
       </w:r>
       <w:r>
         <w:rPr>
@@ -4681,7 +4449,21 @@
           <w:sz w:val="19"/>
           <w:szCs w:val="19"/>
         </w:rPr>
-        <w:t xml:space="preserve"> a is the estimated fixed cost for the </w:t>
+        <w:t xml:space="preserve">. </w:t>
+      </w:r>
+      <w:r>
+        <w:rPr>
+          <w:sz w:val="19"/>
+          <w:szCs w:val="19"/>
+        </w:rPr>
+        <w:t xml:space="preserve">The slope b is the variable cost for each extra unit of activity. </w:t>
+      </w:r>
+      <w:r>
+        <w:rPr>
+          <w:sz w:val="19"/>
+          <w:szCs w:val="19"/>
+        </w:rPr>
+        <w:t xml:space="preserve"/>
       </w:r>
       <w:r>
         <w:rPr>
@@ -4713,21 +4495,14 @@
           <w:sz w:val="19"/>
           <w:szCs w:val="19"/>
         </w:rPr>
-        <w:t xml:space="preserve">. </w:t>
-      </w:r>
-      <w:r>
-        <w:rPr>
-          <w:sz w:val="19"/>
-          <w:szCs w:val="19"/>
-        </w:rPr>
-        <w:t xml:space="preserve">The slope b is the variable cost for each extra unit of activity. </w:t>
-      </w:r>
-      <w:r>
-        <w:rPr>
-          <w:sz w:val="19"/>
-          <w:szCs w:val="19"/>
-        </w:rPr>
-        <w:t xml:space="preserve"/>
+        <w:t xml:space="preserve"> prints more than a and b. </w:t>
+      </w:r>
+      <w:r>
+        <w:rPr>
+          <w:sz w:val="19"/>
+          <w:szCs w:val="19"/>
+        </w:rPr>
+        <w:t xml:space="preserve">The coefficient of </w:t>
       </w:r>
       <w:r>
         <w:rPr>
@@ -4745,7 +4520,7 @@
           <w:sz w:val="19"/>
           <w:szCs w:val="19"/>
         </w:rPr>
-        <w:t xml:space="preserve">           </w:t>
+        <w:t xml:space="preserve">               </w:t>
       </w:r>
       <w:r>
         <w:rPr>
@@ -4759,14 +4534,14 @@
           <w:sz w:val="19"/>
           <w:szCs w:val="19"/>
         </w:rPr>
-        <w:t xml:space="preserve"> prints more than a and b. </w:t>
-      </w:r>
-      <w:r>
-        <w:rPr>
-          <w:sz w:val="19"/>
-          <w:szCs w:val="19"/>
-        </w:rPr>
-        <w:t xml:space="preserve">The coefficient of </w:t>
+        <w:t xml:space="preserve"> R2 shows how much of the cost variation the activity explains. </w:t>
+      </w:r>
+      <w:r>
+        <w:rPr>
+          <w:sz w:val="19"/>
+          <w:szCs w:val="19"/>
+        </w:rPr>
+        <w:t xml:space="preserve">Each coefficient has a </w:t>
       </w:r>
       <w:r>
         <w:rPr>
@@ -4784,7 +4559,7 @@
           <w:sz w:val="19"/>
           <w:szCs w:val="19"/>
         </w:rPr>
-        <w:t xml:space="preserve">               </w:t>
+        <w:t xml:space="preserve">             </w:t>
       </w:r>
       <w:r>
         <w:rPr>
@@ -4798,7 +4573,7 @@
           <w:sz w:val="19"/>
           <w:szCs w:val="19"/>
         </w:rPr>
-        <w:t xml:space="preserve"> R2 shows how much of the cost </w:t>
+        <w:t xml:space="preserve">: above about 2 means it is reliably </w:t>
       </w:r>
       <w:r>
         <w:rPr>
@@ -4830,14 +4605,7 @@
           <w:sz w:val="19"/>
           <w:szCs w:val="19"/>
         </w:rPr>
-        <w:t xml:space="preserve"> the activity explains. </w:t>
-      </w:r>
-      <w:r>
-        <w:rPr>
-          <w:sz w:val="19"/>
-          <w:szCs w:val="19"/>
-        </w:rPr>
-        <w:t xml:space="preserve">Each coefficient has a t-statistic: above about 2 means it is reliably different from zero. </w:t>
+        <w:t xml:space="preserve"> from zero. </w:t>
       </w:r>
       <w:r>
         <w:rPr>
@@ -4902,7 +4670,7 @@
                 <w:sz w:val="16"/>
                 <w:szCs w:val="16"/>
               </w:rPr>
-              <w:t xml:space="preserve">simple   ·   points   ·   t-statistic   ·   variation   ·   independent   ·   equation   ·   analysis   ·   intercept   ·   determination   ·   period   ·   Software</w:t>
+              <w:t xml:space="preserve">simple   ·   points   ·   intercept   ·   different   ·   independent   ·   equation   ·   analysis   ·   period   ·   t-statistic   ·   Software   ·   determination</w:t>
             </w:r>
           </w:p>
         </w:tc>
@@ -6502,7 +6270,7 @@
                 <w:sz w:val="16"/>
                 <w:szCs w:val="16"/>
               </w:rPr>
-              <w:t xml:space="preserve">determination</w:t>
+              <w:t xml:space="preserve">t-statistic</w:t>
             </w:r>
           </w:p>
         </w:tc>
@@ -6570,7 +6338,7 @@
                 <w:sz w:val="16"/>
                 <w:szCs w:val="16"/>
               </w:rPr>
-              <w:t xml:space="preserve">variation</w:t>
+              <w:t xml:space="preserve">different</w:t>
             </w:r>
           </w:p>
         </w:tc>
@@ -6809,7 +6577,7 @@
                 <w:sz w:val="16"/>
                 <w:szCs w:val="16"/>
               </w:rPr>
-              <w:t xml:space="preserve">intercept</w:t>
+              <w:t xml:space="preserve">period</w:t>
             </w:r>
           </w:p>
         </w:tc>
@@ -6877,7 +6645,7 @@
                 <w:sz w:val="16"/>
                 <w:szCs w:val="16"/>
               </w:rPr>
-              <w:t xml:space="preserve">period</w:t>
+              <w:t xml:space="preserve">Software</w:t>
             </w:r>
           </w:p>
         </w:tc>
@@ -6945,7 +6713,7 @@
                 <w:sz w:val="16"/>
                 <w:szCs w:val="16"/>
               </w:rPr>
-              <w:t xml:space="preserve">Software</w:t>
+              <w:t xml:space="preserve">determination</w:t>
             </w:r>
           </w:p>
         </w:tc>
@@ -7646,7 +7414,7 @@
       <w:r>
         <w:drawing>
           <wp:inline distT="0" distB="0" distL="0" distR="0">
-            <wp:extent cx="5734050" cy="1652300"/>
+            <wp:extent cx="5734050" cy="1848475"/>
             <wp:effectExtent t="0" r="0" b="0" l="0"/>
             <wp:docPr id="1" name="" descr="" title=""/>
             <wp:cNvGraphicFramePr>
@@ -7671,7 +7439,7 @@
                   <pic:spPr bwMode="auto">
                     <a:xfrm>
                       <a:off x="0" y="0"/>
-                      <a:ext cx="5734050" cy="1652300"/>
+                      <a:ext cx="5734050" cy="1848475"/>
                     </a:xfrm>
                     <a:prstGeom prst="rect">
                       <a:avLst/>
@@ -9473,7 +9241,7 @@
           <w:sz w:val="16"/>
           <w:szCs w:val="16"/>
         </w:rPr>
-        <w:t xml:space="preserve">      gaps 1–6</w:t>
+        <w:t xml:space="preserve">      gaps 1–4</w:t>
       </w:r>
     </w:p>
     <w:p>
@@ -9525,7 +9293,14 @@
           <w:sz w:val="19"/>
           <w:szCs w:val="19"/>
         </w:rPr>
-        <w:t xml:space="preserve">Each </w:t>
+        <w:t xml:space="preserve">Each coefficient is the cost per unit of its own variable, with the other variables held constant. </w:t>
+      </w:r>
+      <w:r>
+        <w:rPr>
+          <w:sz w:val="19"/>
+          <w:szCs w:val="19"/>
+        </w:rPr>
+        <w:t xml:space="preserve">Suppose Oils also </w:t>
       </w:r>
       <w:r>
         <w:rPr>
@@ -9543,7 +9318,7 @@
           <w:sz w:val="19"/>
           <w:szCs w:val="19"/>
         </w:rPr>
-        <w:t xml:space="preserve">             </w:t>
+        <w:t xml:space="preserve">           </w:t>
       </w:r>
       <w:r>
         <w:rPr>
@@ -9557,7 +9332,21 @@
           <w:sz w:val="19"/>
           <w:szCs w:val="19"/>
         </w:rPr>
-        <w:t xml:space="preserve"> is the cost per unit of its own </w:t>
+        <w:t xml:space="preserve"> the number of setups each month. </w:t>
+      </w:r>
+      <w:r>
+        <w:rPr>
+          <w:sz w:val="19"/>
+          <w:szCs w:val="19"/>
+        </w:rPr>
+        <w:t xml:space="preserve">A multiple regression might give $15,000 a month, plus $11.5 per machine hour, plus $150 per setup. </w:t>
+      </w:r>
+      <w:r>
+        <w:rPr>
+          <w:sz w:val="19"/>
+          <w:szCs w:val="19"/>
+        </w:rPr>
+        <w:t xml:space="preserve">Book 4 shows how such </w:t>
       </w:r>
       <w:r>
         <w:rPr>
@@ -9589,14 +9378,7 @@
           <w:sz w:val="19"/>
           <w:szCs w:val="19"/>
         </w:rPr>
-        <w:t xml:space="preserve">, with the other variables held constant. </w:t>
-      </w:r>
-      <w:r>
-        <w:rPr>
-          <w:sz w:val="19"/>
-          <w:szCs w:val="19"/>
-        </w:rPr>
-        <w:t xml:space="preserve"/>
+        <w:t xml:space="preserve"> are estimated and </w:t>
       </w:r>
       <w:r>
         <w:rPr>
@@ -9628,85 +9410,7 @@
           <w:sz w:val="19"/>
           <w:szCs w:val="19"/>
         </w:rPr>
-        <w:t xml:space="preserve"> Oils also records the </w:t>
-      </w:r>
-      <w:r>
-        <w:rPr>
-          <w:b/>
-          <w:bCs/>
-          <w:color w:val="8186EF"/>
-          <w:sz w:val="15"/>
-          <w:szCs w:val="15"/>
-        </w:rPr>
-        <w:t xml:space="preserve"> (5) </w:t>
-      </w:r>
-      <w:r>
-        <w:rPr>
-          <w:u w:val="single"/>
-          <w:sz w:val="19"/>
-          <w:szCs w:val="19"/>
-        </w:rPr>
-        <w:t xml:space="preserve">           </w:t>
-      </w:r>
-      <w:r>
-        <w:rPr>
-          <w:sz w:val="19"/>
-          <w:szCs w:val="19"/>
-        </w:rPr>
-        <w:t xml:space="preserve"> </w:t>
-      </w:r>
-      <w:r>
-        <w:rPr>
-          <w:sz w:val="19"/>
-          <w:szCs w:val="19"/>
-        </w:rPr>
-        <w:t xml:space="preserve"> of setups each month. </w:t>
-      </w:r>
-      <w:r>
-        <w:rPr>
-          <w:sz w:val="19"/>
-          <w:szCs w:val="19"/>
-        </w:rPr>
-        <w:t xml:space="preserve">A multiple regression might give $15,000 a month, plus $11.5 per </w:t>
-      </w:r>
-      <w:r>
-        <w:rPr>
-          <w:b/>
-          <w:bCs/>
-          <w:color w:val="8186EF"/>
-          <w:sz w:val="15"/>
-          <w:szCs w:val="15"/>
-        </w:rPr>
-        <w:t xml:space="preserve"> (6) </w:t>
-      </w:r>
-      <w:r>
-        <w:rPr>
-          <w:u w:val="single"/>
-          <w:sz w:val="19"/>
-          <w:szCs w:val="19"/>
-        </w:rPr>
-        <w:t xml:space="preserve">           </w:t>
-      </w:r>
-      <w:r>
-        <w:rPr>
-          <w:sz w:val="19"/>
-          <w:szCs w:val="19"/>
-        </w:rPr>
-        <w:t xml:space="preserve"> </w:t>
-      </w:r>
-      <w:r>
-        <w:rPr>
-          <w:sz w:val="19"/>
-          <w:szCs w:val="19"/>
-        </w:rPr>
-        <w:t xml:space="preserve"> hour, plus $150 per setup. </w:t>
-      </w:r>
-      <w:r>
-        <w:rPr>
-          <w:sz w:val="19"/>
-          <w:szCs w:val="19"/>
-        </w:rPr>
-        <w:t xml:space="preserve">Book 4 shows how such equations are estimated and tested. </w:t>
+        <w:t xml:space="preserve">. </w:t>
       </w:r>
     </w:p>
     <w:tbl>
@@ -9764,7 +9468,7 @@
                 <w:sz w:val="16"/>
                 <w:szCs w:val="16"/>
               </w:rPr>
-              <w:t xml:space="preserve">Suppose   ·   machine   ·   number   ·   equations   ·   variable   ·   independent   ·   coefficient</w:t>
+              <w:t xml:space="preserve">equations   ·   tested   ·   variables   ·   independent   ·   records</w:t>
             </w:r>
           </w:p>
         </w:tc>
@@ -9972,7 +9676,7 @@
                 <w:sz w:val="14"/>
                 <w:szCs w:val="14"/>
               </w:rPr>
-              <w:t xml:space="preserve">(7)</w:t>
+              <w:t xml:space="preserve">(5)</w:t>
             </w:r>
           </w:p>
         </w:tc>
@@ -10194,7 +9898,7 @@
                 <w:sz w:val="14"/>
                 <w:szCs w:val="14"/>
               </w:rPr>
-              <w:t xml:space="preserve">(8)</w:t>
+              <w:t xml:space="preserve">(6)</w:t>
             </w:r>
           </w:p>
         </w:tc>
@@ -10269,7 +9973,7 @@
                 <w:sz w:val="14"/>
                 <w:szCs w:val="14"/>
               </w:rPr>
-              <w:t xml:space="preserve">(9)</w:t>
+              <w:t xml:space="preserve">(7)</w:t>
             </w:r>
           </w:p>
         </w:tc>
@@ -10331,7 +10035,7 @@
                 <w:sz w:val="16"/>
                 <w:szCs w:val="16"/>
               </w:rPr>
-              <w:t xml:space="preserve">Share of variation explained by both drivers   ·   Variable cost per machine hour, holding setups constant   ·   15,000 + 11.5 × 3,200 + 150 × 20   ·   Fixed cost per month (with both drivers in the model)</w:t>
+              <w:t xml:space="preserve">Share of variation explained by both drivers   ·   Cost per setup, holding machine hours constant   ·   15,000 + 11.5 × 3,200 + 150 × 20   ·   Fixed cost per month (with both drivers in the model)</w:t>
             </w:r>
           </w:p>
         </w:tc>
@@ -10358,7 +10062,7 @@
           <w:sz w:val="16"/>
           <w:szCs w:val="16"/>
         </w:rPr>
-        <w:t xml:space="preserve">      gaps 10–13</w:t>
+        <w:t xml:space="preserve">      gaps 8–11</w:t>
       </w:r>
     </w:p>
     <w:p>
@@ -10381,7 +10085,7 @@
           <w:sz w:val="15"/>
           <w:szCs w:val="15"/>
         </w:rPr>
-        <w:t xml:space="preserve"> (10) </w:t>
+        <w:t xml:space="preserve"> (8) </w:t>
       </w:r>
       <w:r>
         <w:rPr>
@@ -10413,7 +10117,7 @@
           <w:sz w:val="15"/>
           <w:szCs w:val="15"/>
         </w:rPr>
-        <w:t xml:space="preserve"> (11) </w:t>
+        <w:t xml:space="preserve"> (9) </w:t>
       </w:r>
       <w:r>
         <w:rPr>
@@ -10442,7 +10146,7 @@
           <w:sz w:val="19"/>
           <w:szCs w:val="19"/>
         </w:rPr>
-        <w:t xml:space="preserve">In the example, R2 rises from 0.987 to 0.992, and each </w:t>
+        <w:t xml:space="preserve">In the example, R2 rises from 0.987 to 0.992, and each coefficient </w:t>
       </w:r>
       <w:r>
         <w:rPr>
@@ -10452,7 +10156,7 @@
           <w:sz w:val="15"/>
           <w:szCs w:val="15"/>
         </w:rPr>
-        <w:t xml:space="preserve"> (12) </w:t>
+        <w:t xml:space="preserve"> (10) </w:t>
       </w:r>
       <w:r>
         <w:rPr>
@@ -10460,7 +10164,7 @@
           <w:sz w:val="19"/>
           <w:szCs w:val="19"/>
         </w:rPr>
-        <w:t xml:space="preserve">             </w:t>
+        <w:t xml:space="preserve">           </w:t>
       </w:r>
       <w:r>
         <w:rPr>
@@ -10474,7 +10178,7 @@
           <w:sz w:val="19"/>
           <w:szCs w:val="19"/>
         </w:rPr>
-        <w:t xml:space="preserve"> should still pass its </w:t>
+        <w:t xml:space="preserve"> still pass its </w:t>
       </w:r>
       <w:r>
         <w:rPr>
@@ -10484,7 +10188,7 @@
           <w:sz w:val="15"/>
           <w:szCs w:val="15"/>
         </w:rPr>
-        <w:t xml:space="preserve"> (13) </w:t>
+        <w:t xml:space="preserve"> (11) </w:t>
       </w:r>
       <w:r>
         <w:rPr>
@@ -10571,7 +10275,7 @@
                 <w:sz w:val="16"/>
                 <w:szCs w:val="16"/>
               </w:rPr>
-              <w:t xml:space="preserve">coefficient   ·   intercept   ·   second   ·   improves   ·   t-test</w:t>
+              <w:t xml:space="preserve">should   ·   intercept   ·   second   ·   improves   ·   t-test</w:t>
             </w:r>
           </w:p>
         </w:tc>
@@ -11002,14 +10706,14 @@
                 <w:sz w:val="16"/>
                 <w:szCs w:val="16"/>
               </w:rPr>
-              <w:t xml:space="preserve">9  </w:t>
-            </w:r>
-            <w:r>
-              <w:rPr>
-                <w:sz w:val="16"/>
-                <w:szCs w:val="16"/>
-              </w:rPr>
-              <w:t xml:space="preserve">15,000 + 11.5 × 3,200 + 150 × 20</w:t>
+              <w:t xml:space="preserve">8  </w:t>
+            </w:r>
+            <w:r>
+              <w:rPr>
+                <w:sz w:val="16"/>
+                <w:szCs w:val="16"/>
+              </w:rPr>
+              <w:t xml:space="preserve">second</w:t>
             </w:r>
           </w:p>
         </w:tc>
@@ -11044,7 +10748,7 @@
                 <w:sz w:val="16"/>
                 <w:szCs w:val="16"/>
               </w:rPr>
-              <w:t xml:space="preserve">coefficient</w:t>
+              <w:t xml:space="preserve">records</w:t>
             </w:r>
           </w:p>
         </w:tc>
@@ -11070,14 +10774,14 @@
                 <w:sz w:val="16"/>
                 <w:szCs w:val="16"/>
               </w:rPr>
-              <w:t xml:space="preserve">10  </w:t>
-            </w:r>
-            <w:r>
-              <w:rPr>
-                <w:sz w:val="16"/>
-                <w:szCs w:val="16"/>
-              </w:rPr>
-              <w:t xml:space="preserve">second</w:t>
+              <w:t xml:space="preserve">9  </w:t>
+            </w:r>
+            <w:r>
+              <w:rPr>
+                <w:sz w:val="16"/>
+                <w:szCs w:val="16"/>
+              </w:rPr>
+              <w:t xml:space="preserve">improves</w:t>
             </w:r>
           </w:p>
         </w:tc>
@@ -11112,7 +10816,7 @@
                 <w:sz w:val="16"/>
                 <w:szCs w:val="16"/>
               </w:rPr>
-              <w:t xml:space="preserve">variable</w:t>
+              <w:t xml:space="preserve">equations</w:t>
             </w:r>
           </w:p>
         </w:tc>
@@ -11138,14 +10842,14 @@
                 <w:sz w:val="16"/>
                 <w:szCs w:val="16"/>
               </w:rPr>
-              <w:t xml:space="preserve">11  </w:t>
-            </w:r>
-            <w:r>
-              <w:rPr>
-                <w:sz w:val="16"/>
-                <w:szCs w:val="16"/>
-              </w:rPr>
-              <w:t xml:space="preserve">improves</w:t>
+              <w:t xml:space="preserve">10  </w:t>
+            </w:r>
+            <w:r>
+              <w:rPr>
+                <w:sz w:val="16"/>
+                <w:szCs w:val="16"/>
+              </w:rPr>
+              <w:t xml:space="preserve">should</w:t>
             </w:r>
           </w:p>
         </w:tc>
@@ -11180,7 +10884,7 @@
                 <w:sz w:val="16"/>
                 <w:szCs w:val="16"/>
               </w:rPr>
-              <w:t xml:space="preserve">Suppose</w:t>
+              <w:t xml:space="preserve">tested</w:t>
             </w:r>
           </w:p>
         </w:tc>
@@ -11206,14 +10910,14 @@
                 <w:sz w:val="16"/>
                 <w:szCs w:val="16"/>
               </w:rPr>
-              <w:t xml:space="preserve">12  </w:t>
-            </w:r>
-            <w:r>
-              <w:rPr>
-                <w:sz w:val="16"/>
-                <w:szCs w:val="16"/>
-              </w:rPr>
-              <w:t xml:space="preserve">coefficient</w:t>
+              <w:t xml:space="preserve">11  </w:t>
+            </w:r>
+            <w:r>
+              <w:rPr>
+                <w:sz w:val="16"/>
+                <w:szCs w:val="16"/>
+              </w:rPr>
+              <w:t xml:space="preserve">t-test</w:t>
             </w:r>
           </w:p>
         </w:tc>
@@ -11248,7 +10952,7 @@
                 <w:sz w:val="16"/>
                 <w:szCs w:val="16"/>
               </w:rPr>
-              <w:t xml:space="preserve">number</w:t>
+              <w:t xml:space="preserve">Fixed cost per month (with both drivers in the model)</w:t>
             </w:r>
           </w:p>
         </w:tc>
@@ -11274,14 +10978,14 @@
                 <w:sz w:val="16"/>
                 <w:szCs w:val="16"/>
               </w:rPr>
-              <w:t xml:space="preserve">13  </w:t>
-            </w:r>
-            <w:r>
-              <w:rPr>
-                <w:sz w:val="16"/>
-                <w:szCs w:val="16"/>
-              </w:rPr>
-              <w:t xml:space="preserve">t-test</w:t>
+              <w:t xml:space="preserve">12  </w:t>
+            </w:r>
+            <w:r>
+              <w:rPr>
+                <w:sz w:val="16"/>
+                <w:szCs w:val="16"/>
+              </w:rPr>
+              <w:t xml:space="preserve">dependent variable</w:t>
             </w:r>
           </w:p>
         </w:tc>
@@ -11316,7 +11020,7 @@
                 <w:sz w:val="16"/>
                 <w:szCs w:val="16"/>
               </w:rPr>
-              <w:t xml:space="preserve">machine</w:t>
+              <w:t xml:space="preserve">Share of variation explained by both drivers</w:t>
             </w:r>
           </w:p>
         </w:tc>
@@ -11342,14 +11046,14 @@
                 <w:sz w:val="16"/>
                 <w:szCs w:val="16"/>
               </w:rPr>
-              <w:t xml:space="preserve">14  </w:t>
-            </w:r>
-            <w:r>
-              <w:rPr>
-                <w:sz w:val="16"/>
-                <w:szCs w:val="16"/>
-              </w:rPr>
-              <w:t xml:space="preserve">dependent variable</w:t>
+              <w:t xml:space="preserve">13  </w:t>
+            </w:r>
+            <w:r>
+              <w:rPr>
+                <w:sz w:val="16"/>
+                <w:szCs w:val="16"/>
+              </w:rPr>
+              <w:t xml:space="preserve">multiple regression</w:t>
             </w:r>
           </w:p>
         </w:tc>
@@ -11384,75 +11088,7 @@
                 <w:sz w:val="16"/>
                 <w:szCs w:val="16"/>
               </w:rPr>
-              <w:t xml:space="preserve">Fixed cost per month (with both drivers in the model)</w:t>
-            </w:r>
-          </w:p>
-        </w:tc>
-        <w:tc>
-          <w:tcPr>
-            <w:tcW w:type="pct" w:w="2500"/>
-            <w:tcMar>
-              <w:top w:type="dxa" w:w="20"/>
-              <w:left w:type="dxa" w:w="80"/>
-              <w:bottom w:type="dxa" w:w="20"/>
-              <w:right w:type="dxa" w:w="80"/>
-            </w:tcMar>
-          </w:tcPr>
-          <w:p>
-            <w:pPr>
-              <w:spacing w:before="12" w:after="12"/>
-            </w:pPr>
-            <w:r>
-              <w:rPr>
-                <w:b/>
-                <w:bCs/>
-                <w:color w:val="8186EF"/>
-                <w:sz w:val="16"/>
-                <w:szCs w:val="16"/>
-              </w:rPr>
-              <w:t xml:space="preserve">15  </w:t>
-            </w:r>
-            <w:r>
-              <w:rPr>
-                <w:sz w:val="16"/>
-                <w:szCs w:val="16"/>
-              </w:rPr>
-              <w:t xml:space="preserve">multiple regression</w:t>
-            </w:r>
-          </w:p>
-        </w:tc>
-      </w:tr>
-      <w:tr>
-        <w:tc>
-          <w:tcPr>
-            <w:tcW w:type="pct" w:w="2500"/>
-            <w:tcMar>
-              <w:top w:type="dxa" w:w="20"/>
-              <w:left w:type="dxa" w:w="80"/>
-              <w:bottom w:type="dxa" w:w="20"/>
-              <w:right w:type="dxa" w:w="80"/>
-            </w:tcMar>
-          </w:tcPr>
-          <w:p>
-            <w:pPr>
-              <w:spacing w:before="12" w:after="12"/>
-            </w:pPr>
-            <w:r>
-              <w:rPr>
-                <w:b/>
-                <w:bCs/>
-                <w:color w:val="8186EF"/>
-                <w:sz w:val="16"/>
-                <w:szCs w:val="16"/>
-              </w:rPr>
-              <w:t xml:space="preserve">8  </w:t>
-            </w:r>
-            <w:r>
-              <w:rPr>
-                <w:sz w:val="16"/>
-                <w:szCs w:val="16"/>
-              </w:rPr>
-              <w:t xml:space="preserve">Share of variation explained by both drivers</w:t>
+              <w:t xml:space="preserve">15,000 + 11.5 × 3,200 + 150 × 20</w:t>
             </w:r>
           </w:p>
         </w:tc>
@@ -11649,7 +11285,7 @@
           <w:sz w:val="16"/>
           <w:szCs w:val="16"/>
         </w:rPr>
-        <w:t xml:space="preserve">      gaps 1–9</w:t>
+        <w:t xml:space="preserve">      gaps 1–8</w:t>
       </w:r>
     </w:p>
     <w:p>
@@ -11662,7 +11298,14 @@
           <w:sz w:val="19"/>
           <w:szCs w:val="19"/>
         </w:rPr>
-        <w:t xml:space="preserve">This example runs both methods on the full 24 </w:t>
+        <w:t xml:space="preserve">This example runs both methods on the full 24 months of Oils data and turns the result into the 2027 budget. </w:t>
+      </w:r>
+      <w:r>
+        <w:rPr>
+          <w:sz w:val="19"/>
+          <w:szCs w:val="19"/>
+        </w:rPr>
+        <w:t xml:space="preserve">There are no </w:t>
       </w:r>
       <w:r>
         <w:rPr>
@@ -11694,14 +11337,14 @@
           <w:sz w:val="19"/>
           <w:szCs w:val="19"/>
         </w:rPr>
-        <w:t xml:space="preserve"> of Oils data and turns the result into the 2027 budget. </w:t>
-      </w:r>
-      <w:r>
-        <w:rPr>
-          <w:sz w:val="19"/>
-          <w:szCs w:val="19"/>
-        </w:rPr>
-        <w:t xml:space="preserve">There are no </w:t>
+        <w:t xml:space="preserve"> entries here: the output is a forecast that feeds the budget. </w:t>
+      </w:r>
+      <w:r>
+        <w:rPr>
+          <w:sz w:val="19"/>
+          <w:szCs w:val="19"/>
+        </w:rPr>
+        <w:t xml:space="preserve">Oils has </w:t>
       </w:r>
       <w:r>
         <w:rPr>
@@ -11733,14 +11376,7 @@
           <w:sz w:val="19"/>
           <w:szCs w:val="19"/>
         </w:rPr>
-        <w:t xml:space="preserve"> entries here: the output is a forecast that feeds the budget. </w:t>
-      </w:r>
-      <w:r>
-        <w:rPr>
-          <w:sz w:val="19"/>
-          <w:szCs w:val="19"/>
-        </w:rPr>
-        <w:t xml:space="preserve">Oils has monthly </w:t>
+        <w:t xml:space="preserve"> maintenance and </w:t>
       </w:r>
       <w:r>
         <w:rPr>
@@ -11758,7 +11394,7 @@
           <w:sz w:val="19"/>
           <w:szCs w:val="19"/>
         </w:rPr>
-        <w:t xml:space="preserve">             </w:t>
+        <w:t xml:space="preserve">           </w:t>
       </w:r>
       <w:r>
         <w:rPr>
@@ -11772,7 +11408,7 @@
           <w:sz w:val="19"/>
           <w:szCs w:val="19"/>
         </w:rPr>
-        <w:t xml:space="preserve"> and utilities costs for January 2025 to </w:t>
+        <w:t xml:space="preserve"> costs for January 2025 to </w:t>
       </w:r>
       <w:r>
         <w:rPr>
@@ -11818,7 +11454,7 @@
           <w:sz w:val="19"/>
           <w:szCs w:val="19"/>
         </w:rPr>
-        <w:t xml:space="preserve"/>
+        <w:t xml:space="preserve">Estimate the cost </w:t>
       </w:r>
       <w:r>
         <w:rPr>
@@ -11850,7 +11486,21 @@
           <w:sz w:val="19"/>
           <w:szCs w:val="19"/>
         </w:rPr>
-        <w:t xml:space="preserve"> the cost function with </w:t>
+        <w:t xml:space="preserve"> with high-low and with regression. </w:t>
+      </w:r>
+      <w:r>
+        <w:rPr>
+          <w:sz w:val="19"/>
+          <w:szCs w:val="19"/>
+        </w:rPr>
+        <w:t xml:space="preserve">Read the regression output. </w:t>
+      </w:r>
+      <w:r>
+        <w:rPr>
+          <w:sz w:val="19"/>
+          <w:szCs w:val="19"/>
+        </w:rPr>
+        <w:t xml:space="preserve">Forecast the month and the year, </w:t>
       </w:r>
       <w:r>
         <w:rPr>
@@ -11882,21 +11532,14 @@
           <w:sz w:val="19"/>
           <w:szCs w:val="19"/>
         </w:rPr>
-        <w:t xml:space="preserve"> and with regression. </w:t>
-      </w:r>
-      <w:r>
-        <w:rPr>
-          <w:sz w:val="19"/>
-          <w:szCs w:val="19"/>
-        </w:rPr>
-        <w:t xml:space="preserve">Read the regression output. </w:t>
-      </w:r>
-      <w:r>
-        <w:rPr>
-          <w:sz w:val="19"/>
-          <w:szCs w:val="19"/>
-        </w:rPr>
-        <w:t xml:space="preserve">Forecast the month and the year, </w:t>
+        <w:t xml:space="preserve"> the two methods, and pass the result to the budget. </w:t>
+      </w:r>
+      <w:r>
+        <w:rPr>
+          <w:sz w:val="19"/>
+          <w:szCs w:val="19"/>
+        </w:rPr>
+        <w:t xml:space="preserve"/>
       </w:r>
       <w:r>
         <w:rPr>
@@ -11928,14 +11571,7 @@
           <w:sz w:val="19"/>
           <w:szCs w:val="19"/>
         </w:rPr>
-        <w:t xml:space="preserve"> the two methods, and pass the result to the budget. </w:t>
-      </w:r>
-      <w:r>
-        <w:rPr>
-          <w:sz w:val="19"/>
-          <w:szCs w:val="19"/>
-        </w:rPr>
-        <w:t xml:space="preserve"/>
+        <w:t xml:space="preserve"> does this work, but </w:t>
       </w:r>
       <w:r>
         <w:rPr>
@@ -11946,38 +11582,6 @@
           <w:szCs w:val="15"/>
         </w:rPr>
         <w:t xml:space="preserve"> (8) </w:t>
-      </w:r>
-      <w:r>
-        <w:rPr>
-          <w:u w:val="single"/>
-          <w:sz w:val="19"/>
-          <w:szCs w:val="19"/>
-        </w:rPr>
-        <w:t xml:space="preserve">           </w:t>
-      </w:r>
-      <w:r>
-        <w:rPr>
-          <w:sz w:val="19"/>
-          <w:szCs w:val="19"/>
-        </w:rPr>
-        <w:t xml:space="preserve"> </w:t>
-      </w:r>
-      <w:r>
-        <w:rPr>
-          <w:sz w:val="19"/>
-          <w:szCs w:val="19"/>
-        </w:rPr>
-        <w:t xml:space="preserve"> does this work, but </w:t>
-      </w:r>
-      <w:r>
-        <w:rPr>
-          <w:b/>
-          <w:bCs/>
-          <w:color w:val="8186EF"/>
-          <w:sz w:val="15"/>
-          <w:szCs w:val="15"/>
-        </w:rPr>
-        <w:t xml:space="preserve"> (9) </w:t>
       </w:r>
       <w:r>
         <w:rPr>
@@ -12057,7 +11661,7 @@
                 <w:sz w:val="16"/>
                 <w:szCs w:val="16"/>
               </w:rPr>
-              <w:t xml:space="preserve">compare   ·   Estimate   ·   seeing   ·   months   ·   maintenance   ·   December   ·   high-low   ·   methods   ·   journal   ·   Software</w:t>
+              <w:t xml:space="preserve">activity   ·   journal   ·   function   ·   utilities   ·   Software   ·   compare   ·   December   ·   monthly   ·   seeing</w:t>
             </w:r>
           </w:p>
         </w:tc>
@@ -12239,7 +11843,7 @@
                 <w:sz w:val="14"/>
                 <w:szCs w:val="14"/>
               </w:rPr>
-              <w:t xml:space="preserve">(10)</w:t>
+              <w:t xml:space="preserve">(9)</w:t>
             </w:r>
           </w:p>
         </w:tc>
@@ -12292,7 +11896,7 @@
                 <w:sz w:val="14"/>
                 <w:szCs w:val="14"/>
               </w:rPr>
-              <w:t xml:space="preserve">(11)</w:t>
+              <w:t xml:space="preserve">(10)</w:t>
             </w:r>
           </w:p>
         </w:tc>
@@ -12344,7 +11948,7 @@
                 <w:sz w:val="14"/>
                 <w:szCs w:val="14"/>
               </w:rPr>
-              <w:t xml:space="preserve">(12)</w:t>
+              <w:t xml:space="preserve">(11)</w:t>
             </w:r>
           </w:p>
         </w:tc>
@@ -12445,7 +12049,7 @@
                 <w:sz w:val="14"/>
                 <w:szCs w:val="14"/>
               </w:rPr>
-              <w:t xml:space="preserve">(13)</w:t>
+              <w:t xml:space="preserve">(12)</w:t>
             </w:r>
           </w:p>
         </w:tc>
@@ -12644,7 +12248,7 @@
                 <w:sz w:val="14"/>
                 <w:szCs w:val="14"/>
               </w:rPr>
-              <w:t xml:space="preserve">(14)</w:t>
+              <w:t xml:space="preserve">(13)</w:t>
             </w:r>
           </w:p>
         </w:tc>
@@ -12697,7 +12301,7 @@
                 <w:sz w:val="14"/>
                 <w:szCs w:val="14"/>
               </w:rPr>
-              <w:t xml:space="preserve">(15)</w:t>
+              <w:t xml:space="preserve">(14)</w:t>
             </w:r>
           </w:p>
         </w:tc>
@@ -12832,7 +12436,7 @@
                 <w:sz w:val="16"/>
                 <w:szCs w:val="16"/>
               </w:rPr>
-              <w:t xml:space="preserve">Sxx = Σ(x − x̄)2   ·   Total variation SST = Σ(y − ȳ)2   ·   Sum of machine hours (Σx)   ·   Unexplained variation SSE = Σ(y − ŷ)2   ·   Oils M&amp;U forecast (whole USD)   ·   Mean machine hours (x̄)   ·   Sum of costs (Σy)</w:t>
+              <w:t xml:space="preserve">Sxx = Σ(x − x̄)2   ·   Total variation SST = Σ(y − ȳ)2   ·   Sum of machine hours (Σx)   ·   Unexplained variation SSE = Σ(y − ŷ)2   ·   R2 = 1 − SSE ÷ SST   ·   Mean machine hours (x̄)   ·   Sum of costs (Σy)</w:t>
             </w:r>
           </w:p>
         </w:tc>
@@ -12859,7 +12463,7 @@
           <w:sz w:val="16"/>
           <w:szCs w:val="16"/>
         </w:rPr>
-        <w:t xml:space="preserve">      gaps 16–21</w:t>
+        <w:t xml:space="preserve">      gaps 15–20</w:t>
       </w:r>
     </w:p>
     <w:p>
@@ -12882,7 +12486,7 @@
           <w:sz w:val="15"/>
           <w:szCs w:val="15"/>
         </w:rPr>
-        <w:t xml:space="preserve"> (16) </w:t>
+        <w:t xml:space="preserve"> (15) </w:t>
       </w:r>
       <w:r>
         <w:rPr>
@@ -12914,7 +12518,7 @@
           <w:sz w:val="15"/>
           <w:szCs w:val="15"/>
         </w:rPr>
-        <w:t xml:space="preserve"> (17) </w:t>
+        <w:t xml:space="preserve"> (16) </w:t>
       </w:r>
       <w:r>
         <w:rPr>
@@ -12943,7 +12547,7 @@
           <w:sz w:val="19"/>
           <w:szCs w:val="19"/>
         </w:rPr>
-        <w:t xml:space="preserve">The bar at 3,200 hours shows the </w:t>
+        <w:t xml:space="preserve">The bar at 3,200 hours shows the forecast plus or minus two standard </w:t>
       </w:r>
       <w:r>
         <w:rPr>
@@ -12953,7 +12557,7 @@
           <w:sz w:val="15"/>
           <w:szCs w:val="15"/>
         </w:rPr>
-        <w:t xml:space="preserve"> (18) </w:t>
+        <w:t xml:space="preserve"> (17) </w:t>
       </w:r>
       <w:r>
         <w:rPr>
@@ -12975,7 +12579,21 @@
           <w:sz w:val="19"/>
           <w:szCs w:val="19"/>
         </w:rPr>
-        <w:t xml:space="preserve"> plus or minus two </w:t>
+        <w:t xml:space="preserve">: $54,400 to $58,400. </w:t>
+      </w:r>
+      <w:r>
+        <w:rPr>
+          <w:sz w:val="19"/>
+          <w:szCs w:val="19"/>
+        </w:rPr>
+        <w:t xml:space="preserve">For 2027 regression gives $676,800 and high-low gives $678,000. </w:t>
+      </w:r>
+      <w:r>
+        <w:rPr>
+          <w:sz w:val="19"/>
+          <w:szCs w:val="19"/>
+        </w:rPr>
+        <w:t xml:space="preserve"/>
       </w:r>
       <w:r>
         <w:rPr>
@@ -12985,7 +12603,7 @@
           <w:sz w:val="15"/>
           <w:szCs w:val="15"/>
         </w:rPr>
-        <w:t xml:space="preserve"> (19) </w:t>
+        <w:t xml:space="preserve"> (18) </w:t>
       </w:r>
       <w:r>
         <w:rPr>
@@ -13007,21 +12625,7 @@
           <w:sz w:val="19"/>
           <w:szCs w:val="19"/>
         </w:rPr>
-        <w:t xml:space="preserve"> errors: $54,400 to $58,400. </w:t>
-      </w:r>
-      <w:r>
-        <w:rPr>
-          <w:sz w:val="19"/>
-          <w:szCs w:val="19"/>
-        </w:rPr>
-        <w:t xml:space="preserve">For 2027 regression gives $676,800 and high-low gives $678,000. </w:t>
-      </w:r>
-      <w:r>
-        <w:rPr>
-          <w:sz w:val="19"/>
-          <w:szCs w:val="19"/>
-        </w:rPr>
-        <w:t xml:space="preserve"/>
+        <w:t xml:space="preserve"> uses the regression figure, </w:t>
       </w:r>
       <w:r>
         <w:rPr>
@@ -13031,7 +12635,7 @@
           <w:sz w:val="15"/>
           <w:szCs w:val="15"/>
         </w:rPr>
-        <w:t xml:space="preserve"> (20) </w:t>
+        <w:t xml:space="preserve"> (19) </w:t>
       </w:r>
       <w:r>
         <w:rPr>
@@ -13053,7 +12657,7 @@
           <w:sz w:val="19"/>
           <w:szCs w:val="19"/>
         </w:rPr>
-        <w:t xml:space="preserve"> uses the regression figure, because it uses all the data and passes the </w:t>
+        <w:t xml:space="preserve"> it uses all the data and passes the </w:t>
       </w:r>
       <w:r>
         <w:rPr>
@@ -13063,7 +12667,7 @@
           <w:sz w:val="15"/>
           <w:szCs w:val="15"/>
         </w:rPr>
-        <w:t xml:space="preserve"> (21) </w:t>
+        <w:t xml:space="preserve"> (20) </w:t>
       </w:r>
       <w:r>
         <w:rPr>
@@ -13150,7 +12754,7 @@
                 <w:sz w:val="16"/>
                 <w:szCs w:val="16"/>
               </w:rPr>
-              <w:t xml:space="preserve">through   ·   forecast   ·   reliability   ·   standard   ·   printed   ·   depends   ·   Orontes</w:t>
+              <w:t xml:space="preserve">through   ·   errors   ·   reliability   ·   Orontes   ·   extremes   ·   depends   ·   because</w:t>
             </w:r>
           </w:p>
         </w:tc>
@@ -13205,7 +12809,7 @@
       <w:r>
         <w:drawing>
           <wp:inline distT="0" distB="0" distL="0" distR="0">
-            <wp:extent cx="5734050" cy="1946550"/>
+            <wp:extent cx="5734050" cy="2716125"/>
             <wp:effectExtent t="0" r="0" b="0" l="0"/>
             <wp:docPr id="1" name="" descr="" title=""/>
             <wp:cNvGraphicFramePr>
@@ -13230,7 +12834,7 @@
                   <pic:spPr bwMode="auto">
                     <a:xfrm>
                       <a:off x="0" y="0"/>
-                      <a:ext cx="5734050" cy="1946550"/>
+                      <a:ext cx="5734050" cy="2716125"/>
                     </a:xfrm>
                     <a:prstGeom prst="rect">
                       <a:avLst/>
@@ -13372,7 +12976,7 @@
           <w:sz w:val="16"/>
           <w:szCs w:val="16"/>
         </w:rPr>
-        <w:t xml:space="preserve">      gaps 24–25</w:t>
+        <w:t xml:space="preserve">      gaps 23–24</w:t>
       </w:r>
     </w:p>
     <w:p>
@@ -13402,7 +13006,7 @@
           <w:sz w:val="15"/>
           <w:szCs w:val="15"/>
         </w:rPr>
-        <w:t xml:space="preserve"> (24) </w:t>
+        <w:t xml:space="preserve"> (23) </w:t>
       </w:r>
       <w:r>
         <w:rPr>
@@ -13431,7 +13035,7 @@
           <w:sz w:val="19"/>
           <w:szCs w:val="19"/>
         </w:rPr>
-        <w:t xml:space="preserve"/>
+        <w:t xml:space="preserve">Budget: </w:t>
       </w:r>
       <w:r>
         <w:rPr>
@@ -13441,7 +13045,7 @@
           <w:sz w:val="15"/>
           <w:szCs w:val="15"/>
         </w:rPr>
-        <w:t xml:space="preserve"> (25) </w:t>
+        <w:t xml:space="preserve"> (24) </w:t>
       </w:r>
       <w:r>
         <w:rPr>
@@ -13463,7 +13067,7 @@
           <w:sz w:val="19"/>
           <w:szCs w:val="19"/>
         </w:rPr>
-        <w:t xml:space="preserve">: twelve months × $18,000 + $12 × 38,400 = $676,800, the. </w:t>
+        <w:t xml:space="preserve"> months × $18,000 + $12 × 38,400 = $676,800, the. </w:t>
       </w:r>
     </w:p>
     <w:tbl>
@@ -13521,7 +13125,7 @@
                 <w:sz w:val="16"/>
                 <w:szCs w:val="16"/>
               </w:rPr>
-              <w:t xml:space="preserve">printed   ·   Budget   ·   Intercept</w:t>
+              <w:t xml:space="preserve">printed   ·   twelve   ·   Intercept</w:t>
             </w:r>
           </w:p>
         </w:tc>
@@ -13595,7 +13199,7 @@
           <w:sz w:val="16"/>
           <w:szCs w:val="16"/>
         </w:rPr>
-        <w:t xml:space="preserve">      gaps 26–29</w:t>
+        <w:t xml:space="preserve">      gaps 25–28</w:t>
       </w:r>
     </w:p>
     <w:p>
@@ -13608,7 +13212,7 @@
           <w:sz w:val="19"/>
           <w:szCs w:val="19"/>
         </w:rPr>
-        <w:t xml:space="preserve">Expect either a small data set with a high-low question, or a </w:t>
+        <w:t xml:space="preserve">Expect </w:t>
       </w:r>
       <w:r>
         <w:rPr>
@@ -13618,7 +13222,7 @@
           <w:sz w:val="15"/>
           <w:szCs w:val="15"/>
         </w:rPr>
-        <w:t xml:space="preserve"> (26) </w:t>
+        <w:t xml:space="preserve"> (25) </w:t>
       </w:r>
       <w:r>
         <w:rPr>
@@ -13640,7 +13244,7 @@
           <w:sz w:val="19"/>
           <w:szCs w:val="19"/>
         </w:rPr>
-        <w:t xml:space="preserve"> regression output with a </w:t>
+        <w:t xml:space="preserve"> a small data set with a high-low question, or a </w:t>
       </w:r>
       <w:r>
         <w:rPr>
@@ -13650,7 +13254,7 @@
           <w:sz w:val="15"/>
           <w:szCs w:val="15"/>
         </w:rPr>
-        <w:t xml:space="preserve"> (27) </w:t>
+        <w:t xml:space="preserve"> (26) </w:t>
       </w:r>
       <w:r>
         <w:rPr>
@@ -13672,7 +13276,7 @@
           <w:sz w:val="19"/>
           <w:szCs w:val="19"/>
         </w:rPr>
-        <w:t xml:space="preserve"> question. </w:t>
+        <w:t xml:space="preserve"> regression output with a forecast question. </w:t>
       </w:r>
       <w:r>
         <w:rPr>
@@ -13689,7 +13293,7 @@
           <w:sz w:val="15"/>
           <w:szCs w:val="15"/>
         </w:rPr>
-        <w:t xml:space="preserve"> (28) </w:t>
+        <w:t xml:space="preserve"> (27) </w:t>
       </w:r>
       <w:r>
         <w:rPr>
@@ -13718,7 +13322,7 @@
           <w:sz w:val="19"/>
           <w:szCs w:val="19"/>
         </w:rPr>
-        <w:t xml:space="preserve">For regression, take a and b from the </w:t>
+        <w:t xml:space="preserve">For regression, take a and b from the coefficient column, put the activity in x, and ignore R2 in the </w:t>
       </w:r>
       <w:r>
         <w:rPr>
@@ -13728,7 +13332,7 @@
           <w:sz w:val="15"/>
           <w:szCs w:val="15"/>
         </w:rPr>
-        <w:t xml:space="preserve"> (29) </w:t>
+        <w:t xml:space="preserve"> (28) </w:t>
       </w:r>
       <w:r>
         <w:rPr>
@@ -13736,7 +13340,7 @@
           <w:sz w:val="19"/>
           <w:szCs w:val="19"/>
         </w:rPr>
-        <w:t xml:space="preserve">             </w:t>
+        <w:t xml:space="preserve">            </w:t>
       </w:r>
       <w:r>
         <w:rPr>
@@ -13750,7 +13354,7 @@
           <w:sz w:val="19"/>
           <w:szCs w:val="19"/>
         </w:rPr>
-        <w:t xml:space="preserve"> column, put the activity in x, and ignore R2 in the arithmetic. </w:t>
+        <w:t xml:space="preserve">. </w:t>
       </w:r>
     </w:p>
     <w:tbl>
@@ -13808,7 +13412,7 @@
                 <w:sz w:val="16"/>
                 <w:szCs w:val="16"/>
               </w:rPr>
-              <w:t xml:space="preserve">printed   ·   coefficient   ·   extremes   ·   forecast   ·   compare</w:t>
+              <w:t xml:space="preserve">either   ·   arithmetic   ·   extremes   ·   printed   ·   standard</w:t>
             </w:r>
           </w:p>
         </w:tc>
@@ -14346,7 +13950,7 @@
                 <w:sz w:val="14"/>
                 <w:szCs w:val="14"/>
               </w:rPr>
-              <w:t xml:space="preserve">(30)</w:t>
+              <w:t xml:space="preserve">(29)</w:t>
             </w:r>
           </w:p>
         </w:tc>
@@ -14370,6 +13974,56 @@
                 <w:szCs w:val="15"/>
               </w:rPr>
               <w:t xml:space="preserve">25</w:t>
+            </w:r>
+          </w:p>
+        </w:tc>
+      </w:tr>
+      <w:tr>
+        <w:tc>
+          <w:tcPr>
+            <w:tcW w:type="pct" w:w="2600"/>
+            <w:shd w:fill="FBFAF6" w:val="clear"/>
+            <w:tcMar>
+              <w:top w:type="dxa" w:w="50"/>
+              <w:left w:type="dxa" w:w="110"/>
+              <w:bottom w:type="dxa" w:w="50"/>
+              <w:right w:type="dxa" w:w="110"/>
+            </w:tcMar>
+          </w:tcPr>
+          <w:p>
+            <w:pPr>
+              <w:spacing w:before="28" w:after="28"/>
+            </w:pPr>
+            <w:r>
+              <w:rPr>
+                <w:sz w:val="15"/>
+                <w:szCs w:val="15"/>
+              </w:rPr>
+              <w:t xml:space="preserve">R2</w:t>
+            </w:r>
+          </w:p>
+        </w:tc>
+        <w:tc>
+          <w:tcPr>
+            <w:tcW w:type="pct" w:w="2400"/>
+            <w:shd w:fill="FBFAF6" w:val="clear"/>
+            <w:tcMar>
+              <w:top w:type="dxa" w:w="50"/>
+              <w:left w:type="dxa" w:w="110"/>
+              <w:bottom w:type="dxa" w:w="50"/>
+              <w:right w:type="dxa" w:w="110"/>
+            </w:tcMar>
+          </w:tcPr>
+          <w:p>
+            <w:pPr>
+              <w:spacing w:before="28" w:after="28"/>
+            </w:pPr>
+            <w:r>
+              <w:rPr>
+                <w:sz w:val="15"/>
+                <w:szCs w:val="15"/>
+              </w:rPr>
+              <w:t xml:space="preserve">0.964</w:t>
             </w:r>
           </w:p>
         </w:tc>
@@ -14398,60 +14052,7 @@
                 <w:sz w:val="14"/>
                 <w:szCs w:val="14"/>
               </w:rPr>
-              <w:t xml:space="preserve">(31)</w:t>
-            </w:r>
-          </w:p>
-        </w:tc>
-        <w:tc>
-          <w:tcPr>
-            <w:tcW w:type="pct" w:w="2400"/>
-            <w:shd w:fill="FBFAF6" w:val="clear"/>
-            <w:tcMar>
-              <w:top w:type="dxa" w:w="50"/>
-              <w:left w:type="dxa" w:w="110"/>
-              <w:bottom w:type="dxa" w:w="50"/>
-              <w:right w:type="dxa" w:w="110"/>
-            </w:tcMar>
-          </w:tcPr>
-          <w:p>
-            <w:pPr>
-              <w:spacing w:before="28" w:after="28"/>
-            </w:pPr>
-            <w:r>
-              <w:rPr>
-                <w:sz w:val="15"/>
-                <w:szCs w:val="15"/>
-              </w:rPr>
-              <w:t xml:space="preserve">0.964</w:t>
-            </w:r>
-          </w:p>
-        </w:tc>
-      </w:tr>
-      <w:tr>
-        <w:tc>
-          <w:tcPr>
-            <w:tcW w:type="pct" w:w="2600"/>
-            <w:shd w:fill="FFFFFF" w:val="clear"/>
-            <w:tcMar>
-              <w:top w:type="dxa" w:w="50"/>
-              <w:left w:type="dxa" w:w="110"/>
-              <w:bottom w:type="dxa" w:w="50"/>
-              <w:right w:type="dxa" w:w="110"/>
-            </w:tcMar>
-          </w:tcPr>
-          <w:p>
-            <w:pPr>
-              <w:spacing w:before="46" w:after="46"/>
-            </w:pPr>
-            <w:r>
-              <w:rPr>
-                <w:b/>
-                <w:bCs/>
-                <w:color w:val="8186EF"/>
-                <w:sz w:val="14"/>
-                <w:szCs w:val="14"/>
-              </w:rPr>
-              <w:t xml:space="preserve">(32)</w:t>
+              <w:t xml:space="preserve">(30)</w:t>
             </w:r>
           </w:p>
         </w:tc>
@@ -14586,7 +14187,7 @@
                 <w:sz w:val="16"/>
                 <w:szCs w:val="16"/>
               </w:rPr>
-              <w:t xml:space="preserve">R2   ·   Coefficient on deliveries   ·   Regression output   ·   t-statistic on deliveries</w:t>
+              <w:t xml:space="preserve">Coefficient on deliveries   ·   t-statistic on deliveries   ·   High-low − regression</w:t>
             </w:r>
           </w:p>
         </w:tc>
@@ -14765,7 +14366,7 @@
       <w:r>
         <w:drawing>
           <wp:inline distT="0" distB="0" distL="0" distR="0">
-            <wp:extent cx="5734050" cy="1871100"/>
+            <wp:extent cx="5734050" cy="1976750"/>
             <wp:effectExtent t="0" r="0" b="0" l="0"/>
             <wp:docPr id="1" name="" descr="" title=""/>
             <wp:cNvGraphicFramePr>
@@ -14790,7 +14391,7 @@
                   <pic:spPr bwMode="auto">
                     <a:xfrm>
                       <a:off x="0" y="0"/>
-                      <a:ext cx="5734050" cy="1871100"/>
+                      <a:ext cx="5734050" cy="1976750"/>
                     </a:xfrm>
                     <a:prstGeom prst="rect">
                       <a:avLst/>
@@ -14858,7 +14459,7 @@
                 <w:sz w:val="16"/>
                 <w:szCs w:val="16"/>
               </w:rPr>
-              <w:t xml:space="preserve">R2   ·   Standard error of the estimate   ·   t-statistic on deliveries</w:t>
+              <w:t xml:space="preserve">R2   ·   t-statistic on deliveries   ·   Coefficient on deliveries</w:t>
             </w:r>
           </w:p>
         </w:tc>
@@ -15417,7 +15018,7 @@
                 <w:sz w:val="16"/>
                 <w:szCs w:val="16"/>
               </w:rPr>
-              <w:t xml:space="preserve">months</w:t>
+              <w:t xml:space="preserve">journal</w:t>
             </w:r>
           </w:p>
         </w:tc>
@@ -15443,14 +15044,14 @@
                 <w:sz w:val="16"/>
                 <w:szCs w:val="16"/>
               </w:rPr>
-              <w:t xml:space="preserve">20  </w:t>
-            </w:r>
-            <w:r>
-              <w:rPr>
-                <w:sz w:val="16"/>
-                <w:szCs w:val="16"/>
-              </w:rPr>
-              <w:t xml:space="preserve">Orontes</w:t>
+              <w:t xml:space="preserve">19  </w:t>
+            </w:r>
+            <w:r>
+              <w:rPr>
+                <w:sz w:val="16"/>
+                <w:szCs w:val="16"/>
+              </w:rPr>
+              <w:t xml:space="preserve">because</w:t>
             </w:r>
           </w:p>
         </w:tc>
@@ -15485,7 +15086,7 @@
                 <w:sz w:val="16"/>
                 <w:szCs w:val="16"/>
               </w:rPr>
-              <w:t xml:space="preserve">journal</w:t>
+              <w:t xml:space="preserve">monthly</w:t>
             </w:r>
           </w:p>
         </w:tc>
@@ -15511,7 +15112,7 @@
                 <w:sz w:val="16"/>
                 <w:szCs w:val="16"/>
               </w:rPr>
-              <w:t xml:space="preserve">21  </w:t>
+              <w:t xml:space="preserve">20  </w:t>
             </w:r>
             <w:r>
               <w:rPr>
@@ -15553,7 +15154,7 @@
                 <w:sz w:val="16"/>
                 <w:szCs w:val="16"/>
               </w:rPr>
-              <w:t xml:space="preserve">maintenance</w:t>
+              <w:t xml:space="preserve">utilities</w:t>
             </w:r>
           </w:p>
         </w:tc>
@@ -15579,7 +15180,7 @@
                 <w:sz w:val="16"/>
                 <w:szCs w:val="16"/>
               </w:rPr>
-              <w:t xml:space="preserve">22  </w:t>
+              <w:t xml:space="preserve">21  </w:t>
             </w:r>
             <w:r>
               <w:rPr>
@@ -15647,7 +15248,7 @@
                 <w:sz w:val="16"/>
                 <w:szCs w:val="16"/>
               </w:rPr>
-              <w:t xml:space="preserve">23  </w:t>
+              <w:t xml:space="preserve">22  </w:t>
             </w:r>
             <w:r>
               <w:rPr>
@@ -15689,7 +15290,7 @@
                 <w:sz w:val="16"/>
                 <w:szCs w:val="16"/>
               </w:rPr>
-              <w:t xml:space="preserve">Estimate</w:t>
+              <w:t xml:space="preserve">function</w:t>
             </w:r>
           </w:p>
         </w:tc>
@@ -15715,7 +15316,7 @@
                 <w:sz w:val="16"/>
                 <w:szCs w:val="16"/>
               </w:rPr>
-              <w:t xml:space="preserve">24  </w:t>
+              <w:t xml:space="preserve">23  </w:t>
             </w:r>
             <w:r>
               <w:rPr>
@@ -15757,7 +15358,7 @@
                 <w:sz w:val="16"/>
                 <w:szCs w:val="16"/>
               </w:rPr>
-              <w:t xml:space="preserve">high-low</w:t>
+              <w:t xml:space="preserve">compare</w:t>
             </w:r>
           </w:p>
         </w:tc>
@@ -15783,14 +15384,14 @@
                 <w:sz w:val="16"/>
                 <w:szCs w:val="16"/>
               </w:rPr>
-              <w:t xml:space="preserve">25  </w:t>
-            </w:r>
-            <w:r>
-              <w:rPr>
-                <w:sz w:val="16"/>
-                <w:szCs w:val="16"/>
-              </w:rPr>
-              <w:t xml:space="preserve">Budget</w:t>
+              <w:t xml:space="preserve">24  </w:t>
+            </w:r>
+            <w:r>
+              <w:rPr>
+                <w:sz w:val="16"/>
+                <w:szCs w:val="16"/>
+              </w:rPr>
+              <w:t xml:space="preserve">twelve</w:t>
             </w:r>
           </w:p>
         </w:tc>
@@ -15825,7 +15426,7 @@
                 <w:sz w:val="16"/>
                 <w:szCs w:val="16"/>
               </w:rPr>
-              <w:t xml:space="preserve">compare</w:t>
+              <w:t xml:space="preserve">Software</w:t>
             </w:r>
           </w:p>
         </w:tc>
@@ -15851,14 +15452,14 @@
                 <w:sz w:val="16"/>
                 <w:szCs w:val="16"/>
               </w:rPr>
-              <w:t xml:space="preserve">26  </w:t>
-            </w:r>
-            <w:r>
-              <w:rPr>
-                <w:sz w:val="16"/>
-                <w:szCs w:val="16"/>
-              </w:rPr>
-              <w:t xml:space="preserve">printed</w:t>
+              <w:t xml:space="preserve">25  </w:t>
+            </w:r>
+            <w:r>
+              <w:rPr>
+                <w:sz w:val="16"/>
+                <w:szCs w:val="16"/>
+              </w:rPr>
+              <w:t xml:space="preserve">either</w:t>
             </w:r>
           </w:p>
         </w:tc>
@@ -15893,7 +15494,7 @@
                 <w:sz w:val="16"/>
                 <w:szCs w:val="16"/>
               </w:rPr>
-              <w:t xml:space="preserve">Software</w:t>
+              <w:t xml:space="preserve">seeing</w:t>
             </w:r>
           </w:p>
         </w:tc>
@@ -15919,14 +15520,14 @@
                 <w:sz w:val="16"/>
                 <w:szCs w:val="16"/>
               </w:rPr>
-              <w:t xml:space="preserve">27  </w:t>
-            </w:r>
-            <w:r>
-              <w:rPr>
-                <w:sz w:val="16"/>
-                <w:szCs w:val="16"/>
-              </w:rPr>
-              <w:t xml:space="preserve">forecast</w:t>
+              <w:t xml:space="preserve">26  </w:t>
+            </w:r>
+            <w:r>
+              <w:rPr>
+                <w:sz w:val="16"/>
+                <w:szCs w:val="16"/>
+              </w:rPr>
+              <w:t xml:space="preserve">printed</w:t>
             </w:r>
           </w:p>
         </w:tc>
@@ -15961,7 +15562,7 @@
                 <w:sz w:val="16"/>
                 <w:szCs w:val="16"/>
               </w:rPr>
-              <w:t xml:space="preserve">seeing</w:t>
+              <w:t xml:space="preserve">Sum of machine hours (Σx)</w:t>
             </w:r>
           </w:p>
         </w:tc>
@@ -15987,7 +15588,7 @@
                 <w:sz w:val="16"/>
                 <w:szCs w:val="16"/>
               </w:rPr>
-              <w:t xml:space="preserve">28  </w:t>
+              <w:t xml:space="preserve">27  </w:t>
             </w:r>
             <w:r>
               <w:rPr>
@@ -16029,7 +15630,7 @@
                 <w:sz w:val="16"/>
                 <w:szCs w:val="16"/>
               </w:rPr>
-              <w:t xml:space="preserve">Sum of machine hours (Σx)</w:t>
+              <w:t xml:space="preserve">Sum of costs (Σy)</w:t>
             </w:r>
           </w:p>
         </w:tc>
@@ -16055,14 +15656,14 @@
                 <w:sz w:val="16"/>
                 <w:szCs w:val="16"/>
               </w:rPr>
-              <w:t xml:space="preserve">29  </w:t>
-            </w:r>
-            <w:r>
-              <w:rPr>
-                <w:sz w:val="16"/>
-                <w:szCs w:val="16"/>
-              </w:rPr>
-              <w:t xml:space="preserve">coefficient</w:t>
+              <w:t xml:space="preserve">28  </w:t>
+            </w:r>
+            <w:r>
+              <w:rPr>
+                <w:sz w:val="16"/>
+                <w:szCs w:val="16"/>
+              </w:rPr>
+              <w:t xml:space="preserve">arithmetic</w:t>
             </w:r>
           </w:p>
         </w:tc>
@@ -16097,7 +15698,7 @@
                 <w:sz w:val="16"/>
                 <w:szCs w:val="16"/>
               </w:rPr>
-              <w:t xml:space="preserve">Sum of costs (Σy)</w:t>
+              <w:t xml:space="preserve">Mean machine hours (x̄)</w:t>
             </w:r>
           </w:p>
         </w:tc>
@@ -16123,7 +15724,7 @@
                 <w:sz w:val="16"/>
                 <w:szCs w:val="16"/>
               </w:rPr>
-              <w:t xml:space="preserve">30  </w:t>
+              <w:t xml:space="preserve">29  </w:t>
             </w:r>
             <w:r>
               <w:rPr>
@@ -16165,7 +15766,7 @@
                 <w:sz w:val="16"/>
                 <w:szCs w:val="16"/>
               </w:rPr>
-              <w:t xml:space="preserve">Mean machine hours (x̄)</w:t>
+              <w:t xml:space="preserve">Sxx = Σ(x − x̄)2</w:t>
             </w:r>
           </w:p>
         </w:tc>
@@ -16191,14 +15792,14 @@
                 <w:sz w:val="16"/>
                 <w:szCs w:val="16"/>
               </w:rPr>
-              <w:t xml:space="preserve">31  </w:t>
-            </w:r>
-            <w:r>
-              <w:rPr>
-                <w:sz w:val="16"/>
-                <w:szCs w:val="16"/>
-              </w:rPr>
-              <w:t xml:space="preserve">R2</w:t>
+              <w:t xml:space="preserve">30  </w:t>
+            </w:r>
+            <w:r>
+              <w:rPr>
+                <w:sz w:val="16"/>
+                <w:szCs w:val="16"/>
+              </w:rPr>
+              <w:t xml:space="preserve">t-statistic on deliveries</w:t>
             </w:r>
           </w:p>
         </w:tc>
@@ -16233,7 +15834,7 @@
                 <w:sz w:val="16"/>
                 <w:szCs w:val="16"/>
               </w:rPr>
-              <w:t xml:space="preserve">Sxx = Σ(x − x̄)2</w:t>
+              <w:t xml:space="preserve">Unexplained variation SSE = Σ(y − ŷ)2</w:t>
             </w:r>
           </w:p>
         </w:tc>
@@ -16259,14 +15860,14 @@
                 <w:sz w:val="16"/>
                 <w:szCs w:val="16"/>
               </w:rPr>
-              <w:t xml:space="preserve">32  </w:t>
-            </w:r>
-            <w:r>
-              <w:rPr>
-                <w:sz w:val="16"/>
-                <w:szCs w:val="16"/>
-              </w:rPr>
-              <w:t xml:space="preserve">t-statistic on deliveries</w:t>
+              <w:t xml:space="preserve">31  </w:t>
+            </w:r>
+            <w:r>
+              <w:rPr>
+                <w:sz w:val="16"/>
+                <w:szCs w:val="16"/>
+              </w:rPr>
+              <w:t xml:space="preserve">3,600 machine hours</w:t>
             </w:r>
           </w:p>
         </w:tc>
@@ -16301,7 +15902,7 @@
                 <w:sz w:val="16"/>
                 <w:szCs w:val="16"/>
               </w:rPr>
-              <w:t xml:space="preserve">Unexplained variation SSE = Σ(y − ŷ)2</w:t>
+              <w:t xml:space="preserve">Total variation SST = Σ(y − ȳ)2</w:t>
             </w:r>
           </w:p>
         </w:tc>
@@ -16327,14 +15928,14 @@
                 <w:sz w:val="16"/>
                 <w:szCs w:val="16"/>
               </w:rPr>
-              <w:t xml:space="preserve">33  </w:t>
-            </w:r>
-            <w:r>
-              <w:rPr>
-                <w:sz w:val="16"/>
-                <w:szCs w:val="16"/>
-              </w:rPr>
-              <w:t xml:space="preserve">3,600 machine hours</w:t>
+              <w:t xml:space="preserve">32  </w:t>
+            </w:r>
+            <w:r>
+              <w:rPr>
+                <w:sz w:val="16"/>
+                <w:szCs w:val="16"/>
+              </w:rPr>
+              <w:t xml:space="preserve">5,000 machine hours</w:t>
             </w:r>
           </w:p>
         </w:tc>
@@ -16369,7 +15970,7 @@
                 <w:sz w:val="16"/>
                 <w:szCs w:val="16"/>
               </w:rPr>
-              <w:t xml:space="preserve">Total variation SST = Σ(y − ȳ)2</w:t>
+              <w:t xml:space="preserve">depends</w:t>
             </w:r>
           </w:p>
         </w:tc>
@@ -16395,14 +15996,14 @@
                 <w:sz w:val="16"/>
                 <w:szCs w:val="16"/>
               </w:rPr>
-              <w:t xml:space="preserve">34  </w:t>
-            </w:r>
-            <w:r>
-              <w:rPr>
-                <w:sz w:val="16"/>
-                <w:szCs w:val="16"/>
-              </w:rPr>
-              <w:t xml:space="preserve">5,000 machine hours</w:t>
+              <w:t xml:space="preserve">33  </w:t>
+            </w:r>
+            <w:r>
+              <w:rPr>
+                <w:sz w:val="16"/>
+                <w:szCs w:val="16"/>
+              </w:rPr>
+              <w:t xml:space="preserve">R2</w:t>
             </w:r>
           </w:p>
         </w:tc>
@@ -16437,7 +16038,7 @@
                 <w:sz w:val="16"/>
                 <w:szCs w:val="16"/>
               </w:rPr>
-              <w:t xml:space="preserve">depends</w:t>
+              <w:t xml:space="preserve">through</w:t>
             </w:r>
           </w:p>
         </w:tc>
@@ -16463,14 +16064,14 @@
                 <w:sz w:val="16"/>
                 <w:szCs w:val="16"/>
               </w:rPr>
-              <w:t xml:space="preserve">35  </w:t>
-            </w:r>
-            <w:r>
-              <w:rPr>
-                <w:sz w:val="16"/>
-                <w:szCs w:val="16"/>
-              </w:rPr>
-              <w:t xml:space="preserve">R2</w:t>
+              <w:t xml:space="preserve">34  </w:t>
+            </w:r>
+            <w:r>
+              <w:rPr>
+                <w:sz w:val="16"/>
+                <w:szCs w:val="16"/>
+              </w:rPr>
+              <w:t xml:space="preserve">t-statistic on deliveries</w:t>
             </w:r>
           </w:p>
         </w:tc>
@@ -16505,7 +16106,7 @@
                 <w:sz w:val="16"/>
                 <w:szCs w:val="16"/>
               </w:rPr>
-              <w:t xml:space="preserve">through</w:t>
+              <w:t xml:space="preserve">errors</w:t>
             </w:r>
           </w:p>
         </w:tc>
@@ -16531,14 +16132,14 @@
                 <w:sz w:val="16"/>
                 <w:szCs w:val="16"/>
               </w:rPr>
-              <w:t xml:space="preserve">36  </w:t>
-            </w:r>
-            <w:r>
-              <w:rPr>
-                <w:sz w:val="16"/>
-                <w:szCs w:val="16"/>
-              </w:rPr>
-              <w:t xml:space="preserve">Standard error of the estimate</w:t>
+              <w:t xml:space="preserve">35  </w:t>
+            </w:r>
+            <w:r>
+              <w:rPr>
+                <w:sz w:val="16"/>
+                <w:szCs w:val="16"/>
+              </w:rPr>
+              <w:t xml:space="preserve">intercept</w:t>
             </w:r>
           </w:p>
         </w:tc>
@@ -16573,7 +16174,7 @@
                 <w:sz w:val="16"/>
                 <w:szCs w:val="16"/>
               </w:rPr>
-              <w:t xml:space="preserve">forecast</w:t>
+              <w:t xml:space="preserve">Orontes</w:t>
             </w:r>
           </w:p>
         </w:tc>
@@ -16599,75 +16200,7 @@
                 <w:sz w:val="16"/>
                 <w:szCs w:val="16"/>
               </w:rPr>
-              <w:t xml:space="preserve">37  </w:t>
-            </w:r>
-            <w:r>
-              <w:rPr>
-                <w:sz w:val="16"/>
-                <w:szCs w:val="16"/>
-              </w:rPr>
-              <w:t xml:space="preserve">intercept</w:t>
-            </w:r>
-          </w:p>
-        </w:tc>
-      </w:tr>
-      <w:tr>
-        <w:tc>
-          <w:tcPr>
-            <w:tcW w:type="pct" w:w="2500"/>
-            <w:tcMar>
-              <w:top w:type="dxa" w:w="20"/>
-              <w:left w:type="dxa" w:w="80"/>
-              <w:bottom w:type="dxa" w:w="20"/>
-              <w:right w:type="dxa" w:w="80"/>
-            </w:tcMar>
-          </w:tcPr>
-          <w:p>
-            <w:pPr>
-              <w:spacing w:before="12" w:after="12"/>
-            </w:pPr>
-            <w:r>
-              <w:rPr>
-                <w:b/>
-                <w:bCs/>
-                <w:color w:val="8186EF"/>
-                <w:sz w:val="16"/>
-                <w:szCs w:val="16"/>
-              </w:rPr>
-              <w:t xml:space="preserve">19  </w:t>
-            </w:r>
-            <w:r>
-              <w:rPr>
-                <w:sz w:val="16"/>
-                <w:szCs w:val="16"/>
-              </w:rPr>
-              <w:t xml:space="preserve">standard</w:t>
-            </w:r>
-          </w:p>
-        </w:tc>
-        <w:tc>
-          <w:tcPr>
-            <w:tcW w:type="pct" w:w="2500"/>
-            <w:tcMar>
-              <w:top w:type="dxa" w:w="20"/>
-              <w:left w:type="dxa" w:w="80"/>
-              <w:bottom w:type="dxa" w:w="20"/>
-              <w:right w:type="dxa" w:w="80"/>
-            </w:tcMar>
-          </w:tcPr>
-          <w:p>
-            <w:pPr>
-              <w:spacing w:before="12" w:after="12"/>
-            </w:pPr>
-            <w:r>
-              <w:rPr>
-                <w:b/>
-                <w:bCs/>
-                <w:color w:val="8186EF"/>
-                <w:sz w:val="16"/>
-                <w:szCs w:val="16"/>
-              </w:rPr>
-              <w:t xml:space="preserve">38  </w:t>
+              <w:t xml:space="preserve">36  </w:t>
             </w:r>
             <w:r>
               <w:rPr>
